--- a/BILLEE_Rover_Control_Module_V1/PDB_Engineering_Requirements_and_Design_Guide_Rev_G.docx
+++ b/BILLEE_Rover_Control_Module_V1/PDB_Engineering_Requirements_and_Design_Guide_Rev_G.docx
@@ -2231,7 +2231,16 @@
               <w:rPr>
                 <w:sz w:val="16"/>
               </w:rPr>
-              <w:t>LTC7001EMSE#PBF</w:t>
+              <w:t>ADI LTC7001IMSE#PBF</w:t>
+            </w:r>
+            <w:r>
+              <w:rPr>
+                <w:sz w:val="16"/>
+              </w:rPr>
+              <w:br/>
+            </w:r>
+            <w:r>
+              <w:t>Check LIPO MAX vs MIN to make sure the cutoff is in range.</w:t>
             </w:r>
           </w:p>
         </w:tc>
@@ -2244,7 +2253,7 @@
               <w:rPr>
                 <w:sz w:val="16"/>
               </w:rPr>
-              <w:t>C690091</w:t>
+              <w:t>C581062</w:t>
             </w:r>
           </w:p>
         </w:tc>
@@ -2310,12 +2319,29 @@
             <w:tcW w:w="1905" w:type="dxa"/>
           </w:tcPr>
           <w:p>
+            <w:pPr>
+              <w:ind w:left="720" w:hanging="720"/>
+            </w:pPr>
             <w:r>
               <w:rPr>
                 <w:sz w:val="16"/>
               </w:rPr>
               <w:t>IPT007N06N</w:t>
             </w:r>
+            <w:r>
+              <w:rPr>
+                <w:sz w:val="16"/>
+              </w:rPr>
+              <w:br/>
+            </w:r>
+            <w:r>
+              <w:br/>
+              <w:t xml:space="preserve">Since this mosfet after about ~8v reaches its </w:t>
+            </w:r>
+            <w:r>
+              <w:lastRenderedPageBreak/>
+              <w:t>“peak” current capabilities, you can set the vcc of this to be on the 12v rail output</w:t>
+            </w:r>
           </w:p>
         </w:tc>
         <w:tc>
@@ -2327,6 +2353,7 @@
               <w:rPr>
                 <w:sz w:val="16"/>
               </w:rPr>
+              <w:lastRenderedPageBreak/>
               <w:t>C122552</w:t>
             </w:r>
           </w:p>
@@ -2633,7 +2660,6 @@
               <w:rPr>
                 <w:sz w:val="16"/>
               </w:rPr>
-              <w:lastRenderedPageBreak/>
               <w:t>Buck regulator</w:t>
             </w:r>
           </w:p>
@@ -2705,15 +2731,7 @@
               <w:br/>
             </w:r>
             <w:r>
-              <w:t xml:space="preserve">Jetson power + </w:t>
-            </w:r>
-            <w:proofErr w:type="spellStart"/>
-            <w:r>
-              <w:t>networkswitch</w:t>
-            </w:r>
-            <w:proofErr w:type="spellEnd"/>
-            <w:r>
-              <w:t xml:space="preserve"> + POE will use screw terminal blocks</w:t>
+              <w:t>Jetson power + networkswitch + POE will use screw terminal blocks</w:t>
             </w:r>
           </w:p>
         </w:tc>
@@ -3319,6 +3337,9 @@
       </w:r>
       <w:r>
         <w:br/>
+      </w:r>
+      <w:r>
+        <w:lastRenderedPageBreak/>
         <w:t>RP2350 I2C1 - local/logic telemetry bus</w:t>
       </w:r>
       <w:r>
@@ -3785,7 +3806,6 @@
               <w:rPr>
                 <w:sz w:val="16"/>
               </w:rPr>
-              <w:lastRenderedPageBreak/>
               <w:t>I2C0</w:t>
             </w:r>
           </w:p>
@@ -4956,6 +4976,7 @@
               <w:rPr>
                 <w:sz w:val="16"/>
               </w:rPr>
+              <w:lastRenderedPageBreak/>
               <w:t>GPIO15</w:t>
             </w:r>
           </w:p>
@@ -5572,7 +5593,6 @@
               <w:rPr>
                 <w:sz w:val="16"/>
               </w:rPr>
-              <w:lastRenderedPageBreak/>
               <w:t>GPIO29</w:t>
             </w:r>
           </w:p>
@@ -6428,6 +6448,7 @@
         <w:br/>
       </w:r>
       <w:r>
+        <w:lastRenderedPageBreak/>
         <w:br/>
         <w:t>gpio inputs:</w:t>
       </w:r>
@@ -6458,7 +6479,6 @@
         <w:spacing w:before="160" w:after="80"/>
       </w:pPr>
       <w:r>
-        <w:lastRenderedPageBreak/>
         <w:t>7. Connection Requirements and PCB Guidelines</w:t>
       </w:r>
     </w:p>
@@ -7158,6 +7178,7 @@
         <w:spacing w:before="160" w:after="80"/>
       </w:pPr>
       <w:r>
+        <w:lastRenderedPageBreak/>
         <w:t>8. KiCad Schematic Sheet Plan</w:t>
       </w:r>
     </w:p>
@@ -7169,8 +7190,8 @@
         <w:tblLook w:val="04A0" w:firstRow="1" w:lastRow="0" w:firstColumn="1" w:lastColumn="0" w:noHBand="0" w:noVBand="1"/>
       </w:tblPr>
       <w:tblGrid>
-        <w:gridCol w:w="2587"/>
-        <w:gridCol w:w="8141"/>
+        <w:gridCol w:w="2588"/>
+        <w:gridCol w:w="8140"/>
       </w:tblGrid>
       <w:tr>
         <w:trPr>
@@ -7223,7 +7244,13 @@
               <w:rPr>
                 <w:sz w:val="16"/>
               </w:rPr>
-              <w:t>00_TOP</w:t>
+              <w:t>00_</w:t>
+            </w:r>
+            <w:r>
+              <w:rPr>
+                <w:sz w:val="16"/>
+              </w:rPr>
+              <w:t>BILLEE_ROVER_MODULE_V1</w:t>
             </w:r>
           </w:p>
         </w:tc>
@@ -7378,7 +7405,6 @@
               <w:rPr>
                 <w:sz w:val="16"/>
               </w:rPr>
-              <w:lastRenderedPageBreak/>
               <w:t>05_LOGIC_22V</w:t>
             </w:r>
           </w:p>
@@ -8059,6 +8085,7 @@
         <w:spacing w:before="160" w:after="80"/>
       </w:pPr>
       <w:r>
+        <w:lastRenderedPageBreak/>
         <w:t>10. Validation and Bring-Up Plan</w:t>
       </w:r>
     </w:p>
@@ -8113,7 +8140,6 @@
         <w:spacing w:after="60"/>
       </w:pPr>
       <w:r>
-        <w:lastRenderedPageBreak/>
         <w:t>Verify every final enable is forced low when E-stop is pressed.</w:t>
       </w:r>
     </w:p>
@@ -8483,6 +8509,7 @@
         <w:spacing w:after="60"/>
       </w:pPr>
       <w:r>
+        <w:lastRenderedPageBreak/>
         <w:t>Firmware refuses to enable outputs when E-stop is asserted.</w:t>
       </w:r>
     </w:p>
@@ -8528,7 +8555,6 @@
         <w:spacing w:before="160" w:after="80"/>
       </w:pPr>
       <w:r>
-        <w:lastRenderedPageBreak/>
         <w:t>12. Open Verification Items</w:t>
       </w:r>
     </w:p>
@@ -8607,7 +8633,13 @@
               <w:rPr>
                 <w:sz w:val="16"/>
               </w:rPr>
-              <w:t>The screw-terminal pull-to-GND input is defined. The actual hardware that removes compute/comms power must be finalized: relay, contactor, high-side disconnect, or competition-required external disconnect.</w:t>
+              <w:t xml:space="preserve">The screw-terminal pull-to-GND input is defined. </w:t>
+            </w:r>
+            <w:r>
+              <w:rPr>
+                <w:sz w:val="16"/>
+              </w:rPr>
+              <w:t>The contact is pulled to ground but the AND gate is wired to a pull up, so when the E-STOP switch closes, all the EN lines go down.</w:t>
             </w:r>
           </w:p>
         </w:tc>
@@ -8891,18 +8923,15 @@
         </w:tc>
       </w:tr>
       <w:tr>
-        <w:tc>
-          <w:tcPr>
-            <w:tcW w:type="dxa" w:w="4629"/>
-            <w:vAlign w:val="top"/>
-          </w:tcPr>
-          <w:p>
-            <w:r>
-              <w:rPr>
-                <w:sz w:val="18"/>
-              </w:rPr>
-            </w:r>
-            <w:hyperlink r:id="rId11">
+        <w:trPr>
+          <w:jc w:val="center"/>
+        </w:trPr>
+        <w:tc>
+          <w:tcPr>
+            <w:tcW w:w="4629" w:type="dxa"/>
+          </w:tcPr>
+          <w:p>
+            <w:hyperlink r:id="rId8">
               <w:r>
                 <w:rPr>
                   <w:color w:val="0563C1"/>
@@ -8915,14 +8944,10 @@
         </w:tc>
         <w:tc>
           <w:tcPr>
-            <w:tcW w:type="dxa" w:w="6099"/>
-            <w:vAlign w:val="top"/>
-          </w:tcPr>
-          <w:p>
-            <w:r>
-              <w:rPr>
-                <w:sz w:val="18"/>
-              </w:rPr>
+            <w:tcW w:w="6099" w:type="dxa"/>
+          </w:tcPr>
+          <w:p>
+            <w:r>
               <w:t>RP2350 reference design cross-check. Use this repository to compare the custom controller sheet against known RP2350 support circuitry, including MCU schematic structure, USB, flash, crystal, SWD, BOOTSEL/RUN, and KiCad project organization before PCB routing.</w:t>
             </w:r>
           </w:p>
@@ -9177,7 +9202,7 @@
       </w:pPr>
     </w:p>
     <w:sectPr>
-      <w:footerReference w:type="default" r:id="rId8"/>
+      <w:footerReference w:type="default" r:id="rId9"/>
       <w:pgSz w:w="12240" w:h="15840"/>
       <w:pgMar w:top="792" w:right="864" w:bottom="792" w:left="864" w:header="720" w:footer="720" w:gutter="0"/>
       <w:cols w:space="720"/>

--- a/BILLEE_Rover_Control_Module_V1/PDB_Engineering_Requirements_and_Design_Guide_Rev_G.docx
+++ b/BILLEE_Rover_Control_Module_V1/PDB_Engineering_Requirements_and_Design_Guide_Rev_G.docx
@@ -129,7 +129,21 @@
               <w:rPr>
                 <w:sz w:val="16"/>
               </w:rPr>
-              <w:t>Replaced onboard RP2040/Pico concept with bare RP2350A baseline controller. Updated GPIO allocation, I2C topology, Zephyr bindings, KiCad sheet plan, and LCSC part list. Kept six drivetrain MOSFET branches and split ARM/SCIENCE rails. Removed MCP23017 from baseline.</w:t>
+              <w:t xml:space="preserve">Replaced onboard RP2040/Pico concept with bare RP2350A baseline controller. Updated GPIO allocation, I2C topology, Zephyr bindings, </w:t>
+            </w:r>
+            <w:proofErr w:type="spellStart"/>
+            <w:r>
+              <w:rPr>
+                <w:sz w:val="16"/>
+              </w:rPr>
+              <w:t>KiCad</w:t>
+            </w:r>
+            <w:proofErr w:type="spellEnd"/>
+            <w:r>
+              <w:rPr>
+                <w:sz w:val="16"/>
+              </w:rPr>
+              <w:t xml:space="preserve"> sheet plan, and LCSC part list. Kept six drivetrain MOSFET branches and split ARM/SCIENCE rails. Removed MCP23017 from baseline.</w:t>
             </w:r>
           </w:p>
         </w:tc>
@@ -218,7 +232,15 @@
         <w:spacing w:after="60"/>
       </w:pPr>
       <w:r>
-        <w:t>8. KiCad Schematic Sheet Plan</w:t>
+        <w:t xml:space="preserve">8. </w:t>
+      </w:r>
+      <w:proofErr w:type="spellStart"/>
+      <w:r>
+        <w:t>KiCad</w:t>
+      </w:r>
+      <w:proofErr w:type="spellEnd"/>
+      <w:r>
+        <w:t xml:space="preserve"> Schematic Sheet Plan</w:t>
       </w:r>
     </w:p>
     <w:p>
@@ -281,7 +303,15 @@
         <w:spacing w:after="60"/>
       </w:pPr>
       <w:r>
-        <w:t>Use Sections 2 and 3 to teach the architecture before opening KiCad.</w:t>
+        <w:t xml:space="preserve">Use Sections 2 and 3 to teach the architecture before opening </w:t>
+      </w:r>
+      <w:proofErr w:type="spellStart"/>
+      <w:r>
+        <w:t>KiCad</w:t>
+      </w:r>
+      <w:proofErr w:type="spellEnd"/>
+      <w:r>
+        <w:t>.</w:t>
       </w:r>
     </w:p>
     <w:p>
@@ -389,7 +419,15 @@
         <w:spacing w:after="60"/>
       </w:pPr>
       <w:r>
-        <w:t>The schematic shall follow the Raspberry Pi RP2350 hardware design guide and the Bronco Space Lab BLVLink hardware v2.0 reference design for RP2350 support circuitry.</w:t>
+        <w:t xml:space="preserve">The schematic shall follow the Raspberry Pi RP2350 hardware design guide and the Bronco Space Lab </w:t>
+      </w:r>
+      <w:proofErr w:type="spellStart"/>
+      <w:r>
+        <w:t>BLVLink</w:t>
+      </w:r>
+      <w:proofErr w:type="spellEnd"/>
+      <w:r>
+        <w:t xml:space="preserve"> hardware v2.0 reference design for RP2350 support circuitry.</w:t>
       </w:r>
     </w:p>
     <w:p>
@@ -781,7 +819,15 @@
         <w:spacing w:after="60"/>
       </w:pPr>
       <w:r>
-        <w:t>Each drivetrain branch shall have one dedicated native RP2350 DRIVE_EN_x GPIO.</w:t>
+        <w:t xml:space="preserve">Each drivetrain branch shall have one dedicated native RP2350 </w:t>
+      </w:r>
+      <w:proofErr w:type="spellStart"/>
+      <w:r>
+        <w:t>DRIVE_EN_x</w:t>
+      </w:r>
+      <w:proofErr w:type="spellEnd"/>
+      <w:r>
+        <w:t xml:space="preserve"> GPIO.</w:t>
       </w:r>
     </w:p>
     <w:p>
@@ -790,7 +836,15 @@
         <w:spacing w:after="60"/>
       </w:pPr>
       <w:r>
-        <w:t>Each DRIVE_EN_x signal shall pass through the GPIO buffer and E-stop gate before reaching the gate-driver input.</w:t>
+        <w:t xml:space="preserve">Each </w:t>
+      </w:r>
+      <w:proofErr w:type="spellStart"/>
+      <w:r>
+        <w:t>DRIVE_EN_x</w:t>
+      </w:r>
+      <w:proofErr w:type="spellEnd"/>
+      <w:r>
+        <w:t xml:space="preserve"> signal shall pass through the GPIO buffer and E-stop gate before reaching the gate-driver input.</w:t>
       </w:r>
     </w:p>
     <w:p>
@@ -1006,7 +1060,15 @@
         <w:spacing w:after="60"/>
       </w:pPr>
       <w:r>
-        <w:t>The GPIO buffer and AND gates shall be powered from the 3.3 V housekeeping rail.</w:t>
+        <w:t xml:space="preserve">The GPIO buffer and </w:t>
+      </w:r>
+      <w:proofErr w:type="spellStart"/>
+      <w:r>
+        <w:t>AND</w:t>
+      </w:r>
+      <w:proofErr w:type="spellEnd"/>
+      <w:r>
+        <w:t xml:space="preserve"> gates shall be powered from the 3.3 V housekeeping rail.</w:t>
       </w:r>
     </w:p>
     <w:p>
@@ -1150,7 +1212,15 @@
         <w:spacing w:after="60"/>
       </w:pPr>
       <w:r>
-        <w:t>For each branch x = 1..6:</w:t>
+        <w:t xml:space="preserve">For each branch x = </w:t>
+      </w:r>
+      <w:proofErr w:type="gramStart"/>
+      <w:r>
+        <w:t>1..</w:t>
+      </w:r>
+      <w:proofErr w:type="gramEnd"/>
+      <w:r>
+        <w:t>6:</w:t>
       </w:r>
       <w:r>
         <w:br/>
@@ -1207,15 +1277,28 @@
         <w:spacing w:after="60"/>
       </w:pPr>
       <w:r>
-        <w:t>For each branch x = 1..6:</w:t>
+        <w:t xml:space="preserve">For each branch x = </w:t>
+      </w:r>
+      <w:proofErr w:type="gramStart"/>
+      <w:r>
+        <w:t>1..</w:t>
+      </w:r>
+      <w:proofErr w:type="gramEnd"/>
+      <w:r>
+        <w:t>6:</w:t>
       </w:r>
       <w:r>
         <w:br/>
       </w:r>
       <w:r>
         <w:br/>
-        <w:t>RP2350 DRIVE_EN_x</w:t>
-      </w:r>
+        <w:t xml:space="preserve">RP2350 </w:t>
+      </w:r>
+      <w:proofErr w:type="spellStart"/>
+      <w:r>
+        <w:t>DRIVE_EN_x</w:t>
+      </w:r>
+      <w:proofErr w:type="spellEnd"/>
       <w:r>
         <w:br/>
         <w:t xml:space="preserve">   |</w:t>
@@ -2336,11 +2419,27 @@
             </w:r>
             <w:r>
               <w:br/>
-              <w:t xml:space="preserve">Since this mosfet after about ~8v reaches its </w:t>
+              <w:t xml:space="preserve">Since this </w:t>
+            </w:r>
+            <w:proofErr w:type="spellStart"/>
+            <w:r>
+              <w:t>mosfet</w:t>
+            </w:r>
+            <w:proofErr w:type="spellEnd"/>
+            <w:r>
+              <w:t xml:space="preserve"> after about ~8v reaches its </w:t>
             </w:r>
             <w:r>
               <w:lastRenderedPageBreak/>
-              <w:t>“peak” current capabilities, you can set the vcc of this to be on the 12v rail output</w:t>
+              <w:t xml:space="preserve">“peak” current capabilities, you can set the </w:t>
+            </w:r>
+            <w:proofErr w:type="spellStart"/>
+            <w:r>
+              <w:t>vcc</w:t>
+            </w:r>
+            <w:proofErr w:type="spellEnd"/>
+            <w:r>
+              <w:t xml:space="preserve"> of this to be on the 12v rail output</w:t>
             </w:r>
           </w:p>
         </w:tc>
@@ -2731,7 +2830,15 @@
               <w:br/>
             </w:r>
             <w:r>
-              <w:t>Jetson power + networkswitch + POE will use screw terminal blocks</w:t>
+              <w:t xml:space="preserve">Jetson power + </w:t>
+            </w:r>
+            <w:proofErr w:type="spellStart"/>
+            <w:r>
+              <w:t>networkswitch</w:t>
+            </w:r>
+            <w:proofErr w:type="spellEnd"/>
+            <w:r>
+              <w:t xml:space="preserve"> + POE will use screw terminal blocks</w:t>
             </w:r>
           </w:p>
         </w:tc>
@@ -3916,6 +4023,83 @@
             <w:tcW w:w="1152" w:type="dxa"/>
           </w:tcPr>
           <w:p>
+            <w:pPr>
+              <w:rPr>
+                <w:sz w:val="16"/>
+              </w:rPr>
+            </w:pPr>
+            <w:r>
+              <w:rPr>
+                <w:sz w:val="16"/>
+              </w:rPr>
+              <w:t>I2C0</w:t>
+            </w:r>
+          </w:p>
+        </w:tc>
+        <w:tc>
+          <w:tcPr>
+            <w:tcW w:w="3024" w:type="dxa"/>
+          </w:tcPr>
+          <w:p>
+            <w:pPr>
+              <w:rPr>
+                <w:sz w:val="16"/>
+              </w:rPr>
+            </w:pPr>
+            <w:r>
+              <w:rPr>
+                <w:sz w:val="16"/>
+              </w:rPr>
+              <w:t>INA780x Logic</w:t>
+            </w:r>
+          </w:p>
+        </w:tc>
+        <w:tc>
+          <w:tcPr>
+            <w:tcW w:w="1584" w:type="dxa"/>
+          </w:tcPr>
+          <w:p>
+            <w:pPr>
+              <w:rPr>
+                <w:sz w:val="16"/>
+              </w:rPr>
+            </w:pPr>
+            <w:r>
+              <w:rPr>
+                <w:sz w:val="16"/>
+              </w:rPr>
+              <w:t>0x4F</w:t>
+            </w:r>
+          </w:p>
+        </w:tc>
+        <w:tc>
+          <w:tcPr>
+            <w:tcW w:w="4896" w:type="dxa"/>
+          </w:tcPr>
+          <w:p>
+            <w:pPr>
+              <w:rPr>
+                <w:sz w:val="16"/>
+              </w:rPr>
+            </w:pPr>
+            <w:r>
+              <w:rPr>
+                <w:sz w:val="16"/>
+              </w:rPr>
+              <w:t>A1=SCL, A0=SCL</w:t>
+            </w:r>
+          </w:p>
+        </w:tc>
+      </w:tr>
+      <w:tr>
+        <w:trPr>
+          <w:jc w:val="center"/>
+        </w:trPr>
+        <w:tc>
+          <w:tcPr>
+            <w:tcW w:w="1152" w:type="dxa"/>
+          </w:tcPr>
+          <w:p>
             <w:r>
               <w:rPr>
                 <w:sz w:val="16"/>
@@ -4903,6 +5087,12 @@
               </w:rPr>
               <w:t>SPARE_EN</w:t>
             </w:r>
+            <w:r>
+              <w:rPr>
+                <w:sz w:val="16"/>
+              </w:rPr>
+              <w:t xml:space="preserve"> (NOT NEEDED)</w:t>
+            </w:r>
           </w:p>
         </w:tc>
         <w:tc>
@@ -4932,6 +5122,7 @@
               <w:rPr>
                 <w:sz w:val="16"/>
               </w:rPr>
+              <w:lastRenderedPageBreak/>
               <w:t>GPIO14</w:t>
             </w:r>
           </w:p>
@@ -4976,7 +5167,6 @@
               <w:rPr>
                 <w:sz w:val="16"/>
               </w:rPr>
-              <w:lastRenderedPageBreak/>
               <w:t>GPIO15</w:t>
             </w:r>
           </w:p>
@@ -5636,7 +5826,15 @@
         <w:spacing w:before="160" w:after="80"/>
       </w:pPr>
       <w:r>
-        <w:t>6.3 Buffer and AND Gate Channel Use</w:t>
+        <w:t xml:space="preserve">6.3 Buffer and </w:t>
+      </w:r>
+      <w:proofErr w:type="spellStart"/>
+      <w:r>
+        <w:t>AND</w:t>
+      </w:r>
+      <w:proofErr w:type="spellEnd"/>
+      <w:r>
+        <w:t xml:space="preserve"> Gate Channel Use</w:t>
       </w:r>
     </w:p>
     <w:tbl>
@@ -5712,6 +5910,7 @@
             <w:vAlign w:val="center"/>
           </w:tcPr>
           <w:p>
+            <w:proofErr w:type="gramStart"/>
             <w:r>
               <w:rPr>
                 <w:b/>
@@ -5719,6 +5918,7 @@
               </w:rPr>
               <w:t>Final destination</w:t>
             </w:r>
+            <w:proofErr w:type="gramEnd"/>
           </w:p>
         </w:tc>
       </w:tr>
@@ -6331,7 +6531,15 @@
         <w:spacing w:after="60"/>
       </w:pPr>
       <w:r>
-        <w:t>All final enable lines shall have local pulldowns so power stages default OFF when logic is unpowered.</w:t>
+        <w:t xml:space="preserve">All final enable lines shall have local </w:t>
+      </w:r>
+      <w:proofErr w:type="gramStart"/>
+      <w:r>
+        <w:t>pulldowns</w:t>
+      </w:r>
+      <w:proofErr w:type="gramEnd"/>
+      <w:r>
+        <w:t xml:space="preserve"> so power stages default OFF when logic is unpowered.</w:t>
       </w:r>
     </w:p>
     <w:p>
@@ -6399,22 +6607,53 @@
       </w:r>
       <w:r>
         <w:br/>
-        <w:t xml:space="preserve">  temp_logic     @ 0x18</w:t>
+        <w:t xml:space="preserve">  </w:t>
+      </w:r>
+      <w:proofErr w:type="spellStart"/>
+      <w:r>
+        <w:t>temp_logic</w:t>
+      </w:r>
+      <w:proofErr w:type="spellEnd"/>
+      <w:r>
+        <w:t xml:space="preserve">     @ 0x18</w:t>
       </w:r>
       <w:r>
         <w:br/>
-        <w:t xml:space="preserve">  temp_drive     @ 0x19</w:t>
+        <w:t xml:space="preserve">  </w:t>
+      </w:r>
+      <w:proofErr w:type="spellStart"/>
+      <w:r>
+        <w:t>temp_drive</w:t>
+      </w:r>
+      <w:proofErr w:type="spellEnd"/>
+      <w:r>
+        <w:t xml:space="preserve">     @ 0x19</w:t>
       </w:r>
       <w:r>
         <w:br/>
-        <w:t xml:space="preserve">  temp_arm_sci   @ 0x1A</w:t>
+        <w:t xml:space="preserve">  </w:t>
+      </w:r>
+      <w:proofErr w:type="spellStart"/>
+      <w:r>
+        <w:t>temp_arm_sci</w:t>
+      </w:r>
+      <w:proofErr w:type="spellEnd"/>
+      <w:r>
+        <w:t xml:space="preserve">   @ 0x1A</w:t>
       </w:r>
       <w:r>
         <w:br/>
       </w:r>
       <w:r>
         <w:br/>
-        <w:t>gpio outputs:</w:t>
+      </w:r>
+      <w:proofErr w:type="spellStart"/>
+      <w:r>
+        <w:t>gpio</w:t>
+      </w:r>
+      <w:proofErr w:type="spellEnd"/>
+      <w:r>
+        <w:t xml:space="preserve"> outputs:</w:t>
       </w:r>
       <w:r>
         <w:br/>
@@ -6422,56 +6661,105 @@
       </w:r>
       <w:r>
         <w:br/>
-        <w:t xml:space="preserve">  arm_en</w:t>
-      </w:r>
+        <w:t xml:space="preserve">  </w:t>
+      </w:r>
+      <w:proofErr w:type="spellStart"/>
+      <w:r>
+        <w:t>arm_en</w:t>
+      </w:r>
+      <w:proofErr w:type="spellEnd"/>
       <w:r>
         <w:br/>
-        <w:t xml:space="preserve">  science_en</w:t>
-      </w:r>
+        <w:t xml:space="preserve">  </w:t>
+      </w:r>
+      <w:proofErr w:type="spellStart"/>
+      <w:r>
+        <w:t>science_en</w:t>
+      </w:r>
+      <w:proofErr w:type="spellEnd"/>
       <w:r>
         <w:br/>
         <w:t xml:space="preserve">  aux_22_en</w:t>
       </w:r>
       <w:r>
         <w:br/>
-        <w:t xml:space="preserve">  pdb_fault_out</w:t>
-      </w:r>
+        <w:t xml:space="preserve">  </w:t>
+      </w:r>
+      <w:proofErr w:type="spellStart"/>
+      <w:r>
+        <w:t>pdb_fault_out</w:t>
+      </w:r>
+      <w:proofErr w:type="spellEnd"/>
       <w:r>
         <w:br/>
         <w:t xml:space="preserve">  tca4307_i2c0_en</w:t>
       </w:r>
       <w:r>
         <w:br/>
+      </w:r>
+      <w:r>
+        <w:lastRenderedPageBreak/>
         <w:t xml:space="preserve">  tca4307_i2c1_en</w:t>
       </w:r>
       <w:r>
         <w:br/>
       </w:r>
       <w:r>
-        <w:lastRenderedPageBreak/>
         <w:br/>
-        <w:t>gpio inputs:</w:t>
+      </w:r>
+      <w:proofErr w:type="spellStart"/>
+      <w:r>
+        <w:t>gpio</w:t>
+      </w:r>
+      <w:proofErr w:type="spellEnd"/>
+      <w:r>
+        <w:t xml:space="preserve"> inputs:</w:t>
       </w:r>
       <w:r>
         <w:br/>
-        <w:t xml:space="preserve">  e_stop_status</w:t>
-      </w:r>
+        <w:t xml:space="preserve">  </w:t>
+      </w:r>
+      <w:proofErr w:type="spellStart"/>
+      <w:r>
+        <w:t>e_stop_status</w:t>
+      </w:r>
+      <w:proofErr w:type="spellEnd"/>
       <w:r>
         <w:br/>
-        <w:t xml:space="preserve">  jetson_heartbeat_in</w:t>
-      </w:r>
+        <w:t xml:space="preserve">  </w:t>
+      </w:r>
+      <w:proofErr w:type="spellStart"/>
+      <w:r>
+        <w:t>jetson_heartbeat_in</w:t>
+      </w:r>
+      <w:proofErr w:type="spellEnd"/>
       <w:r>
         <w:br/>
-        <w:t xml:space="preserve">  drive_fault_sum_in</w:t>
-      </w:r>
+        <w:t xml:space="preserve">  </w:t>
+      </w:r>
+      <w:proofErr w:type="spellStart"/>
+      <w:r>
+        <w:t>drive_fault_sum_in</w:t>
+      </w:r>
+      <w:proofErr w:type="spellEnd"/>
       <w:r>
         <w:br/>
-        <w:t xml:space="preserve">  arm_sci_fault_sum_in</w:t>
-      </w:r>
+        <w:t xml:space="preserve">  </w:t>
+      </w:r>
+      <w:proofErr w:type="spellStart"/>
+      <w:r>
+        <w:t>arm_sci_fault_sum_in</w:t>
+      </w:r>
+      <w:proofErr w:type="spellEnd"/>
       <w:r>
         <w:br/>
-        <w:t xml:space="preserve">  logic_fault_in</w:t>
-      </w:r>
+        <w:t xml:space="preserve">  </w:t>
+      </w:r>
+      <w:proofErr w:type="spellStart"/>
+      <w:r>
+        <w:t>logic_fault_in</w:t>
+      </w:r>
+      <w:proofErr w:type="spellEnd"/>
     </w:p>
     <w:p>
       <w:pPr>
@@ -6738,8 +7026,13 @@
         <w:spacing w:before="160" w:after="80"/>
       </w:pPr>
       <w:r>
-        <w:t>7.2 Recommended Stackup</w:t>
-      </w:r>
+        <w:t xml:space="preserve">7.2 Recommended </w:t>
+      </w:r>
+      <w:proofErr w:type="spellStart"/>
+      <w:r>
+        <w:t>Stackup</w:t>
+      </w:r>
+      <w:proofErr w:type="spellEnd"/>
     </w:p>
     <w:p>
       <w:pPr>
@@ -7179,7 +7472,15 @@
       </w:pPr>
       <w:r>
         <w:lastRenderedPageBreak/>
-        <w:t>8. KiCad Schematic Sheet Plan</w:t>
+        <w:t xml:space="preserve">8. </w:t>
+      </w:r>
+      <w:proofErr w:type="spellStart"/>
+      <w:r>
+        <w:t>KiCad</w:t>
+      </w:r>
+      <w:proofErr w:type="spellEnd"/>
+      <w:r>
+        <w:t xml:space="preserve"> Schematic Sheet Plan</w:t>
       </w:r>
     </w:p>
     <w:tbl>
@@ -7639,7 +7940,15 @@
         <w:spacing w:after="60"/>
       </w:pPr>
       <w:r>
-        <w:t>Firmware shall support Zephyr on RP2350A or a custom board target derived from Raspberry Pi Pico 2 / RP2350A support.</w:t>
+        <w:t xml:space="preserve">Firmware shall support Zephyr on </w:t>
+      </w:r>
+      <w:proofErr w:type="gramStart"/>
+      <w:r>
+        <w:t>RP2350A</w:t>
+      </w:r>
+      <w:proofErr w:type="gramEnd"/>
+      <w:r>
+        <w:t xml:space="preserve"> or a custom board target derived from Raspberry Pi Pico 2 / RP2350A support.</w:t>
       </w:r>
     </w:p>
     <w:p>
@@ -8024,51 +8333,123 @@
       </w:r>
       <w:r>
         <w:br/>
-        <w:t>faults clear</w:t>
+      </w:r>
+      <w:proofErr w:type="spellStart"/>
+      <w:r>
+        <w:t>faults</w:t>
+      </w:r>
+      <w:proofErr w:type="spellEnd"/>
+      <w:r>
+        <w:t xml:space="preserve"> clear</w:t>
       </w:r>
       <w:r>
         <w:br/>
-        <w:t>rail drive1 on|off</w:t>
-      </w:r>
+        <w:t xml:space="preserve">rail drive1 </w:t>
+      </w:r>
+      <w:proofErr w:type="spellStart"/>
+      <w:r>
+        <w:t>on|off</w:t>
+      </w:r>
+      <w:proofErr w:type="spellEnd"/>
       <w:r>
         <w:br/>
-        <w:t>rail drive2 on|off</w:t>
-      </w:r>
+        <w:t xml:space="preserve">rail drive2 </w:t>
+      </w:r>
+      <w:proofErr w:type="spellStart"/>
+      <w:r>
+        <w:t>on|off</w:t>
+      </w:r>
+      <w:proofErr w:type="spellEnd"/>
       <w:r>
         <w:br/>
-        <w:t>rail drive3 on|off</w:t>
-      </w:r>
+        <w:t xml:space="preserve">rail drive3 </w:t>
+      </w:r>
+      <w:proofErr w:type="spellStart"/>
+      <w:r>
+        <w:t>on|off</w:t>
+      </w:r>
+      <w:proofErr w:type="spellEnd"/>
       <w:r>
         <w:br/>
-        <w:t>rail drive4 on|off</w:t>
-      </w:r>
+        <w:t xml:space="preserve">rail drive4 </w:t>
+      </w:r>
+      <w:proofErr w:type="spellStart"/>
+      <w:r>
+        <w:t>on|off</w:t>
+      </w:r>
+      <w:proofErr w:type="spellEnd"/>
       <w:r>
         <w:br/>
-        <w:t>rail drive5 on|off</w:t>
-      </w:r>
+        <w:t xml:space="preserve">rail drive5 </w:t>
+      </w:r>
+      <w:proofErr w:type="spellStart"/>
+      <w:r>
+        <w:t>on|off</w:t>
+      </w:r>
+      <w:proofErr w:type="spellEnd"/>
       <w:r>
         <w:br/>
-        <w:t>rail drive6 on|off</w:t>
-      </w:r>
+        <w:t xml:space="preserve">rail drive6 </w:t>
+      </w:r>
+      <w:proofErr w:type="spellStart"/>
+      <w:r>
+        <w:t>on|off</w:t>
+      </w:r>
+      <w:proofErr w:type="spellEnd"/>
       <w:r>
         <w:br/>
-        <w:t>rail drive_all on|off</w:t>
-      </w:r>
+        <w:t xml:space="preserve">rail </w:t>
+      </w:r>
+      <w:proofErr w:type="spellStart"/>
+      <w:r>
+        <w:t>drive_all</w:t>
+      </w:r>
+      <w:proofErr w:type="spellEnd"/>
+      <w:r>
+        <w:t xml:space="preserve"> </w:t>
+      </w:r>
+      <w:proofErr w:type="spellStart"/>
+      <w:r>
+        <w:t>on|off</w:t>
+      </w:r>
+      <w:proofErr w:type="spellEnd"/>
       <w:r>
         <w:br/>
-        <w:t>rail arm on|off</w:t>
-      </w:r>
+        <w:t xml:space="preserve">rail arm </w:t>
+      </w:r>
+      <w:proofErr w:type="spellStart"/>
+      <w:r>
+        <w:t>on|off</w:t>
+      </w:r>
+      <w:proofErr w:type="spellEnd"/>
       <w:r>
         <w:br/>
-        <w:t>rail science on|off</w:t>
-      </w:r>
+        <w:t xml:space="preserve">rail science </w:t>
+      </w:r>
+      <w:proofErr w:type="spellStart"/>
+      <w:r>
+        <w:t>on|off</w:t>
+      </w:r>
+      <w:proofErr w:type="spellEnd"/>
       <w:r>
         <w:br/>
-        <w:t>rail aux22 on|off</w:t>
-      </w:r>
+        <w:t xml:space="preserve">rail aux22 </w:t>
+      </w:r>
+      <w:proofErr w:type="spellStart"/>
+      <w:r>
+        <w:t>on|off</w:t>
+      </w:r>
+      <w:proofErr w:type="spellEnd"/>
       <w:r>
         <w:br/>
-        <w:t>high_power disable</w:t>
+      </w:r>
+      <w:proofErr w:type="spellStart"/>
+      <w:r>
+        <w:t>high_power</w:t>
+      </w:r>
+      <w:proofErr w:type="spellEnd"/>
+      <w:r>
+        <w:t xml:space="preserve"> disable</w:t>
       </w:r>
       <w:r>
         <w:br/>
@@ -8076,8 +8457,12 @@
       </w:r>
       <w:r>
         <w:br/>
+      </w:r>
+      <w:proofErr w:type="spellStart"/>
+      <w:r>
         <w:t>reboot_controller</w:t>
       </w:r>
+      <w:proofErr w:type="spellEnd"/>
     </w:p>
     <w:p>
       <w:pPr>
@@ -8122,7 +8507,15 @@
         <w:spacing w:after="60"/>
       </w:pPr>
       <w:r>
-        <w:t>Run GPIO self-test into buffers and AND gates with no power stages populated if possible.</w:t>
+        <w:t xml:space="preserve">Run GPIO self-test into buffers and </w:t>
+      </w:r>
+      <w:proofErr w:type="spellStart"/>
+      <w:r>
+        <w:t>AND</w:t>
+      </w:r>
+      <w:proofErr w:type="spellEnd"/>
+      <w:r>
+        <w:t xml:space="preserve"> gates with no power stages populated if possible.</w:t>
       </w:r>
     </w:p>
     <w:p>
@@ -8266,7 +8659,15 @@
         <w:spacing w:after="60"/>
       </w:pPr>
       <w:r>
-        <w:t>Every symbol exists in KiCad and matches the datasheet pinout.</w:t>
+        <w:t xml:space="preserve">Every symbol exists in </w:t>
+      </w:r>
+      <w:proofErr w:type="spellStart"/>
+      <w:r>
+        <w:t>KiCad</w:t>
+      </w:r>
+      <w:proofErr w:type="spellEnd"/>
+      <w:r>
+        <w:t xml:space="preserve"> and matches the datasheet pinout.</w:t>
       </w:r>
     </w:p>
     <w:p>
@@ -8275,7 +8676,15 @@
         <w:spacing w:after="60"/>
       </w:pPr>
       <w:r>
-        <w:t>Every footprint exists in KiCad and matches the manufacturer land pattern.</w:t>
+        <w:t xml:space="preserve">Every footprint exists in </w:t>
+      </w:r>
+      <w:proofErr w:type="spellStart"/>
+      <w:r>
+        <w:t>KiCad</w:t>
+      </w:r>
+      <w:proofErr w:type="spellEnd"/>
+      <w:r>
+        <w:t xml:space="preserve"> and matches the manufacturer land pattern.</w:t>
       </w:r>
     </w:p>
     <w:p>
@@ -8537,7 +8946,15 @@
         <w:spacing w:after="60"/>
       </w:pPr>
       <w:r>
-        <w:t>Firmware implements high_power disable command.</w:t>
+        <w:t xml:space="preserve">Firmware implements </w:t>
+      </w:r>
+      <w:proofErr w:type="spellStart"/>
+      <w:r>
+        <w:t>high_power</w:t>
+      </w:r>
+      <w:proofErr w:type="spellEnd"/>
+      <w:r>
+        <w:t xml:space="preserve"> disable command.</w:t>
       </w:r>
     </w:p>
     <w:p>
@@ -8760,7 +9177,15 @@
           </w:tcPr>
           <w:p>
             <w:r>
-              <w:t>Compare final controller sheet against Raspberry Pi official minimal design and the Bronco Space Lab BLVLink hardware v2.0 reference design before PCB routing.</w:t>
+              <w:t xml:space="preserve">Compare final controller sheet against Raspberry Pi official minimal design and the Bronco Space Lab </w:t>
+            </w:r>
+            <w:proofErr w:type="spellStart"/>
+            <w:r>
+              <w:t>BLVLink</w:t>
+            </w:r>
+            <w:proofErr w:type="spellEnd"/>
+            <w:r>
+              <w:t xml:space="preserve"> hardware v2.0 reference design before PCB routing.</w:t>
             </w:r>
           </w:p>
         </w:tc>
@@ -8937,7 +9362,23 @@
                   <w:color w:val="0563C1"/>
                   <w:u w:val="single"/>
                 </w:rPr>
-                <w:t>Bronco Space Lab BLVLink hardware v2.0 GitHub repository</w:t>
+                <w:t xml:space="preserve">Bronco Space Lab </w:t>
+              </w:r>
+              <w:proofErr w:type="spellStart"/>
+              <w:r>
+                <w:rPr>
+                  <w:color w:val="0563C1"/>
+                  <w:u w:val="single"/>
+                </w:rPr>
+                <w:t>BLVLink</w:t>
+              </w:r>
+              <w:proofErr w:type="spellEnd"/>
+              <w:r>
+                <w:rPr>
+                  <w:color w:val="0563C1"/>
+                  <w:u w:val="single"/>
+                </w:rPr>
+                <w:t xml:space="preserve"> hardware v2.0 GitHub repository</w:t>
               </w:r>
             </w:hyperlink>
           </w:p>
@@ -8948,7 +9389,15 @@
           </w:tcPr>
           <w:p>
             <w:r>
-              <w:t>RP2350 reference design cross-check. Use this repository to compare the custom controller sheet against known RP2350 support circuitry, including MCU schematic structure, USB, flash, crystal, SWD, BOOTSEL/RUN, and KiCad project organization before PCB routing.</w:t>
+              <w:t xml:space="preserve">RP2350 reference design cross-check. Use this repository to compare the custom controller sheet against known RP2350 support circuitry, including MCU schematic structure, USB, flash, crystal, SWD, BOOTSEL/RUN, and </w:t>
+            </w:r>
+            <w:proofErr w:type="spellStart"/>
+            <w:r>
+              <w:t>KiCad</w:t>
+            </w:r>
+            <w:proofErr w:type="spellEnd"/>
+            <w:r>
+              <w:t xml:space="preserve"> project organization before PCB routing.</w:t>
             </w:r>
           </w:p>
         </w:tc>
@@ -9041,7 +9490,21 @@
               <w:rPr>
                 <w:sz w:val="16"/>
               </w:rPr>
-              <w:t>MOSFET voltage, package, RDS(on), current class, gate charge.</w:t>
+              <w:t xml:space="preserve">MOSFET voltage, package, </w:t>
+            </w:r>
+            <w:proofErr w:type="gramStart"/>
+            <w:r>
+              <w:rPr>
+                <w:sz w:val="16"/>
+              </w:rPr>
+              <w:t>RDS(</w:t>
+            </w:r>
+            <w:proofErr w:type="gramEnd"/>
+            <w:r>
+              <w:rPr>
+                <w:sz w:val="16"/>
+              </w:rPr>
+              <w:t>on), current class, gate charge.</w:t>
             </w:r>
           </w:p>
         </w:tc>
@@ -9134,7 +9597,21 @@
               <w:rPr>
                 <w:sz w:val="16"/>
               </w:rPr>
-              <w:t>I2C buffer, bus recovery, hot-swap/buffering behavior.</w:t>
+              <w:t xml:space="preserve">I2C buffer, bus recovery, </w:t>
+            </w:r>
+            <w:proofErr w:type="gramStart"/>
+            <w:r>
+              <w:rPr>
+                <w:sz w:val="16"/>
+              </w:rPr>
+              <w:t>hot-swap</w:t>
+            </w:r>
+            <w:proofErr w:type="gramEnd"/>
+            <w:r>
+              <w:rPr>
+                <w:sz w:val="16"/>
+              </w:rPr>
+              <w:t>/buffering behavior.</w:t>
             </w:r>
           </w:p>
         </w:tc>
@@ -9179,8 +9656,13 @@
             <w:tcW w:w="5256" w:type="dxa"/>
           </w:tcPr>
           <w:p>
-            <w:r>
-              <w:t>Abracon ABM8-272-T3 listing</w:t>
+            <w:proofErr w:type="spellStart"/>
+            <w:r>
+              <w:t>Abracon</w:t>
+            </w:r>
+            <w:proofErr w:type="spellEnd"/>
+            <w:r>
+              <w:t xml:space="preserve"> ABM8-272-T3 listing</w:t>
             </w:r>
           </w:p>
         </w:tc>

--- a/BILLEE_Rover_Control_Module_V1/PDB_Engineering_Requirements_and_Design_Guide_Rev_G.docx
+++ b/BILLEE_Rover_Control_Module_V1/PDB_Engineering_Requirements_and_Design_Guide_Rev_G.docx
@@ -3407,6 +3407,21 @@
         <w:br/>
         <w:t xml:space="preserve">   `-- TCA4307 buffer: drivetrain + arm/science segment</w:t>
       </w:r>
+    </w:p>
+    <w:p>
+      <w:pPr>
+        <w:pStyle w:val="CodeBlock"/>
+        <w:spacing w:after="60"/>
+      </w:pPr>
+      <w:r>
+        <w:t xml:space="preserve">       </w:t>
+      </w:r>
+      <w:r>
+        <w:t xml:space="preserve">|-- INA780x </w:t>
+      </w:r>
+      <w:r>
+        <w:t>LOGIC</w:t>
+      </w:r>
       <w:r>
         <w:br/>
         <w:t xml:space="preserve">       |-- INA780x DRIVE1</w:t>
@@ -3437,6 +3452,9 @@
       </w:r>
       <w:r>
         <w:br/>
+      </w:r>
+      <w:r>
+        <w:lastRenderedPageBreak/>
         <w:t xml:space="preserve">       `-- INA780x SCIENCE</w:t>
       </w:r>
       <w:r>
@@ -3444,9 +3462,6 @@
       </w:r>
       <w:r>
         <w:br/>
-      </w:r>
-      <w:r>
-        <w:lastRenderedPageBreak/>
         <w:t>RP2350 I2C1 - local/logic telemetry bus</w:t>
       </w:r>
       <w:r>
@@ -4050,7 +4065,13 @@
               <w:rPr>
                 <w:sz w:val="16"/>
               </w:rPr>
-              <w:t>INA780x Logic</w:t>
+              <w:t xml:space="preserve">INA780x </w:t>
+            </w:r>
+            <w:r>
+              <w:rPr>
+                <w:sz w:val="16"/>
+              </w:rPr>
+              <w:t>LOGIC</w:t>
             </w:r>
           </w:p>
         </w:tc>
@@ -5028,6 +5049,7 @@
               <w:rPr>
                 <w:sz w:val="16"/>
               </w:rPr>
+              <w:lastRenderedPageBreak/>
               <w:t>GPIO12</w:t>
             </w:r>
           </w:p>
@@ -5122,7 +5144,6 @@
               <w:rPr>
                 <w:sz w:val="16"/>
               </w:rPr>
-              <w:lastRenderedPageBreak/>
               <w:t>GPIO14</w:t>
             </w:r>
           </w:p>
@@ -6683,6 +6704,9 @@
       </w:r>
       <w:r>
         <w:br/>
+      </w:r>
+      <w:r>
+        <w:lastRenderedPageBreak/>
         <w:t xml:space="preserve">  </w:t>
       </w:r>
       <w:proofErr w:type="spellStart"/>
@@ -6696,9 +6720,6 @@
       </w:r>
       <w:r>
         <w:br/>
-      </w:r>
-      <w:r>
-        <w:lastRenderedPageBreak/>
         <w:t xml:space="preserve">  tca4307_i2c1_en</w:t>
       </w:r>
       <w:r>

--- a/BILLEE_Rover_Control_Module_V1/PDB_Engineering_Requirements_and_Design_Guide_Rev_G.docx
+++ b/BILLEE_Rover_Control_Module_V1/PDB_Engineering_Requirements_and_Design_Guide_Rev_G.docx
@@ -3414,13 +3414,7 @@
         <w:spacing w:after="60"/>
       </w:pPr>
       <w:r>
-        <w:t xml:space="preserve">       </w:t>
-      </w:r>
-      <w:r>
-        <w:t xml:space="preserve">|-- INA780x </w:t>
-      </w:r>
-      <w:r>
-        <w:t>LOGIC</w:t>
+        <w:t xml:space="preserve">       |-- INA780x LOGIC</w:t>
       </w:r>
       <w:r>
         <w:br/>
@@ -4191,11 +4185,22 @@
             <w:tcW w:w="3024" w:type="dxa"/>
           </w:tcPr>
           <w:p>
+            <w:pPr>
+              <w:tabs>
+                <w:tab w:val="right" w:pos="2808"/>
+              </w:tabs>
+            </w:pPr>
             <w:r>
               <w:rPr>
                 <w:sz w:val="16"/>
               </w:rPr>
               <w:t>MCP9808 DRIVE_TEMP</w:t>
+            </w:r>
+            <w:r>
+              <w:rPr>
+                <w:sz w:val="16"/>
+              </w:rPr>
+              <w:tab/>
             </w:r>
           </w:p>
         </w:tc>

--- a/BILLEE_Rover_Control_Module_V1/PDB_Engineering_Requirements_and_Design_Guide_Rev_G.docx
+++ b/BILLEE_Rover_Control_Module_V1/PDB_Engineering_Requirements_and_Design_Guide_Rev_G.docx
@@ -1,6 +1,6 @@
 
 <file path=word/document.xml><?xml version="1.0" encoding="utf-8"?>
-<w:document xmlns:wpc="http://schemas.microsoft.com/office/word/2010/wordprocessingCanvas" xmlns:cx="http://schemas.microsoft.com/office/drawing/2014/chartex" xmlns:cx1="http://schemas.microsoft.com/office/drawing/2015/9/8/chartex" xmlns:cx2="http://schemas.microsoft.com/office/drawing/2015/10/21/chartex" xmlns:cx3="http://schemas.microsoft.com/office/drawing/2016/5/9/chartex" xmlns:cx4="http://schemas.microsoft.com/office/drawing/2016/5/10/chartex" xmlns:cx5="http://schemas.microsoft.com/office/drawing/2016/5/11/chartex" xmlns:cx6="http://schemas.microsoft.com/office/drawing/2016/5/12/chartex" xmlns:cx7="http://schemas.microsoft.com/office/drawing/2016/5/13/chartex" xmlns:cx8="http://schemas.microsoft.com/office/drawing/2016/5/14/chartex" xmlns:mc="http://schemas.openxmlformats.org/markup-compatibility/2006" xmlns:aink="http://schemas.microsoft.com/office/drawing/2016/ink" xmlns:am3d="http://schemas.microsoft.com/office/drawing/2017/model3d" xmlns:o="urn:schemas-microsoft-com:office:office" xmlns:oel="http://schemas.microsoft.com/office/2019/extlst" xmlns:r="http://schemas.openxmlformats.org/officeDocument/2006/relationships" xmlns:m="http://schemas.openxmlformats.org/officeDocument/2006/math" xmlns:v="urn:schemas-microsoft-com:vml" xmlns:wp14="http://schemas.microsoft.com/office/word/2010/wordprocessingDrawing" xmlns:wp="http://schemas.openxmlformats.org/drawingml/2006/wordprocessingDrawing" xmlns:w10="urn:schemas-microsoft-com:office:word" xmlns:w="http://schemas.openxmlformats.org/wordprocessingml/2006/main" xmlns:w14="http://schemas.microsoft.com/office/word/2010/wordml" xmlns:w15="http://schemas.microsoft.com/office/word/2012/wordml" xmlns:w16cex="http://schemas.microsoft.com/office/word/2018/wordml/cex" xmlns:w16cid="http://schemas.microsoft.com/office/word/2016/wordml/cid" xmlns:w16="http://schemas.microsoft.com/office/word/2018/wordml" xmlns:w16du="http://schemas.microsoft.com/office/word/2023/wordml/word16du" xmlns:w16sdtdh="http://schemas.microsoft.com/office/word/2020/wordml/sdtdatahash" xmlns:w16sdtfl="http://schemas.microsoft.com/office/word/2024/wordml/sdtformatlock" xmlns:w16se="http://schemas.microsoft.com/office/word/2015/wordml/symex" xmlns:wpg="http://schemas.microsoft.com/office/word/2010/wordprocessingGroup" xmlns:wpi="http://schemas.microsoft.com/office/word/2010/wordprocessingInk" xmlns:wne="http://schemas.microsoft.com/office/word/2006/wordml" xmlns:wps="http://schemas.microsoft.com/office/word/2010/wordprocessingShape" mc:Ignorable="w14 w15 w16se w16cid w16 w16cex w16sdtdh w16sdtfl w16du wp14">
+<w:document xmlns:wpc="http://schemas.microsoft.com/office/word/2010/wordprocessingCanvas" xmlns:cx="http://schemas.microsoft.com/office/drawing/2014/chartex" xmlns:cx1="http://schemas.microsoft.com/office/drawing/2015/9/8/chartex" xmlns:cx2="http://schemas.microsoft.com/office/drawing/2015/10/21/chartex" xmlns:cx3="http://schemas.microsoft.com/office/drawing/2016/5/9/chartex" xmlns:cx4="http://schemas.microsoft.com/office/drawing/2016/5/10/chartex" xmlns:cx5="http://schemas.microsoft.com/office/drawing/2016/5/11/chartex" xmlns:cx6="http://schemas.microsoft.com/office/drawing/2016/5/12/chartex" xmlns:cx7="http://schemas.microsoft.com/office/drawing/2016/5/13/chartex" xmlns:cx8="http://schemas.microsoft.com/office/drawing/2016/5/14/chartex" xmlns:mc="http://schemas.openxmlformats.org/markup-compatibility/2006" xmlns:aink="http://schemas.microsoft.com/office/drawing/2016/ink" xmlns:am3d="http://schemas.microsoft.com/office/drawing/2017/model3d" xmlns:o="urn:schemas-microsoft-com:office:office" xmlns:oel="http://schemas.microsoft.com/office/2019/extlst" xmlns:r="http://schemas.openxmlformats.org/officeDocument/2006/relationships" xmlns:m="http://schemas.openxmlformats.org/officeDocument/2006/math" xmlns:v="urn:schemas-microsoft-com:vml" xmlns:wp14="http://schemas.microsoft.com/office/word/2010/wordprocessingDrawing" xmlns:wp="http://schemas.openxmlformats.org/drawingml/2006/wordprocessingDrawing" xmlns:w10="urn:schemas-microsoft-com:office:word" xmlns:w="http://schemas.openxmlformats.org/wordprocessingml/2006/main" xmlns:w14="http://schemas.microsoft.com/office/word/2010/wordml" xmlns:w15="http://schemas.microsoft.com/office/word/2012/wordml" xmlns:w16cei="http://schemas.microsoft.com/office/word/2026/wordml/cei" xmlns:w16cex="http://schemas.microsoft.com/office/word/2018/wordml/cex" xmlns:w16cid="http://schemas.microsoft.com/office/word/2016/wordml/cid" xmlns:w16="http://schemas.microsoft.com/office/word/2018/wordml" xmlns:w16du="http://schemas.microsoft.com/office/word/2023/wordml/word16du" xmlns:w16sdtdh="http://schemas.microsoft.com/office/word/2020/wordml/sdtdatahash" xmlns:w16sdtfl="http://schemas.microsoft.com/office/word/2024/wordml/sdtformatlock" xmlns:w16se="http://schemas.microsoft.com/office/word/2015/wordml/symex" xmlns:wpg="http://schemas.microsoft.com/office/word/2010/wordprocessingGroup" xmlns:wpi="http://schemas.microsoft.com/office/word/2010/wordprocessingInk" xmlns:wne="http://schemas.microsoft.com/office/word/2006/wordml" xmlns:wps="http://schemas.microsoft.com/office/word/2010/wordprocessingShape" mc:Ignorable="w14 w15 w16se w16cid w16 w16cex w16sdtdh w16sdtfl w16du wp14">
   <w:body>
     <w:p>
       <w:pPr>
@@ -1136,17 +1136,28 @@
         <w:br/>
         <w:t>|   |-- always-on protected/regulator path -&gt; Jetson output</w:t>
       </w:r>
+    </w:p>
+    <w:p>
+      <w:pPr>
+        <w:pStyle w:val="CodeBlock"/>
+        <w:spacing w:after="60"/>
+      </w:pPr>
+      <w:r>
+        <w:t>|   |-- breaking off from before Jetson regulator -&gt; 22.2V output for POE</w:t>
+      </w:r>
       <w:r>
         <w:br/>
-        <w:t>|   |-- always-on protected/regulator path -&gt; network switch output</w:t>
+        <w:t>|   |-- always-on 12 V regulator path</w:t>
+      </w:r>
+      <w:r>
+        <w:t xml:space="preserve"> -&gt; Network switch + Aux</w:t>
+      </w:r>
+      <w:r>
+        <w:t>, 10 W load</w:t>
       </w:r>
       <w:r>
         <w:br/>
-        <w:t>|   |-- always-on 12 V regulator path -&gt; POE/antenna output, 10 W load</w:t>
-      </w:r>
-      <w:r>
-        <w:br/>
-        <w:t>|   `-- RP2350-controlled AUX_22 output</w:t>
+        <w:t xml:space="preserve">|  </w:t>
       </w:r>
       <w:r>
         <w:br/>
@@ -2493,6 +2504,119 @@
                 <w:sz w:val="16"/>
               </w:rPr>
               <w:t>One per drivetrain branch, ARM rail, and SCIENCE rail.</w:t>
+            </w:r>
+          </w:p>
+        </w:tc>
+      </w:tr>
+      <w:tr>
+        <w:trPr>
+          <w:jc w:val="center"/>
+        </w:trPr>
+        <w:tc>
+          <w:tcPr>
+            <w:tcW w:w="1744" w:type="dxa"/>
+          </w:tcPr>
+          <w:p>
+            <w:pPr>
+              <w:rPr>
+                <w:sz w:val="16"/>
+              </w:rPr>
+            </w:pPr>
+            <w:r>
+              <w:rPr>
+                <w:sz w:val="16"/>
+              </w:rPr>
+              <w:t>Schottky Diode</w:t>
+            </w:r>
+          </w:p>
+        </w:tc>
+        <w:tc>
+          <w:tcPr>
+            <w:tcW w:w="1905" w:type="dxa"/>
+          </w:tcPr>
+          <w:p>
+            <w:pPr>
+              <w:rPr>
+                <w:sz w:val="16"/>
+              </w:rPr>
+            </w:pPr>
+            <w:r>
+              <w:rPr>
+                <w:sz w:val="16"/>
+              </w:rPr>
+              <w:t>MBR30200CT</w:t>
+            </w:r>
+          </w:p>
+        </w:tc>
+        <w:tc>
+          <w:tcPr>
+            <w:tcW w:w="1341" w:type="dxa"/>
+          </w:tcPr>
+          <w:p>
+            <w:pPr>
+              <w:rPr>
+                <w:sz w:val="16"/>
+              </w:rPr>
+            </w:pPr>
+            <w:r>
+              <w:rPr>
+                <w:sz w:val="16"/>
+              </w:rPr>
+              <w:t>C5270548</w:t>
+            </w:r>
+          </w:p>
+        </w:tc>
+        <w:tc>
+          <w:tcPr>
+            <w:tcW w:w="1493" w:type="dxa"/>
+          </w:tcPr>
+          <w:p>
+            <w:pPr>
+              <w:rPr>
+                <w:sz w:val="16"/>
+              </w:rPr>
+            </w:pPr>
+            <w:r>
+              <w:rPr>
+                <w:sz w:val="16"/>
+              </w:rPr>
+              <w:t>TO-220AB</w:t>
+            </w:r>
+          </w:p>
+        </w:tc>
+        <w:tc>
+          <w:tcPr>
+            <w:tcW w:w="809" w:type="dxa"/>
+          </w:tcPr>
+          <w:p>
+            <w:pPr>
+              <w:rPr>
+                <w:sz w:val="16"/>
+              </w:rPr>
+            </w:pPr>
+            <w:r>
+              <w:rPr>
+                <w:sz w:val="16"/>
+              </w:rPr>
+              <w:t>6</w:t>
+            </w:r>
+          </w:p>
+        </w:tc>
+        <w:tc>
+          <w:tcPr>
+            <w:tcW w:w="3436" w:type="dxa"/>
+          </w:tcPr>
+          <w:p>
+            <w:pPr>
+              <w:rPr>
+                <w:sz w:val="16"/>
+              </w:rPr>
+            </w:pPr>
+            <w:r>
+              <w:rPr>
+                <w:sz w:val="16"/>
+              </w:rPr>
+              <w:t>One per drivetrain gate driver</w:t>
             </w:r>
           </w:p>
         </w:tc>
@@ -9721,7 +9845,7 @@
 </file>
 
 <file path=word/endnotes.xml><?xml version="1.0" encoding="utf-8"?>
-<w:endnotes xmlns:wpc="http://schemas.microsoft.com/office/word/2010/wordprocessingCanvas" xmlns:cx="http://schemas.microsoft.com/office/drawing/2014/chartex" xmlns:cx1="http://schemas.microsoft.com/office/drawing/2015/9/8/chartex" xmlns:cx2="http://schemas.microsoft.com/office/drawing/2015/10/21/chartex" xmlns:cx3="http://schemas.microsoft.com/office/drawing/2016/5/9/chartex" xmlns:cx4="http://schemas.microsoft.com/office/drawing/2016/5/10/chartex" xmlns:cx5="http://schemas.microsoft.com/office/drawing/2016/5/11/chartex" xmlns:cx6="http://schemas.microsoft.com/office/drawing/2016/5/12/chartex" xmlns:cx7="http://schemas.microsoft.com/office/drawing/2016/5/13/chartex" xmlns:cx8="http://schemas.microsoft.com/office/drawing/2016/5/14/chartex" xmlns:mc="http://schemas.openxmlformats.org/markup-compatibility/2006" xmlns:aink="http://schemas.microsoft.com/office/drawing/2016/ink" xmlns:am3d="http://schemas.microsoft.com/office/drawing/2017/model3d" xmlns:o="urn:schemas-microsoft-com:office:office" xmlns:oel="http://schemas.microsoft.com/office/2019/extlst" xmlns:r="http://schemas.openxmlformats.org/officeDocument/2006/relationships" xmlns:m="http://schemas.openxmlformats.org/officeDocument/2006/math" xmlns:v="urn:schemas-microsoft-com:vml" xmlns:wp14="http://schemas.microsoft.com/office/word/2010/wordprocessingDrawing" xmlns:wp="http://schemas.openxmlformats.org/drawingml/2006/wordprocessingDrawing" xmlns:w10="urn:schemas-microsoft-com:office:word" xmlns:w="http://schemas.openxmlformats.org/wordprocessingml/2006/main" xmlns:w14="http://schemas.microsoft.com/office/word/2010/wordml" xmlns:w15="http://schemas.microsoft.com/office/word/2012/wordml" xmlns:w16cex="http://schemas.microsoft.com/office/word/2018/wordml/cex" xmlns:w16cid="http://schemas.microsoft.com/office/word/2016/wordml/cid" xmlns:w16="http://schemas.microsoft.com/office/word/2018/wordml" xmlns:w16du="http://schemas.microsoft.com/office/word/2023/wordml/word16du" xmlns:w16sdtdh="http://schemas.microsoft.com/office/word/2020/wordml/sdtdatahash" xmlns:w16sdtfl="http://schemas.microsoft.com/office/word/2024/wordml/sdtformatlock" xmlns:w16se="http://schemas.microsoft.com/office/word/2015/wordml/symex" xmlns:wpg="http://schemas.microsoft.com/office/word/2010/wordprocessingGroup" xmlns:wpi="http://schemas.microsoft.com/office/word/2010/wordprocessingInk" xmlns:wne="http://schemas.microsoft.com/office/word/2006/wordml" xmlns:wps="http://schemas.microsoft.com/office/word/2010/wordprocessingShape" mc:Ignorable="w14 w15 w16se w16cid w16 w16cex w16sdtdh w16sdtfl w16du wp14">
+<w:endnotes xmlns:wpc="http://schemas.microsoft.com/office/word/2010/wordprocessingCanvas" xmlns:cx="http://schemas.microsoft.com/office/drawing/2014/chartex" xmlns:cx1="http://schemas.microsoft.com/office/drawing/2015/9/8/chartex" xmlns:cx2="http://schemas.microsoft.com/office/drawing/2015/10/21/chartex" xmlns:cx3="http://schemas.microsoft.com/office/drawing/2016/5/9/chartex" xmlns:cx4="http://schemas.microsoft.com/office/drawing/2016/5/10/chartex" xmlns:cx5="http://schemas.microsoft.com/office/drawing/2016/5/11/chartex" xmlns:cx6="http://schemas.microsoft.com/office/drawing/2016/5/12/chartex" xmlns:cx7="http://schemas.microsoft.com/office/drawing/2016/5/13/chartex" xmlns:cx8="http://schemas.microsoft.com/office/drawing/2016/5/14/chartex" xmlns:mc="http://schemas.openxmlformats.org/markup-compatibility/2006" xmlns:aink="http://schemas.microsoft.com/office/drawing/2016/ink" xmlns:am3d="http://schemas.microsoft.com/office/drawing/2017/model3d" xmlns:o="urn:schemas-microsoft-com:office:office" xmlns:oel="http://schemas.microsoft.com/office/2019/extlst" xmlns:r="http://schemas.openxmlformats.org/officeDocument/2006/relationships" xmlns:m="http://schemas.openxmlformats.org/officeDocument/2006/math" xmlns:v="urn:schemas-microsoft-com:vml" xmlns:wp14="http://schemas.microsoft.com/office/word/2010/wordprocessingDrawing" xmlns:wp="http://schemas.openxmlformats.org/drawingml/2006/wordprocessingDrawing" xmlns:w10="urn:schemas-microsoft-com:office:word" xmlns:w="http://schemas.openxmlformats.org/wordprocessingml/2006/main" xmlns:w14="http://schemas.microsoft.com/office/word/2010/wordml" xmlns:w15="http://schemas.microsoft.com/office/word/2012/wordml" xmlns:w16cei="http://schemas.microsoft.com/office/word/2026/wordml/cei" xmlns:w16cex="http://schemas.microsoft.com/office/word/2018/wordml/cex" xmlns:w16cid="http://schemas.microsoft.com/office/word/2016/wordml/cid" xmlns:w16="http://schemas.microsoft.com/office/word/2018/wordml" xmlns:w16du="http://schemas.microsoft.com/office/word/2023/wordml/word16du" xmlns:w16sdtdh="http://schemas.microsoft.com/office/word/2020/wordml/sdtdatahash" xmlns:w16sdtfl="http://schemas.microsoft.com/office/word/2024/wordml/sdtformatlock" xmlns:w16se="http://schemas.microsoft.com/office/word/2015/wordml/symex" xmlns:wpg="http://schemas.microsoft.com/office/word/2010/wordprocessingGroup" xmlns:wpi="http://schemas.microsoft.com/office/word/2010/wordprocessingInk" xmlns:wne="http://schemas.microsoft.com/office/word/2006/wordml" xmlns:wps="http://schemas.microsoft.com/office/word/2010/wordprocessingShape" mc:Ignorable="w14 w15 w16se w16cid w16 w16cex w16sdtdh w16sdtfl w16du wp14">
   <w:endnote w:type="separator" w:id="-1">
     <w:p>
       <w:pPr>
@@ -9746,7 +9870,7 @@
 </file>
 
 <file path=word/footer1.xml><?xml version="1.0" encoding="utf-8"?>
-<w:ftr xmlns:wpc="http://schemas.microsoft.com/office/word/2010/wordprocessingCanvas" xmlns:cx="http://schemas.microsoft.com/office/drawing/2014/chartex" xmlns:cx1="http://schemas.microsoft.com/office/drawing/2015/9/8/chartex" xmlns:cx2="http://schemas.microsoft.com/office/drawing/2015/10/21/chartex" xmlns:cx3="http://schemas.microsoft.com/office/drawing/2016/5/9/chartex" xmlns:cx4="http://schemas.microsoft.com/office/drawing/2016/5/10/chartex" xmlns:cx5="http://schemas.microsoft.com/office/drawing/2016/5/11/chartex" xmlns:cx6="http://schemas.microsoft.com/office/drawing/2016/5/12/chartex" xmlns:cx7="http://schemas.microsoft.com/office/drawing/2016/5/13/chartex" xmlns:cx8="http://schemas.microsoft.com/office/drawing/2016/5/14/chartex" xmlns:mc="http://schemas.openxmlformats.org/markup-compatibility/2006" xmlns:aink="http://schemas.microsoft.com/office/drawing/2016/ink" xmlns:am3d="http://schemas.microsoft.com/office/drawing/2017/model3d" xmlns:o="urn:schemas-microsoft-com:office:office" xmlns:oel="http://schemas.microsoft.com/office/2019/extlst" xmlns:r="http://schemas.openxmlformats.org/officeDocument/2006/relationships" xmlns:m="http://schemas.openxmlformats.org/officeDocument/2006/math" xmlns:v="urn:schemas-microsoft-com:vml" xmlns:wp14="http://schemas.microsoft.com/office/word/2010/wordprocessingDrawing" xmlns:wp="http://schemas.openxmlformats.org/drawingml/2006/wordprocessingDrawing" xmlns:w10="urn:schemas-microsoft-com:office:word" xmlns:w="http://schemas.openxmlformats.org/wordprocessingml/2006/main" xmlns:w14="http://schemas.microsoft.com/office/word/2010/wordml" xmlns:w15="http://schemas.microsoft.com/office/word/2012/wordml" xmlns:w16cex="http://schemas.microsoft.com/office/word/2018/wordml/cex" xmlns:w16cid="http://schemas.microsoft.com/office/word/2016/wordml/cid" xmlns:w16="http://schemas.microsoft.com/office/word/2018/wordml" xmlns:w16du="http://schemas.microsoft.com/office/word/2023/wordml/word16du" xmlns:w16sdtdh="http://schemas.microsoft.com/office/word/2020/wordml/sdtdatahash" xmlns:w16sdtfl="http://schemas.microsoft.com/office/word/2024/wordml/sdtformatlock" xmlns:w16se="http://schemas.microsoft.com/office/word/2015/wordml/symex" xmlns:wpg="http://schemas.microsoft.com/office/word/2010/wordprocessingGroup" xmlns:wpi="http://schemas.microsoft.com/office/word/2010/wordprocessingInk" xmlns:wne="http://schemas.microsoft.com/office/word/2006/wordml" xmlns:wps="http://schemas.microsoft.com/office/word/2010/wordprocessingShape" mc:Ignorable="w14 w15 w16se w16cid w16 w16cex w16sdtdh w16sdtfl w16du wp14">
+<w:ftr xmlns:wpc="http://schemas.microsoft.com/office/word/2010/wordprocessingCanvas" xmlns:cx="http://schemas.microsoft.com/office/drawing/2014/chartex" xmlns:cx1="http://schemas.microsoft.com/office/drawing/2015/9/8/chartex" xmlns:cx2="http://schemas.microsoft.com/office/drawing/2015/10/21/chartex" xmlns:cx3="http://schemas.microsoft.com/office/drawing/2016/5/9/chartex" xmlns:cx4="http://schemas.microsoft.com/office/drawing/2016/5/10/chartex" xmlns:cx5="http://schemas.microsoft.com/office/drawing/2016/5/11/chartex" xmlns:cx6="http://schemas.microsoft.com/office/drawing/2016/5/12/chartex" xmlns:cx7="http://schemas.microsoft.com/office/drawing/2016/5/13/chartex" xmlns:cx8="http://schemas.microsoft.com/office/drawing/2016/5/14/chartex" xmlns:mc="http://schemas.openxmlformats.org/markup-compatibility/2006" xmlns:aink="http://schemas.microsoft.com/office/drawing/2016/ink" xmlns:am3d="http://schemas.microsoft.com/office/drawing/2017/model3d" xmlns:o="urn:schemas-microsoft-com:office:office" xmlns:oel="http://schemas.microsoft.com/office/2019/extlst" xmlns:r="http://schemas.openxmlformats.org/officeDocument/2006/relationships" xmlns:m="http://schemas.openxmlformats.org/officeDocument/2006/math" xmlns:v="urn:schemas-microsoft-com:vml" xmlns:wp14="http://schemas.microsoft.com/office/word/2010/wordprocessingDrawing" xmlns:wp="http://schemas.openxmlformats.org/drawingml/2006/wordprocessingDrawing" xmlns:w10="urn:schemas-microsoft-com:office:word" xmlns:w="http://schemas.openxmlformats.org/wordprocessingml/2006/main" xmlns:w14="http://schemas.microsoft.com/office/word/2010/wordml" xmlns:w15="http://schemas.microsoft.com/office/word/2012/wordml" xmlns:w16cei="http://schemas.microsoft.com/office/word/2026/wordml/cei" xmlns:w16cex="http://schemas.microsoft.com/office/word/2018/wordml/cex" xmlns:w16cid="http://schemas.microsoft.com/office/word/2016/wordml/cid" xmlns:w16="http://schemas.microsoft.com/office/word/2018/wordml" xmlns:w16du="http://schemas.microsoft.com/office/word/2023/wordml/word16du" xmlns:w16sdtdh="http://schemas.microsoft.com/office/word/2020/wordml/sdtdatahash" xmlns:w16sdtfl="http://schemas.microsoft.com/office/word/2024/wordml/sdtformatlock" xmlns:w16se="http://schemas.microsoft.com/office/word/2015/wordml/symex" xmlns:wpg="http://schemas.microsoft.com/office/word/2010/wordprocessingGroup" xmlns:wpi="http://schemas.microsoft.com/office/word/2010/wordprocessingInk" xmlns:wne="http://schemas.microsoft.com/office/word/2006/wordml" xmlns:wps="http://schemas.microsoft.com/office/word/2010/wordprocessingShape" mc:Ignorable="w14 w15 w16se w16cid w16 w16cex w16sdtdh w16sdtfl w16du wp14">
   <w:p>
     <w:pPr>
       <w:pStyle w:val="Footer"/>
@@ -9763,7 +9887,7 @@
 </file>
 
 <file path=word/footnotes.xml><?xml version="1.0" encoding="utf-8"?>
-<w:footnotes xmlns:wpc="http://schemas.microsoft.com/office/word/2010/wordprocessingCanvas" xmlns:cx="http://schemas.microsoft.com/office/drawing/2014/chartex" xmlns:cx1="http://schemas.microsoft.com/office/drawing/2015/9/8/chartex" xmlns:cx2="http://schemas.microsoft.com/office/drawing/2015/10/21/chartex" xmlns:cx3="http://schemas.microsoft.com/office/drawing/2016/5/9/chartex" xmlns:cx4="http://schemas.microsoft.com/office/drawing/2016/5/10/chartex" xmlns:cx5="http://schemas.microsoft.com/office/drawing/2016/5/11/chartex" xmlns:cx6="http://schemas.microsoft.com/office/drawing/2016/5/12/chartex" xmlns:cx7="http://schemas.microsoft.com/office/drawing/2016/5/13/chartex" xmlns:cx8="http://schemas.microsoft.com/office/drawing/2016/5/14/chartex" xmlns:mc="http://schemas.openxmlformats.org/markup-compatibility/2006" xmlns:aink="http://schemas.microsoft.com/office/drawing/2016/ink" xmlns:am3d="http://schemas.microsoft.com/office/drawing/2017/model3d" xmlns:o="urn:schemas-microsoft-com:office:office" xmlns:oel="http://schemas.microsoft.com/office/2019/extlst" xmlns:r="http://schemas.openxmlformats.org/officeDocument/2006/relationships" xmlns:m="http://schemas.openxmlformats.org/officeDocument/2006/math" xmlns:v="urn:schemas-microsoft-com:vml" xmlns:wp14="http://schemas.microsoft.com/office/word/2010/wordprocessingDrawing" xmlns:wp="http://schemas.openxmlformats.org/drawingml/2006/wordprocessingDrawing" xmlns:w10="urn:schemas-microsoft-com:office:word" xmlns:w="http://schemas.openxmlformats.org/wordprocessingml/2006/main" xmlns:w14="http://schemas.microsoft.com/office/word/2010/wordml" xmlns:w15="http://schemas.microsoft.com/office/word/2012/wordml" xmlns:w16cex="http://schemas.microsoft.com/office/word/2018/wordml/cex" xmlns:w16cid="http://schemas.microsoft.com/office/word/2016/wordml/cid" xmlns:w16="http://schemas.microsoft.com/office/word/2018/wordml" xmlns:w16du="http://schemas.microsoft.com/office/word/2023/wordml/word16du" xmlns:w16sdtdh="http://schemas.microsoft.com/office/word/2020/wordml/sdtdatahash" xmlns:w16sdtfl="http://schemas.microsoft.com/office/word/2024/wordml/sdtformatlock" xmlns:w16se="http://schemas.microsoft.com/office/word/2015/wordml/symex" xmlns:wpg="http://schemas.microsoft.com/office/word/2010/wordprocessingGroup" xmlns:wpi="http://schemas.microsoft.com/office/word/2010/wordprocessingInk" xmlns:wne="http://schemas.microsoft.com/office/word/2006/wordml" xmlns:wps="http://schemas.microsoft.com/office/word/2010/wordprocessingShape" mc:Ignorable="w14 w15 w16se w16cid w16 w16cex w16sdtdh w16sdtfl w16du wp14">
+<w:footnotes xmlns:wpc="http://schemas.microsoft.com/office/word/2010/wordprocessingCanvas" xmlns:cx="http://schemas.microsoft.com/office/drawing/2014/chartex" xmlns:cx1="http://schemas.microsoft.com/office/drawing/2015/9/8/chartex" xmlns:cx2="http://schemas.microsoft.com/office/drawing/2015/10/21/chartex" xmlns:cx3="http://schemas.microsoft.com/office/drawing/2016/5/9/chartex" xmlns:cx4="http://schemas.microsoft.com/office/drawing/2016/5/10/chartex" xmlns:cx5="http://schemas.microsoft.com/office/drawing/2016/5/11/chartex" xmlns:cx6="http://schemas.microsoft.com/office/drawing/2016/5/12/chartex" xmlns:cx7="http://schemas.microsoft.com/office/drawing/2016/5/13/chartex" xmlns:cx8="http://schemas.microsoft.com/office/drawing/2016/5/14/chartex" xmlns:mc="http://schemas.openxmlformats.org/markup-compatibility/2006" xmlns:aink="http://schemas.microsoft.com/office/drawing/2016/ink" xmlns:am3d="http://schemas.microsoft.com/office/drawing/2017/model3d" xmlns:o="urn:schemas-microsoft-com:office:office" xmlns:oel="http://schemas.microsoft.com/office/2019/extlst" xmlns:r="http://schemas.openxmlformats.org/officeDocument/2006/relationships" xmlns:m="http://schemas.openxmlformats.org/officeDocument/2006/math" xmlns:v="urn:schemas-microsoft-com:vml" xmlns:wp14="http://schemas.microsoft.com/office/word/2010/wordprocessingDrawing" xmlns:wp="http://schemas.openxmlformats.org/drawingml/2006/wordprocessingDrawing" xmlns:w10="urn:schemas-microsoft-com:office:word" xmlns:w="http://schemas.openxmlformats.org/wordprocessingml/2006/main" xmlns:w14="http://schemas.microsoft.com/office/word/2010/wordml" xmlns:w15="http://schemas.microsoft.com/office/word/2012/wordml" xmlns:w16cei="http://schemas.microsoft.com/office/word/2026/wordml/cei" xmlns:w16cex="http://schemas.microsoft.com/office/word/2018/wordml/cex" xmlns:w16cid="http://schemas.microsoft.com/office/word/2016/wordml/cid" xmlns:w16="http://schemas.microsoft.com/office/word/2018/wordml" xmlns:w16du="http://schemas.microsoft.com/office/word/2023/wordml/word16du" xmlns:w16sdtdh="http://schemas.microsoft.com/office/word/2020/wordml/sdtdatahash" xmlns:w16sdtfl="http://schemas.microsoft.com/office/word/2024/wordml/sdtformatlock" xmlns:w16se="http://schemas.microsoft.com/office/word/2015/wordml/symex" xmlns:wpg="http://schemas.microsoft.com/office/word/2010/wordprocessingGroup" xmlns:wpi="http://schemas.microsoft.com/office/word/2010/wordprocessingInk" xmlns:wne="http://schemas.microsoft.com/office/word/2006/wordml" xmlns:wps="http://schemas.microsoft.com/office/word/2010/wordprocessingShape" mc:Ignorable="w14 w15 w16se w16cid w16 w16cex w16sdtdh w16sdtfl w16du wp14">
   <w:footnote w:type="separator" w:id="-1">
     <w:p>
       <w:pPr>
@@ -9788,7 +9912,7 @@
 </file>
 
 <file path=word/numbering.xml><?xml version="1.0" encoding="utf-8"?>
-<w:numbering xmlns:wpc="http://schemas.microsoft.com/office/word/2010/wordprocessingCanvas" xmlns:cx="http://schemas.microsoft.com/office/drawing/2014/chartex" xmlns:cx1="http://schemas.microsoft.com/office/drawing/2015/9/8/chartex" xmlns:cx2="http://schemas.microsoft.com/office/drawing/2015/10/21/chartex" xmlns:cx3="http://schemas.microsoft.com/office/drawing/2016/5/9/chartex" xmlns:cx4="http://schemas.microsoft.com/office/drawing/2016/5/10/chartex" xmlns:cx5="http://schemas.microsoft.com/office/drawing/2016/5/11/chartex" xmlns:cx6="http://schemas.microsoft.com/office/drawing/2016/5/12/chartex" xmlns:cx7="http://schemas.microsoft.com/office/drawing/2016/5/13/chartex" xmlns:cx8="http://schemas.microsoft.com/office/drawing/2016/5/14/chartex" xmlns:mc="http://schemas.openxmlformats.org/markup-compatibility/2006" xmlns:aink="http://schemas.microsoft.com/office/drawing/2016/ink" xmlns:am3d="http://schemas.microsoft.com/office/drawing/2017/model3d" xmlns:o="urn:schemas-microsoft-com:office:office" xmlns:oel="http://schemas.microsoft.com/office/2019/extlst" xmlns:r="http://schemas.openxmlformats.org/officeDocument/2006/relationships" xmlns:m="http://schemas.openxmlformats.org/officeDocument/2006/math" xmlns:v="urn:schemas-microsoft-com:vml" xmlns:wp14="http://schemas.microsoft.com/office/word/2010/wordprocessingDrawing" xmlns:wp="http://schemas.openxmlformats.org/drawingml/2006/wordprocessingDrawing" xmlns:w10="urn:schemas-microsoft-com:office:word" xmlns:w="http://schemas.openxmlformats.org/wordprocessingml/2006/main" xmlns:w14="http://schemas.microsoft.com/office/word/2010/wordml" xmlns:w15="http://schemas.microsoft.com/office/word/2012/wordml" xmlns:w16cex="http://schemas.microsoft.com/office/word/2018/wordml/cex" xmlns:w16cid="http://schemas.microsoft.com/office/word/2016/wordml/cid" xmlns:w16="http://schemas.microsoft.com/office/word/2018/wordml" xmlns:w16du="http://schemas.microsoft.com/office/word/2023/wordml/word16du" xmlns:w16sdtdh="http://schemas.microsoft.com/office/word/2020/wordml/sdtdatahash" xmlns:w16sdtfl="http://schemas.microsoft.com/office/word/2024/wordml/sdtformatlock" xmlns:w16se="http://schemas.microsoft.com/office/word/2015/wordml/symex" xmlns:wpg="http://schemas.microsoft.com/office/word/2010/wordprocessingGroup" xmlns:wpi="http://schemas.microsoft.com/office/word/2010/wordprocessingInk" xmlns:wne="http://schemas.microsoft.com/office/word/2006/wordml" xmlns:wps="http://schemas.microsoft.com/office/word/2010/wordprocessingShape" mc:Ignorable="w14 w15 w16se w16cid w16 w16cex w16sdtdh w16sdtfl w16du wp14">
+<w:numbering xmlns:wpc="http://schemas.microsoft.com/office/word/2010/wordprocessingCanvas" xmlns:cx="http://schemas.microsoft.com/office/drawing/2014/chartex" xmlns:cx1="http://schemas.microsoft.com/office/drawing/2015/9/8/chartex" xmlns:cx2="http://schemas.microsoft.com/office/drawing/2015/10/21/chartex" xmlns:cx3="http://schemas.microsoft.com/office/drawing/2016/5/9/chartex" xmlns:cx4="http://schemas.microsoft.com/office/drawing/2016/5/10/chartex" xmlns:cx5="http://schemas.microsoft.com/office/drawing/2016/5/11/chartex" xmlns:cx6="http://schemas.microsoft.com/office/drawing/2016/5/12/chartex" xmlns:cx7="http://schemas.microsoft.com/office/drawing/2016/5/13/chartex" xmlns:cx8="http://schemas.microsoft.com/office/drawing/2016/5/14/chartex" xmlns:mc="http://schemas.openxmlformats.org/markup-compatibility/2006" xmlns:aink="http://schemas.microsoft.com/office/drawing/2016/ink" xmlns:am3d="http://schemas.microsoft.com/office/drawing/2017/model3d" xmlns:o="urn:schemas-microsoft-com:office:office" xmlns:oel="http://schemas.microsoft.com/office/2019/extlst" xmlns:r="http://schemas.openxmlformats.org/officeDocument/2006/relationships" xmlns:m="http://schemas.openxmlformats.org/officeDocument/2006/math" xmlns:v="urn:schemas-microsoft-com:vml" xmlns:wp14="http://schemas.microsoft.com/office/word/2010/wordprocessingDrawing" xmlns:wp="http://schemas.openxmlformats.org/drawingml/2006/wordprocessingDrawing" xmlns:w10="urn:schemas-microsoft-com:office:word" xmlns:w="http://schemas.openxmlformats.org/wordprocessingml/2006/main" xmlns:w14="http://schemas.microsoft.com/office/word/2010/wordml" xmlns:w15="http://schemas.microsoft.com/office/word/2012/wordml" xmlns:w16cei="http://schemas.microsoft.com/office/word/2026/wordml/cei" xmlns:w16cex="http://schemas.microsoft.com/office/word/2018/wordml/cex" xmlns:w16cid="http://schemas.microsoft.com/office/word/2016/wordml/cid" xmlns:w16="http://schemas.microsoft.com/office/word/2018/wordml" xmlns:w16du="http://schemas.microsoft.com/office/word/2023/wordml/word16du" xmlns:w16sdtdh="http://schemas.microsoft.com/office/word/2020/wordml/sdtdatahash" xmlns:w16sdtfl="http://schemas.microsoft.com/office/word/2024/wordml/sdtformatlock" xmlns:w16se="http://schemas.microsoft.com/office/word/2015/wordml/symex" xmlns:wpg="http://schemas.microsoft.com/office/word/2010/wordprocessingGroup" xmlns:wpi="http://schemas.microsoft.com/office/word/2010/wordprocessingInk" xmlns:wne="http://schemas.microsoft.com/office/word/2006/wordml" xmlns:wps="http://schemas.microsoft.com/office/word/2010/wordprocessingShape" mc:Ignorable="w14 w15 w16se w16cid w16 w16cex w16sdtdh w16sdtfl w16du wp14">
   <w:abstractNum w:abstractNumId="0" w15:restartNumberingAfterBreak="0">
     <w:nsid w:val="FFFFFF7C"/>
     <w:multiLevelType w:val="singleLevel"/>
@@ -10598,7 +10722,6 @@
   <w:style w:type="character" w:default="1" w:styleId="DefaultParagraphFont">
     <w:name w:val="Default Paragraph Font"/>
     <w:uiPriority w:val="1"/>
-    <w:semiHidden/>
     <w:unhideWhenUsed/>
   </w:style>
   <w:style w:type="table" w:default="1" w:styleId="TableNormal">

--- a/BILLEE_Rover_Control_Module_V1/PDB_Engineering_Requirements_and_Design_Guide_Rev_G.docx
+++ b/BILLEE_Rover_Control_Module_V1/PDB_Engineering_Requirements_and_Design_Guide_Rev_G.docx
@@ -129,21 +129,7 @@
               <w:rPr>
                 <w:sz w:val="16"/>
               </w:rPr>
-              <w:t xml:space="preserve">Replaced onboard RP2040/Pico concept with bare RP2350A baseline controller. Updated GPIO allocation, I2C topology, Zephyr bindings, </w:t>
-            </w:r>
-            <w:proofErr w:type="spellStart"/>
-            <w:r>
-              <w:rPr>
-                <w:sz w:val="16"/>
-              </w:rPr>
-              <w:t>KiCad</w:t>
-            </w:r>
-            <w:proofErr w:type="spellEnd"/>
-            <w:r>
-              <w:rPr>
-                <w:sz w:val="16"/>
-              </w:rPr>
-              <w:t xml:space="preserve"> sheet plan, and LCSC part list. Kept six drivetrain MOSFET branches and split ARM/SCIENCE rails. Removed MCP23017 from baseline.</w:t>
+              <w:t>Replaced onboard RP2040/Pico concept with bare RP2350A baseline controller. Updated GPIO allocation, I2C topology, Zephyr bindings, KiCad sheet plan, and LCSC part list. Kept six drivetrain MOSFET branches and split ARM/SCIENCE rails. Removed MCP23017 from baseline.</w:t>
             </w:r>
           </w:p>
         </w:tc>
@@ -232,15 +218,7 @@
         <w:spacing w:after="60"/>
       </w:pPr>
       <w:r>
-        <w:t xml:space="preserve">8. </w:t>
-      </w:r>
-      <w:proofErr w:type="spellStart"/>
-      <w:r>
-        <w:t>KiCad</w:t>
-      </w:r>
-      <w:proofErr w:type="spellEnd"/>
-      <w:r>
-        <w:t xml:space="preserve"> Schematic Sheet Plan</w:t>
+        <w:t>8. KiCad Schematic Sheet Plan</w:t>
       </w:r>
     </w:p>
     <w:p>
@@ -303,15 +281,7 @@
         <w:spacing w:after="60"/>
       </w:pPr>
       <w:r>
-        <w:t xml:space="preserve">Use Sections 2 and 3 to teach the architecture before opening </w:t>
-      </w:r>
-      <w:proofErr w:type="spellStart"/>
-      <w:r>
-        <w:t>KiCad</w:t>
-      </w:r>
-      <w:proofErr w:type="spellEnd"/>
-      <w:r>
-        <w:t>.</w:t>
+        <w:t>Use Sections 2 and 3 to teach the architecture before opening KiCad.</w:t>
       </w:r>
     </w:p>
     <w:p>
@@ -419,15 +389,7 @@
         <w:spacing w:after="60"/>
       </w:pPr>
       <w:r>
-        <w:t xml:space="preserve">The schematic shall follow the Raspberry Pi RP2350 hardware design guide and the Bronco Space Lab </w:t>
-      </w:r>
-      <w:proofErr w:type="spellStart"/>
-      <w:r>
-        <w:t>BLVLink</w:t>
-      </w:r>
-      <w:proofErr w:type="spellEnd"/>
-      <w:r>
-        <w:t xml:space="preserve"> hardware v2.0 reference design for RP2350 support circuitry.</w:t>
+        <w:t>The schematic shall follow the Raspberry Pi RP2350 hardware design guide and the Bronco Space Lab BLVLink hardware v2.0 reference design for RP2350 support circuitry.</w:t>
       </w:r>
     </w:p>
     <w:p>
@@ -585,7 +547,13 @@
               <w:rPr>
                 <w:sz w:val="16"/>
               </w:rPr>
-              <w:t>XT60</w:t>
+              <w:t>XT</w:t>
+            </w:r>
+            <w:r>
+              <w:rPr>
+                <w:sz w:val="16"/>
+              </w:rPr>
+              <w:t>90</w:t>
             </w:r>
           </w:p>
         </w:tc>
@@ -642,7 +610,13 @@
               <w:rPr>
                 <w:sz w:val="16"/>
               </w:rPr>
-              <w:t>XT60</w:t>
+              <w:t>XT</w:t>
+            </w:r>
+            <w:r>
+              <w:rPr>
+                <w:sz w:val="16"/>
+              </w:rPr>
+              <w:t>90</w:t>
             </w:r>
           </w:p>
         </w:tc>
@@ -699,7 +673,13 @@
               <w:rPr>
                 <w:sz w:val="16"/>
               </w:rPr>
-              <w:t>XT60</w:t>
+              <w:t>XT</w:t>
+            </w:r>
+            <w:r>
+              <w:rPr>
+                <w:sz w:val="16"/>
+              </w:rPr>
+              <w:t>90/XT90</w:t>
             </w:r>
           </w:p>
         </w:tc>
@@ -819,15 +799,7 @@
         <w:spacing w:after="60"/>
       </w:pPr>
       <w:r>
-        <w:t xml:space="preserve">Each drivetrain branch shall have one dedicated native RP2350 </w:t>
-      </w:r>
-      <w:proofErr w:type="spellStart"/>
-      <w:r>
-        <w:t>DRIVE_EN_x</w:t>
-      </w:r>
-      <w:proofErr w:type="spellEnd"/>
-      <w:r>
-        <w:t xml:space="preserve"> GPIO.</w:t>
+        <w:t>Each drivetrain branch shall have one dedicated native RP2350 DRIVE_EN_x GPIO.</w:t>
       </w:r>
     </w:p>
     <w:p>
@@ -836,15 +808,7 @@
         <w:spacing w:after="60"/>
       </w:pPr>
       <w:r>
-        <w:t xml:space="preserve">Each </w:t>
-      </w:r>
-      <w:proofErr w:type="spellStart"/>
-      <w:r>
-        <w:t>DRIVE_EN_x</w:t>
-      </w:r>
-      <w:proofErr w:type="spellEnd"/>
-      <w:r>
-        <w:t xml:space="preserve"> signal shall pass through the GPIO buffer and E-stop gate before reaching the gate-driver input.</w:t>
+        <w:t>Each DRIVE_EN_x signal shall pass through the GPIO buffer and E-stop gate before reaching the gate-driver input.</w:t>
       </w:r>
     </w:p>
     <w:p>
@@ -1060,15 +1024,7 @@
         <w:spacing w:after="60"/>
       </w:pPr>
       <w:r>
-        <w:t xml:space="preserve">The GPIO buffer and </w:t>
-      </w:r>
-      <w:proofErr w:type="spellStart"/>
-      <w:r>
-        <w:t>AND</w:t>
-      </w:r>
-      <w:proofErr w:type="spellEnd"/>
-      <w:r>
-        <w:t xml:space="preserve"> gates shall be powered from the 3.3 V housekeeping rail.</w:t>
+        <w:t>The GPIO buffer and AND gates shall be powered from the 3.3 V housekeeping rail.</w:t>
       </w:r>
     </w:p>
     <w:p>
@@ -1122,7 +1078,13 @@
       </w:r>
       <w:r>
         <w:br/>
-        <w:t>|-- 22.2 V LOGIC/COMMS INPUT (6S LiPo, XT60)</w:t>
+        <w:t>|-- 22.2 V LOGIC/COMMS INPUT (6S LiPo, XT</w:t>
+      </w:r>
+      <w:r>
+        <w:t>9</w:t>
+      </w:r>
+      <w:r>
+        <w:t>0)</w:t>
       </w:r>
       <w:r>
         <w:br/>
@@ -1147,13 +1109,7 @@
       </w:r>
       <w:r>
         <w:br/>
-        <w:t>|   |-- always-on 12 V regulator path</w:t>
-      </w:r>
-      <w:r>
-        <w:t xml:space="preserve"> -&gt; Network switch + Aux</w:t>
-      </w:r>
-      <w:r>
-        <w:t>, 10 W load</w:t>
+        <w:t>|   |-- always-on 12 V regulator path -&gt; Network switch + Aux, 10 W load</w:t>
       </w:r>
       <w:r>
         <w:br/>
@@ -1165,7 +1121,13 @@
       </w:r>
       <w:r>
         <w:br/>
-        <w:t>|-- 14.4 V DRIVETRAIN INPUT (4S LiPo, XT60)</w:t>
+        <w:t>|-- 14.4 V DRIVETRAIN INPUT (4S LiPo, XT</w:t>
+      </w:r>
+      <w:r>
+        <w:t>90</w:t>
+      </w:r>
+      <w:r>
+        <w:t>)</w:t>
       </w:r>
       <w:r>
         <w:br/>
@@ -1197,7 +1159,19 @@
       </w:r>
       <w:r>
         <w:br/>
-        <w:t>`-- 14.4 V ARM/SCIENCE INPUT (4S LiPo, XT60)</w:t>
+        <w:t xml:space="preserve">`-- 14.4 V ARM/SCIENCE INPUT (4S LiPo, </w:t>
+      </w:r>
+      <w:r>
+        <w:t>2x</w:t>
+      </w:r>
+      <w:r>
+        <w:t>XT</w:t>
+      </w:r>
+      <w:r>
+        <w:t>9</w:t>
+      </w:r>
+      <w:r>
+        <w:t>0)</w:t>
       </w:r>
       <w:r>
         <w:br/>
@@ -1223,15 +1197,7 @@
         <w:spacing w:after="60"/>
       </w:pPr>
       <w:r>
-        <w:t xml:space="preserve">For each branch x = </w:t>
-      </w:r>
-      <w:proofErr w:type="gramStart"/>
-      <w:r>
-        <w:t>1..</w:t>
-      </w:r>
-      <w:proofErr w:type="gramEnd"/>
-      <w:r>
-        <w:t>6:</w:t>
+        <w:t>For each branch x = 1..6:</w:t>
       </w:r>
       <w:r>
         <w:br/>
@@ -1262,7 +1228,7 @@
       </w:r>
       <w:r>
         <w:br/>
-        <w:t>vertical through-hole XT60 output</w:t>
+        <w:t>through-hole XT60 output</w:t>
       </w:r>
       <w:r>
         <w:br/>
@@ -1288,28 +1254,15 @@
         <w:spacing w:after="60"/>
       </w:pPr>
       <w:r>
-        <w:t xml:space="preserve">For each branch x = </w:t>
-      </w:r>
-      <w:proofErr w:type="gramStart"/>
-      <w:r>
-        <w:t>1..</w:t>
-      </w:r>
-      <w:proofErr w:type="gramEnd"/>
-      <w:r>
-        <w:t>6:</w:t>
+        <w:t>For each branch x = 1..6:</w:t>
       </w:r>
       <w:r>
         <w:br/>
       </w:r>
       <w:r>
         <w:br/>
-        <w:t xml:space="preserve">RP2350 </w:t>
-      </w:r>
-      <w:proofErr w:type="spellStart"/>
-      <w:r>
-        <w:t>DRIVE_EN_x</w:t>
-      </w:r>
-      <w:proofErr w:type="spellEnd"/>
+        <w:t>RP2350 DRIVE_EN_x</w:t>
+      </w:r>
       <w:r>
         <w:br/>
         <w:t xml:space="preserve">   |</w:t>
@@ -2430,27 +2383,11 @@
             </w:r>
             <w:r>
               <w:br/>
-              <w:t xml:space="preserve">Since this </w:t>
-            </w:r>
-            <w:proofErr w:type="spellStart"/>
-            <w:r>
-              <w:t>mosfet</w:t>
-            </w:r>
-            <w:proofErr w:type="spellEnd"/>
-            <w:r>
-              <w:t xml:space="preserve"> after about ~8v reaches its </w:t>
+              <w:t xml:space="preserve">Since this mosfet after about ~8v reaches its </w:t>
             </w:r>
             <w:r>
               <w:lastRenderedPageBreak/>
-              <w:t xml:space="preserve">“peak” current capabilities, you can set the </w:t>
-            </w:r>
-            <w:proofErr w:type="spellStart"/>
-            <w:r>
-              <w:t>vcc</w:t>
-            </w:r>
-            <w:proofErr w:type="spellEnd"/>
-            <w:r>
-              <w:t xml:space="preserve"> of this to be on the 12v rail output</w:t>
+              <w:t>“peak” current capabilities, you can set the vcc of this to be on the 12v rail output</w:t>
             </w:r>
           </w:p>
         </w:tc>
@@ -2954,15 +2891,7 @@
               <w:br/>
             </w:r>
             <w:r>
-              <w:t xml:space="preserve">Jetson power + </w:t>
-            </w:r>
-            <w:proofErr w:type="spellStart"/>
-            <w:r>
-              <w:t>networkswitch</w:t>
-            </w:r>
-            <w:proofErr w:type="spellEnd"/>
-            <w:r>
-              <w:t xml:space="preserve"> + POE will use screw terminal blocks</w:t>
+              <w:t>Jetson power + networkswitch + POE will use screw terminal blocks</w:t>
             </w:r>
           </w:p>
         </w:tc>
@@ -2976,6 +2905,148 @@
             <w:tcW w:w="1744" w:type="dxa"/>
           </w:tcPr>
           <w:p>
+            <w:pPr>
+              <w:rPr>
+                <w:sz w:val="16"/>
+              </w:rPr>
+            </w:pPr>
+            <w:r>
+              <w:rPr>
+                <w:sz w:val="16"/>
+              </w:rPr>
+              <w:t>XT90 Connector</w:t>
+            </w:r>
+          </w:p>
+        </w:tc>
+        <w:tc>
+          <w:tcPr>
+            <w:tcW w:w="1905" w:type="dxa"/>
+          </w:tcPr>
+          <w:p>
+            <w:pPr>
+              <w:rPr>
+                <w:b/>
+                <w:bCs/>
+                <w:sz w:val="16"/>
+              </w:rPr>
+            </w:pPr>
+            <w:r>
+              <w:rPr>
+                <w:sz w:val="16"/>
+              </w:rPr>
+              <w:t>XT60</w:t>
+            </w:r>
+            <w:r>
+              <w:rPr>
+                <w:sz w:val="16"/>
+              </w:rPr>
+              <w:t>M</w:t>
+            </w:r>
+          </w:p>
+        </w:tc>
+        <w:tc>
+          <w:tcPr>
+            <w:tcW w:w="1341" w:type="dxa"/>
+          </w:tcPr>
+          <w:p>
+            <w:pPr>
+              <w:rPr>
+                <w:b/>
+                <w:bCs/>
+                <w:sz w:val="16"/>
+              </w:rPr>
+            </w:pPr>
+            <w:r>
+              <w:rPr>
+                <w:b/>
+                <w:bCs/>
+                <w:sz w:val="16"/>
+              </w:rPr>
+              <w:t>C3040689</w:t>
+            </w:r>
+          </w:p>
+          <w:p>
+            <w:pPr>
+              <w:rPr>
+                <w:sz w:val="16"/>
+              </w:rPr>
+            </w:pPr>
+          </w:p>
+        </w:tc>
+        <w:tc>
+          <w:tcPr>
+            <w:tcW w:w="1493" w:type="dxa"/>
+          </w:tcPr>
+          <w:p>
+            <w:pPr>
+              <w:rPr>
+                <w:sz w:val="16"/>
+              </w:rPr>
+            </w:pPr>
+            <w:r>
+              <w:rPr>
+                <w:sz w:val="16"/>
+              </w:rPr>
+              <w:t>Through-hole power</w:t>
+            </w:r>
+          </w:p>
+        </w:tc>
+        <w:tc>
+          <w:tcPr>
+            <w:tcW w:w="809" w:type="dxa"/>
+          </w:tcPr>
+          <w:p>
+            <w:r>
+              <w:t>4</w:t>
+            </w:r>
+          </w:p>
+        </w:tc>
+        <w:tc>
+          <w:tcPr>
+            <w:tcW w:w="3436" w:type="dxa"/>
+          </w:tcPr>
+          <w:p>
+            <w:pPr>
+              <w:rPr>
+                <w:sz w:val="16"/>
+              </w:rPr>
+            </w:pPr>
+            <w:r>
+              <w:rPr>
+                <w:sz w:val="16"/>
+              </w:rPr>
+              <w:t>Four</w:t>
+            </w:r>
+            <w:r>
+              <w:rPr>
+                <w:sz w:val="16"/>
+              </w:rPr>
+              <w:t xml:space="preserve"> battery inputs</w:t>
+            </w:r>
+            <w:r>
+              <w:rPr>
+                <w:sz w:val="16"/>
+              </w:rPr>
+              <w:t>,</w:t>
+            </w:r>
+            <w:r>
+              <w:rPr>
+                <w:sz w:val="16"/>
+              </w:rPr>
+              <w:t xml:space="preserve"> Logic, Science, Arm, Drivetrain</w:t>
+            </w:r>
+          </w:p>
+        </w:tc>
+      </w:tr>
+      <w:tr>
+        <w:trPr>
+          <w:jc w:val="center"/>
+        </w:trPr>
+        <w:tc>
+          <w:tcPr>
+            <w:tcW w:w="1744" w:type="dxa"/>
+          </w:tcPr>
+          <w:p>
             <w:r>
               <w:rPr>
                 <w:sz w:val="16"/>
@@ -3032,7 +3103,13 @@
               <w:rPr>
                 <w:sz w:val="16"/>
               </w:rPr>
-              <w:t>11 typical</w:t>
+              <w:t>9</w:t>
+            </w:r>
+            <w:r>
+              <w:rPr>
+                <w:sz w:val="16"/>
+              </w:rPr>
+              <w:t xml:space="preserve"> typical</w:t>
             </w:r>
           </w:p>
         </w:tc>
@@ -3045,7 +3122,37 @@
               <w:rPr>
                 <w:sz w:val="16"/>
               </w:rPr>
-              <w:t>Three battery inputs, six drivetrain outputs, ARM output, SCIENCE output. Final orientation: vertical/up-facing where specified.</w:t>
+              <w:t>S</w:t>
+            </w:r>
+            <w:r>
+              <w:rPr>
+                <w:sz w:val="16"/>
+              </w:rPr>
+              <w:t>ix drivetrain outputs, ARM output</w:t>
+            </w:r>
+            <w:r>
+              <w:rPr>
+                <w:sz w:val="16"/>
+              </w:rPr>
+              <w:t xml:space="preserve"> (2x)</w:t>
+            </w:r>
+            <w:r>
+              <w:rPr>
+                <w:sz w:val="16"/>
+              </w:rPr>
+              <w:t>, SCIENCE output</w:t>
+            </w:r>
+            <w:r>
+              <w:rPr>
+                <w:sz w:val="16"/>
+              </w:rPr>
+              <w:t xml:space="preserve"> (1x)</w:t>
+            </w:r>
+            <w:r>
+              <w:rPr>
+                <w:sz w:val="16"/>
+              </w:rPr>
+              <w:t>.</w:t>
             </w:r>
           </w:p>
         </w:tc>
@@ -5976,15 +6083,7 @@
         <w:spacing w:before="160" w:after="80"/>
       </w:pPr>
       <w:r>
-        <w:t xml:space="preserve">6.3 Buffer and </w:t>
-      </w:r>
-      <w:proofErr w:type="spellStart"/>
-      <w:r>
-        <w:t>AND</w:t>
-      </w:r>
-      <w:proofErr w:type="spellEnd"/>
-      <w:r>
-        <w:t xml:space="preserve"> Gate Channel Use</w:t>
+        <w:t>6.3 Buffer and AND Gate Channel Use</w:t>
       </w:r>
     </w:p>
     <w:tbl>
@@ -6060,7 +6159,6 @@
             <w:vAlign w:val="center"/>
           </w:tcPr>
           <w:p>
-            <w:proofErr w:type="gramStart"/>
             <w:r>
               <w:rPr>
                 <w:b/>
@@ -6068,7 +6166,6 @@
               </w:rPr>
               <w:t>Final destination</w:t>
             </w:r>
-            <w:proofErr w:type="gramEnd"/>
           </w:p>
         </w:tc>
       </w:tr>
@@ -6681,15 +6778,7 @@
         <w:spacing w:after="60"/>
       </w:pPr>
       <w:r>
-        <w:t xml:space="preserve">All final enable lines shall have local </w:t>
-      </w:r>
-      <w:proofErr w:type="gramStart"/>
-      <w:r>
-        <w:t>pulldowns</w:t>
-      </w:r>
-      <w:proofErr w:type="gramEnd"/>
-      <w:r>
-        <w:t xml:space="preserve"> so power stages default OFF when logic is unpowered.</w:t>
+        <w:t>All final enable lines shall have local pulldowns so power stages default OFF when logic is unpowered.</w:t>
       </w:r>
     </w:p>
     <w:p>
@@ -6757,53 +6846,22 @@
       </w:r>
       <w:r>
         <w:br/>
-        <w:t xml:space="preserve">  </w:t>
-      </w:r>
-      <w:proofErr w:type="spellStart"/>
-      <w:r>
-        <w:t>temp_logic</w:t>
-      </w:r>
-      <w:proofErr w:type="spellEnd"/>
-      <w:r>
-        <w:t xml:space="preserve">     @ 0x18</w:t>
+        <w:t xml:space="preserve">  temp_logic     @ 0x18</w:t>
       </w:r>
       <w:r>
         <w:br/>
-        <w:t xml:space="preserve">  </w:t>
-      </w:r>
-      <w:proofErr w:type="spellStart"/>
-      <w:r>
-        <w:t>temp_drive</w:t>
-      </w:r>
-      <w:proofErr w:type="spellEnd"/>
-      <w:r>
-        <w:t xml:space="preserve">     @ 0x19</w:t>
+        <w:t xml:space="preserve">  temp_drive     @ 0x19</w:t>
       </w:r>
       <w:r>
         <w:br/>
-        <w:t xml:space="preserve">  </w:t>
-      </w:r>
-      <w:proofErr w:type="spellStart"/>
-      <w:r>
-        <w:t>temp_arm_sci</w:t>
-      </w:r>
-      <w:proofErr w:type="spellEnd"/>
-      <w:r>
-        <w:t xml:space="preserve">   @ 0x1A</w:t>
+        <w:t xml:space="preserve">  temp_arm_sci   @ 0x1A</w:t>
       </w:r>
       <w:r>
         <w:br/>
       </w:r>
       <w:r>
         <w:br/>
-      </w:r>
-      <w:proofErr w:type="spellStart"/>
-      <w:r>
-        <w:t>gpio</w:t>
-      </w:r>
-      <w:proofErr w:type="spellEnd"/>
-      <w:r>
-        <w:t xml:space="preserve"> outputs:</w:t>
+        <w:t>gpio outputs:</w:t>
       </w:r>
       <w:r>
         <w:br/>
@@ -6811,22 +6869,12 @@
       </w:r>
       <w:r>
         <w:br/>
-        <w:t xml:space="preserve">  </w:t>
-      </w:r>
-      <w:proofErr w:type="spellStart"/>
-      <w:r>
-        <w:t>arm_en</w:t>
-      </w:r>
-      <w:proofErr w:type="spellEnd"/>
+        <w:t xml:space="preserve">  arm_en</w:t>
+      </w:r>
       <w:r>
         <w:br/>
-        <w:t xml:space="preserve">  </w:t>
-      </w:r>
-      <w:proofErr w:type="spellStart"/>
-      <w:r>
-        <w:t>science_en</w:t>
-      </w:r>
-      <w:proofErr w:type="spellEnd"/>
+        <w:t xml:space="preserve">  science_en</w:t>
+      </w:r>
       <w:r>
         <w:br/>
         <w:t xml:space="preserve">  aux_22_en</w:t>
@@ -6836,13 +6884,8 @@
       </w:r>
       <w:r>
         <w:lastRenderedPageBreak/>
-        <w:t xml:space="preserve">  </w:t>
-      </w:r>
-      <w:proofErr w:type="spellStart"/>
-      <w:r>
-        <w:t>pdb_fault_out</w:t>
-      </w:r>
-      <w:proofErr w:type="spellEnd"/>
+        <w:t xml:space="preserve">  pdb_fault_out</w:t>
+      </w:r>
       <w:r>
         <w:br/>
         <w:t xml:space="preserve">  tca4307_i2c0_en</w:t>
@@ -6856,60 +6899,28 @@
       </w:r>
       <w:r>
         <w:br/>
-      </w:r>
-      <w:proofErr w:type="spellStart"/>
-      <w:r>
-        <w:t>gpio</w:t>
-      </w:r>
-      <w:proofErr w:type="spellEnd"/>
-      <w:r>
-        <w:t xml:space="preserve"> inputs:</w:t>
+        <w:t>gpio inputs:</w:t>
       </w:r>
       <w:r>
         <w:br/>
-        <w:t xml:space="preserve">  </w:t>
-      </w:r>
-      <w:proofErr w:type="spellStart"/>
-      <w:r>
-        <w:t>e_stop_status</w:t>
-      </w:r>
-      <w:proofErr w:type="spellEnd"/>
+        <w:t xml:space="preserve">  e_stop_status</w:t>
+      </w:r>
       <w:r>
         <w:br/>
-        <w:t xml:space="preserve">  </w:t>
-      </w:r>
-      <w:proofErr w:type="spellStart"/>
-      <w:r>
-        <w:t>jetson_heartbeat_in</w:t>
-      </w:r>
-      <w:proofErr w:type="spellEnd"/>
+        <w:t xml:space="preserve">  jetson_heartbeat_in</w:t>
+      </w:r>
       <w:r>
         <w:br/>
-        <w:t xml:space="preserve">  </w:t>
-      </w:r>
-      <w:proofErr w:type="spellStart"/>
-      <w:r>
-        <w:t>drive_fault_sum_in</w:t>
-      </w:r>
-      <w:proofErr w:type="spellEnd"/>
+        <w:t xml:space="preserve">  drive_fault_sum_in</w:t>
+      </w:r>
       <w:r>
         <w:br/>
-        <w:t xml:space="preserve">  </w:t>
-      </w:r>
-      <w:proofErr w:type="spellStart"/>
-      <w:r>
-        <w:t>arm_sci_fault_sum_in</w:t>
-      </w:r>
-      <w:proofErr w:type="spellEnd"/>
+        <w:t xml:space="preserve">  arm_sci_fault_sum_in</w:t>
+      </w:r>
       <w:r>
         <w:br/>
-        <w:t xml:space="preserve">  </w:t>
-      </w:r>
-      <w:proofErr w:type="spellStart"/>
-      <w:r>
-        <w:t>logic_fault_in</w:t>
-      </w:r>
-      <w:proofErr w:type="spellEnd"/>
+        <w:t xml:space="preserve">  logic_fault_in</w:t>
+      </w:r>
     </w:p>
     <w:p>
       <w:pPr>
@@ -7176,13 +7187,8 @@
         <w:spacing w:before="160" w:after="80"/>
       </w:pPr>
       <w:r>
-        <w:t xml:space="preserve">7.2 Recommended </w:t>
-      </w:r>
-      <w:proofErr w:type="spellStart"/>
-      <w:r>
-        <w:t>Stackup</w:t>
-      </w:r>
-      <w:proofErr w:type="spellEnd"/>
+        <w:t>7.2 Recommended Stackup</w:t>
+      </w:r>
     </w:p>
     <w:p>
       <w:pPr>
@@ -7622,15 +7628,7 @@
       </w:pPr>
       <w:r>
         <w:lastRenderedPageBreak/>
-        <w:t xml:space="preserve">8. </w:t>
-      </w:r>
-      <w:proofErr w:type="spellStart"/>
-      <w:r>
-        <w:t>KiCad</w:t>
-      </w:r>
-      <w:proofErr w:type="spellEnd"/>
-      <w:r>
-        <w:t xml:space="preserve"> Schematic Sheet Plan</w:t>
+        <w:t>8. KiCad Schematic Sheet Plan</w:t>
       </w:r>
     </w:p>
     <w:tbl>
@@ -8090,15 +8088,7 @@
         <w:spacing w:after="60"/>
       </w:pPr>
       <w:r>
-        <w:t xml:space="preserve">Firmware shall support Zephyr on </w:t>
-      </w:r>
-      <w:proofErr w:type="gramStart"/>
-      <w:r>
-        <w:t>RP2350A</w:t>
-      </w:r>
-      <w:proofErr w:type="gramEnd"/>
-      <w:r>
-        <w:t xml:space="preserve"> or a custom board target derived from Raspberry Pi Pico 2 / RP2350A support.</w:t>
+        <w:t>Firmware shall support Zephyr on RP2350A or a custom board target derived from Raspberry Pi Pico 2 / RP2350A support.</w:t>
       </w:r>
     </w:p>
     <w:p>
@@ -8483,123 +8473,51 @@
       </w:r>
       <w:r>
         <w:br/>
-      </w:r>
-      <w:proofErr w:type="spellStart"/>
-      <w:r>
-        <w:t>faults</w:t>
-      </w:r>
-      <w:proofErr w:type="spellEnd"/>
-      <w:r>
-        <w:t xml:space="preserve"> clear</w:t>
+        <w:t>faults clear</w:t>
       </w:r>
       <w:r>
         <w:br/>
-        <w:t xml:space="preserve">rail drive1 </w:t>
-      </w:r>
-      <w:proofErr w:type="spellStart"/>
-      <w:r>
-        <w:t>on|off</w:t>
-      </w:r>
-      <w:proofErr w:type="spellEnd"/>
+        <w:t>rail drive1 on|off</w:t>
+      </w:r>
       <w:r>
         <w:br/>
-        <w:t xml:space="preserve">rail drive2 </w:t>
-      </w:r>
-      <w:proofErr w:type="spellStart"/>
-      <w:r>
-        <w:t>on|off</w:t>
-      </w:r>
-      <w:proofErr w:type="spellEnd"/>
+        <w:t>rail drive2 on|off</w:t>
+      </w:r>
       <w:r>
         <w:br/>
-        <w:t xml:space="preserve">rail drive3 </w:t>
-      </w:r>
-      <w:proofErr w:type="spellStart"/>
-      <w:r>
-        <w:t>on|off</w:t>
-      </w:r>
-      <w:proofErr w:type="spellEnd"/>
+        <w:t>rail drive3 on|off</w:t>
+      </w:r>
       <w:r>
         <w:br/>
-        <w:t xml:space="preserve">rail drive4 </w:t>
-      </w:r>
-      <w:proofErr w:type="spellStart"/>
-      <w:r>
-        <w:t>on|off</w:t>
-      </w:r>
-      <w:proofErr w:type="spellEnd"/>
+        <w:t>rail drive4 on|off</w:t>
+      </w:r>
       <w:r>
         <w:br/>
-        <w:t xml:space="preserve">rail drive5 </w:t>
-      </w:r>
-      <w:proofErr w:type="spellStart"/>
-      <w:r>
-        <w:t>on|off</w:t>
-      </w:r>
-      <w:proofErr w:type="spellEnd"/>
+        <w:t>rail drive5 on|off</w:t>
+      </w:r>
       <w:r>
         <w:br/>
-        <w:t xml:space="preserve">rail drive6 </w:t>
-      </w:r>
-      <w:proofErr w:type="spellStart"/>
-      <w:r>
-        <w:t>on|off</w:t>
-      </w:r>
-      <w:proofErr w:type="spellEnd"/>
+        <w:t>rail drive6 on|off</w:t>
+      </w:r>
       <w:r>
         <w:br/>
-        <w:t xml:space="preserve">rail </w:t>
-      </w:r>
-      <w:proofErr w:type="spellStart"/>
-      <w:r>
-        <w:t>drive_all</w:t>
-      </w:r>
-      <w:proofErr w:type="spellEnd"/>
-      <w:r>
-        <w:t xml:space="preserve"> </w:t>
-      </w:r>
-      <w:proofErr w:type="spellStart"/>
-      <w:r>
-        <w:t>on|off</w:t>
-      </w:r>
-      <w:proofErr w:type="spellEnd"/>
+        <w:t>rail drive_all on|off</w:t>
+      </w:r>
       <w:r>
         <w:br/>
-        <w:t xml:space="preserve">rail arm </w:t>
-      </w:r>
-      <w:proofErr w:type="spellStart"/>
-      <w:r>
-        <w:t>on|off</w:t>
-      </w:r>
-      <w:proofErr w:type="spellEnd"/>
+        <w:t>rail arm on|off</w:t>
+      </w:r>
       <w:r>
         <w:br/>
-        <w:t xml:space="preserve">rail science </w:t>
-      </w:r>
-      <w:proofErr w:type="spellStart"/>
-      <w:r>
-        <w:t>on|off</w:t>
-      </w:r>
-      <w:proofErr w:type="spellEnd"/>
+        <w:t>rail science on|off</w:t>
+      </w:r>
       <w:r>
         <w:br/>
-        <w:t xml:space="preserve">rail aux22 </w:t>
-      </w:r>
-      <w:proofErr w:type="spellStart"/>
-      <w:r>
-        <w:t>on|off</w:t>
-      </w:r>
-      <w:proofErr w:type="spellEnd"/>
+        <w:t>rail aux22 on|off</w:t>
+      </w:r>
       <w:r>
         <w:br/>
-      </w:r>
-      <w:proofErr w:type="spellStart"/>
-      <w:r>
-        <w:t>high_power</w:t>
-      </w:r>
-      <w:proofErr w:type="spellEnd"/>
-      <w:r>
-        <w:t xml:space="preserve"> disable</w:t>
+        <w:t>high_power disable</w:t>
       </w:r>
       <w:r>
         <w:br/>
@@ -8607,12 +8525,8 @@
       </w:r>
       <w:r>
         <w:br/>
-      </w:r>
-      <w:proofErr w:type="spellStart"/>
-      <w:r>
         <w:t>reboot_controller</w:t>
       </w:r>
-      <w:proofErr w:type="spellEnd"/>
     </w:p>
     <w:p>
       <w:pPr>
@@ -8657,15 +8571,7 @@
         <w:spacing w:after="60"/>
       </w:pPr>
       <w:r>
-        <w:t xml:space="preserve">Run GPIO self-test into buffers and </w:t>
-      </w:r>
-      <w:proofErr w:type="spellStart"/>
-      <w:r>
-        <w:t>AND</w:t>
-      </w:r>
-      <w:proofErr w:type="spellEnd"/>
-      <w:r>
-        <w:t xml:space="preserve"> gates with no power stages populated if possible.</w:t>
+        <w:t>Run GPIO self-test into buffers and AND gates with no power stages populated if possible.</w:t>
       </w:r>
     </w:p>
     <w:p>
@@ -8809,15 +8715,7 @@
         <w:spacing w:after="60"/>
       </w:pPr>
       <w:r>
-        <w:t xml:space="preserve">Every symbol exists in </w:t>
-      </w:r>
-      <w:proofErr w:type="spellStart"/>
-      <w:r>
-        <w:t>KiCad</w:t>
-      </w:r>
-      <w:proofErr w:type="spellEnd"/>
-      <w:r>
-        <w:t xml:space="preserve"> and matches the datasheet pinout.</w:t>
+        <w:t>Every symbol exists in KiCad and matches the datasheet pinout.</w:t>
       </w:r>
     </w:p>
     <w:p>
@@ -8826,15 +8724,7 @@
         <w:spacing w:after="60"/>
       </w:pPr>
       <w:r>
-        <w:t xml:space="preserve">Every footprint exists in </w:t>
-      </w:r>
-      <w:proofErr w:type="spellStart"/>
-      <w:r>
-        <w:t>KiCad</w:t>
-      </w:r>
-      <w:proofErr w:type="spellEnd"/>
-      <w:r>
-        <w:t xml:space="preserve"> and matches the manufacturer land pattern.</w:t>
+        <w:t>Every footprint exists in KiCad and matches the manufacturer land pattern.</w:t>
       </w:r>
     </w:p>
     <w:p>
@@ -9096,15 +8986,7 @@
         <w:spacing w:after="60"/>
       </w:pPr>
       <w:r>
-        <w:t xml:space="preserve">Firmware implements </w:t>
-      </w:r>
-      <w:proofErr w:type="spellStart"/>
-      <w:r>
-        <w:t>high_power</w:t>
-      </w:r>
-      <w:proofErr w:type="spellEnd"/>
-      <w:r>
-        <w:t xml:space="preserve"> disable command.</w:t>
+        <w:t>Firmware implements high_power disable command.</w:t>
       </w:r>
     </w:p>
     <w:p>
@@ -9327,15 +9209,7 @@
           </w:tcPr>
           <w:p>
             <w:r>
-              <w:t xml:space="preserve">Compare final controller sheet against Raspberry Pi official minimal design and the Bronco Space Lab </w:t>
-            </w:r>
-            <w:proofErr w:type="spellStart"/>
-            <w:r>
-              <w:t>BLVLink</w:t>
-            </w:r>
-            <w:proofErr w:type="spellEnd"/>
-            <w:r>
-              <w:t xml:space="preserve"> hardware v2.0 reference design before PCB routing.</w:t>
+              <w:t>Compare final controller sheet against Raspberry Pi official minimal design and the Bronco Space Lab BLVLink hardware v2.0 reference design before PCB routing.</w:t>
             </w:r>
           </w:p>
         </w:tc>
@@ -9512,23 +9386,7 @@
                   <w:color w:val="0563C1"/>
                   <w:u w:val="single"/>
                 </w:rPr>
-                <w:t xml:space="preserve">Bronco Space Lab </w:t>
-              </w:r>
-              <w:proofErr w:type="spellStart"/>
-              <w:r>
-                <w:rPr>
-                  <w:color w:val="0563C1"/>
-                  <w:u w:val="single"/>
-                </w:rPr>
-                <w:t>BLVLink</w:t>
-              </w:r>
-              <w:proofErr w:type="spellEnd"/>
-              <w:r>
-                <w:rPr>
-                  <w:color w:val="0563C1"/>
-                  <w:u w:val="single"/>
-                </w:rPr>
-                <w:t xml:space="preserve"> hardware v2.0 GitHub repository</w:t>
+                <w:t>Bronco Space Lab BLVLink hardware v2.0 GitHub repository</w:t>
               </w:r>
             </w:hyperlink>
           </w:p>
@@ -9539,15 +9397,7 @@
           </w:tcPr>
           <w:p>
             <w:r>
-              <w:t xml:space="preserve">RP2350 reference design cross-check. Use this repository to compare the custom controller sheet against known RP2350 support circuitry, including MCU schematic structure, USB, flash, crystal, SWD, BOOTSEL/RUN, and </w:t>
-            </w:r>
-            <w:proofErr w:type="spellStart"/>
-            <w:r>
-              <w:t>KiCad</w:t>
-            </w:r>
-            <w:proofErr w:type="spellEnd"/>
-            <w:r>
-              <w:t xml:space="preserve"> project organization before PCB routing.</w:t>
+              <w:t>RP2350 reference design cross-check. Use this repository to compare the custom controller sheet against known RP2350 support circuitry, including MCU schematic structure, USB, flash, crystal, SWD, BOOTSEL/RUN, and KiCad project organization before PCB routing.</w:t>
             </w:r>
           </w:p>
         </w:tc>
@@ -9640,21 +9490,7 @@
               <w:rPr>
                 <w:sz w:val="16"/>
               </w:rPr>
-              <w:t xml:space="preserve">MOSFET voltage, package, </w:t>
-            </w:r>
-            <w:proofErr w:type="gramStart"/>
-            <w:r>
-              <w:rPr>
-                <w:sz w:val="16"/>
-              </w:rPr>
-              <w:t>RDS(</w:t>
-            </w:r>
-            <w:proofErr w:type="gramEnd"/>
-            <w:r>
-              <w:rPr>
-                <w:sz w:val="16"/>
-              </w:rPr>
-              <w:t>on), current class, gate charge.</w:t>
+              <w:t>MOSFET voltage, package, RDS(on), current class, gate charge.</w:t>
             </w:r>
           </w:p>
         </w:tc>
@@ -9747,21 +9583,7 @@
               <w:rPr>
                 <w:sz w:val="16"/>
               </w:rPr>
-              <w:t xml:space="preserve">I2C buffer, bus recovery, </w:t>
-            </w:r>
-            <w:proofErr w:type="gramStart"/>
-            <w:r>
-              <w:rPr>
-                <w:sz w:val="16"/>
-              </w:rPr>
-              <w:t>hot-swap</w:t>
-            </w:r>
-            <w:proofErr w:type="gramEnd"/>
-            <w:r>
-              <w:rPr>
-                <w:sz w:val="16"/>
-              </w:rPr>
-              <w:t>/buffering behavior.</w:t>
+              <w:t>I2C buffer, bus recovery, hot-swap/buffering behavior.</w:t>
             </w:r>
           </w:p>
         </w:tc>
@@ -9806,13 +9628,8 @@
             <w:tcW w:w="5256" w:type="dxa"/>
           </w:tcPr>
           <w:p>
-            <w:proofErr w:type="spellStart"/>
-            <w:r>
-              <w:t>Abracon</w:t>
-            </w:r>
-            <w:proofErr w:type="spellEnd"/>
-            <w:r>
-              <w:t xml:space="preserve"> ABM8-272-T3 listing</w:t>
+            <w:r>
+              <w:t>Abracon ABM8-272-T3 listing</w:t>
             </w:r>
           </w:p>
         </w:tc>

--- a/BILLEE_Rover_Control_Module_V1/PDB_Engineering_Requirements_and_Design_Guide_Rev_G.docx
+++ b/BILLEE_Rover_Control_Module_V1/PDB_Engineering_Requirements_and_Design_Guide_Rev_G.docx
@@ -129,7 +129,21 @@
               <w:rPr>
                 <w:sz w:val="16"/>
               </w:rPr>
-              <w:t>Replaced onboard RP2040/Pico concept with bare RP2350A baseline controller. Updated GPIO allocation, I2C topology, Zephyr bindings, KiCad sheet plan, and LCSC part list. Kept six drivetrain MOSFET branches and split ARM/SCIENCE rails. Removed MCP23017 from baseline.</w:t>
+              <w:t xml:space="preserve">Replaced onboard RP2040/Pico concept with bare RP2350A baseline controller. Updated GPIO allocation, I2C topology, Zephyr bindings, </w:t>
+            </w:r>
+            <w:proofErr w:type="spellStart"/>
+            <w:r>
+              <w:rPr>
+                <w:sz w:val="16"/>
+              </w:rPr>
+              <w:t>KiCad</w:t>
+            </w:r>
+            <w:proofErr w:type="spellEnd"/>
+            <w:r>
+              <w:rPr>
+                <w:sz w:val="16"/>
+              </w:rPr>
+              <w:t xml:space="preserve"> sheet plan, and LCSC part list. Kept six drivetrain MOSFET branches and split ARM/SCIENCE rails. Removed MCP23017 from baseline.</w:t>
             </w:r>
           </w:p>
         </w:tc>
@@ -218,7 +232,15 @@
         <w:spacing w:after="60"/>
       </w:pPr>
       <w:r>
-        <w:t>8. KiCad Schematic Sheet Plan</w:t>
+        <w:t xml:space="preserve">8. </w:t>
+      </w:r>
+      <w:proofErr w:type="spellStart"/>
+      <w:r>
+        <w:t>KiCad</w:t>
+      </w:r>
+      <w:proofErr w:type="spellEnd"/>
+      <w:r>
+        <w:t xml:space="preserve"> Schematic Sheet Plan</w:t>
       </w:r>
     </w:p>
     <w:p>
@@ -281,7 +303,15 @@
         <w:spacing w:after="60"/>
       </w:pPr>
       <w:r>
-        <w:t>Use Sections 2 and 3 to teach the architecture before opening KiCad.</w:t>
+        <w:t xml:space="preserve">Use Sections 2 and 3 to teach the architecture before opening </w:t>
+      </w:r>
+      <w:proofErr w:type="spellStart"/>
+      <w:r>
+        <w:t>KiCad</w:t>
+      </w:r>
+      <w:proofErr w:type="spellEnd"/>
+      <w:r>
+        <w:t>.</w:t>
       </w:r>
     </w:p>
     <w:p>
@@ -389,7 +419,15 @@
         <w:spacing w:after="60"/>
       </w:pPr>
       <w:r>
-        <w:t>The schematic shall follow the Raspberry Pi RP2350 hardware design guide and the Bronco Space Lab BLVLink hardware v2.0 reference design for RP2350 support circuitry.</w:t>
+        <w:t xml:space="preserve">The schematic shall follow the Raspberry Pi RP2350 hardware design guide and the Bronco Space Lab </w:t>
+      </w:r>
+      <w:proofErr w:type="spellStart"/>
+      <w:r>
+        <w:t>BLVLink</w:t>
+      </w:r>
+      <w:proofErr w:type="spellEnd"/>
+      <w:r>
+        <w:t xml:space="preserve"> hardware v2.0 reference design for RP2350 support circuitry.</w:t>
       </w:r>
     </w:p>
     <w:p>
@@ -799,7 +837,15 @@
         <w:spacing w:after="60"/>
       </w:pPr>
       <w:r>
-        <w:t>Each drivetrain branch shall have one dedicated native RP2350 DRIVE_EN_x GPIO.</w:t>
+        <w:t xml:space="preserve">Each drivetrain branch shall have one dedicated native RP2350 </w:t>
+      </w:r>
+      <w:proofErr w:type="spellStart"/>
+      <w:r>
+        <w:t>DRIVE_EN_x</w:t>
+      </w:r>
+      <w:proofErr w:type="spellEnd"/>
+      <w:r>
+        <w:t xml:space="preserve"> GPIO.</w:t>
       </w:r>
     </w:p>
     <w:p>
@@ -808,7 +854,15 @@
         <w:spacing w:after="60"/>
       </w:pPr>
       <w:r>
-        <w:t>Each DRIVE_EN_x signal shall pass through the GPIO buffer and E-stop gate before reaching the gate-driver input.</w:t>
+        <w:t xml:space="preserve">Each </w:t>
+      </w:r>
+      <w:proofErr w:type="spellStart"/>
+      <w:r>
+        <w:t>DRIVE_EN_x</w:t>
+      </w:r>
+      <w:proofErr w:type="spellEnd"/>
+      <w:r>
+        <w:t xml:space="preserve"> signal shall pass through the GPIO buffer and E-stop gate before reaching the gate-driver input.</w:t>
       </w:r>
     </w:p>
     <w:p>
@@ -1024,7 +1078,15 @@
         <w:spacing w:after="60"/>
       </w:pPr>
       <w:r>
-        <w:t>The GPIO buffer and AND gates shall be powered from the 3.3 V housekeeping rail.</w:t>
+        <w:t xml:space="preserve">The GPIO buffer and </w:t>
+      </w:r>
+      <w:proofErr w:type="spellStart"/>
+      <w:r>
+        <w:t>AND</w:t>
+      </w:r>
+      <w:proofErr w:type="spellEnd"/>
+      <w:r>
+        <w:t xml:space="preserve"> gates shall be powered from the 3.3 V housekeeping rail.</w:t>
       </w:r>
     </w:p>
     <w:p>
@@ -1261,8 +1323,13 @@
       </w:r>
       <w:r>
         <w:br/>
-        <w:t>RP2350 DRIVE_EN_x</w:t>
-      </w:r>
+        <w:t xml:space="preserve">RP2350 </w:t>
+      </w:r>
+      <w:proofErr w:type="spellStart"/>
+      <w:r>
+        <w:t>DRIVE_EN_x</w:t>
+      </w:r>
+      <w:proofErr w:type="spellEnd"/>
       <w:r>
         <w:br/>
         <w:t xml:space="preserve">   |</w:t>
@@ -2383,11 +2450,27 @@
             </w:r>
             <w:r>
               <w:br/>
-              <w:t xml:space="preserve">Since this mosfet after about ~8v reaches its </w:t>
+              <w:t xml:space="preserve">Since this </w:t>
+            </w:r>
+            <w:proofErr w:type="spellStart"/>
+            <w:r>
+              <w:t>mosfet</w:t>
+            </w:r>
+            <w:proofErr w:type="spellEnd"/>
+            <w:r>
+              <w:t xml:space="preserve"> after about ~8v reaches its </w:t>
             </w:r>
             <w:r>
               <w:lastRenderedPageBreak/>
-              <w:t>“peak” current capabilities, you can set the vcc of this to be on the 12v rail output</w:t>
+              <w:t xml:space="preserve">“peak” current capabilities, you can set the </w:t>
+            </w:r>
+            <w:proofErr w:type="spellStart"/>
+            <w:r>
+              <w:t>vcc</w:t>
+            </w:r>
+            <w:proofErr w:type="spellEnd"/>
+            <w:r>
+              <w:t xml:space="preserve"> of this to be on the 12v rail output</w:t>
             </w:r>
           </w:p>
         </w:tc>
@@ -2891,7 +2974,15 @@
               <w:br/>
             </w:r>
             <w:r>
-              <w:t>Jetson power + networkswitch + POE will use screw terminal blocks</w:t>
+              <w:t xml:space="preserve">Jetson power + </w:t>
+            </w:r>
+            <w:proofErr w:type="spellStart"/>
+            <w:r>
+              <w:t>networkswitch</w:t>
+            </w:r>
+            <w:proofErr w:type="spellEnd"/>
+            <w:r>
+              <w:t xml:space="preserve"> + POE will use screw terminal blocks</w:t>
             </w:r>
           </w:p>
         </w:tc>
@@ -2934,13 +3025,7 @@
               <w:rPr>
                 <w:sz w:val="16"/>
               </w:rPr>
-              <w:t>XT60</w:t>
-            </w:r>
-            <w:r>
-              <w:rPr>
-                <w:sz w:val="16"/>
-              </w:rPr>
-              <w:t>M</w:t>
+              <w:t>XT60M</w:t>
             </w:r>
           </w:p>
         </w:tc>
@@ -3021,13 +3106,7 @@
               <w:rPr>
                 <w:sz w:val="16"/>
               </w:rPr>
-              <w:t xml:space="preserve"> battery inputs</w:t>
-            </w:r>
-            <w:r>
-              <w:rPr>
-                <w:sz w:val="16"/>
-              </w:rPr>
-              <w:t>,</w:t>
+              <w:t xml:space="preserve"> battery inputs,</w:t>
             </w:r>
             <w:r>
               <w:rPr>
@@ -3103,13 +3182,7 @@
               <w:rPr>
                 <w:sz w:val="16"/>
               </w:rPr>
-              <w:t>9</w:t>
-            </w:r>
-            <w:r>
-              <w:rPr>
-                <w:sz w:val="16"/>
-              </w:rPr>
-              <w:t xml:space="preserve"> typical</w:t>
+              <w:t>9 typical</w:t>
             </w:r>
           </w:p>
         </w:tc>
@@ -3122,13 +3195,7 @@
               <w:rPr>
                 <w:sz w:val="16"/>
               </w:rPr>
-              <w:t>S</w:t>
-            </w:r>
-            <w:r>
-              <w:rPr>
-                <w:sz w:val="16"/>
-              </w:rPr>
-              <w:t>ix drivetrain outputs, ARM output</w:t>
+              <w:t>Six drivetrain outputs, ARM output</w:t>
             </w:r>
             <w:r>
               <w:rPr>
@@ -4686,9 +4753,9 @@
         <w:tblLook w:val="04A0" w:firstRow="1" w:lastRow="0" w:firstColumn="1" w:lastColumn="0" w:noHBand="0" w:noVBand="1"/>
       </w:tblPr>
       <w:tblGrid>
-        <w:gridCol w:w="1290"/>
-        <w:gridCol w:w="2871"/>
-        <w:gridCol w:w="6567"/>
+        <w:gridCol w:w="1291"/>
+        <w:gridCol w:w="2865"/>
+        <w:gridCol w:w="6572"/>
       </w:tblGrid>
       <w:tr>
         <w:trPr>
@@ -4697,7 +4764,7 @@
         </w:trPr>
         <w:tc>
           <w:tcPr>
-            <w:tcW w:w="1296" w:type="dxa"/>
+            <w:tcW w:w="1291" w:type="dxa"/>
             <w:shd w:val="clear" w:color="auto" w:fill="D9EAF7"/>
             <w:vAlign w:val="center"/>
           </w:tcPr>
@@ -4713,7 +4780,7 @@
         </w:tc>
         <w:tc>
           <w:tcPr>
-            <w:tcW w:w="2880" w:type="dxa"/>
+            <w:tcW w:w="2865" w:type="dxa"/>
             <w:shd w:val="clear" w:color="auto" w:fill="D9EAF7"/>
             <w:vAlign w:val="center"/>
           </w:tcPr>
@@ -4729,7 +4796,7 @@
         </w:tc>
         <w:tc>
           <w:tcPr>
-            <w:tcW w:w="6624" w:type="dxa"/>
+            <w:tcW w:w="6572" w:type="dxa"/>
             <w:shd w:val="clear" w:color="auto" w:fill="D9EAF7"/>
             <w:vAlign w:val="center"/>
           </w:tcPr>
@@ -4750,7 +4817,7 @@
         </w:trPr>
         <w:tc>
           <w:tcPr>
-            <w:tcW w:w="1296" w:type="dxa"/>
+            <w:tcW w:w="1291" w:type="dxa"/>
           </w:tcPr>
           <w:p>
             <w:r>
@@ -4763,7 +4830,7 @@
         </w:tc>
         <w:tc>
           <w:tcPr>
-            <w:tcW w:w="2880" w:type="dxa"/>
+            <w:tcW w:w="2865" w:type="dxa"/>
           </w:tcPr>
           <w:p>
             <w:r>
@@ -4776,7 +4843,7 @@
         </w:tc>
         <w:tc>
           <w:tcPr>
-            <w:tcW w:w="6624" w:type="dxa"/>
+            <w:tcW w:w="6572" w:type="dxa"/>
           </w:tcPr>
           <w:p>
             <w:r>
@@ -4794,7 +4861,7 @@
         </w:trPr>
         <w:tc>
           <w:tcPr>
-            <w:tcW w:w="1296" w:type="dxa"/>
+            <w:tcW w:w="1291" w:type="dxa"/>
           </w:tcPr>
           <w:p>
             <w:r>
@@ -4807,7 +4874,7 @@
         </w:tc>
         <w:tc>
           <w:tcPr>
-            <w:tcW w:w="2880" w:type="dxa"/>
+            <w:tcW w:w="2865" w:type="dxa"/>
           </w:tcPr>
           <w:p>
             <w:r>
@@ -4820,7 +4887,7 @@
         </w:tc>
         <w:tc>
           <w:tcPr>
-            <w:tcW w:w="6624" w:type="dxa"/>
+            <w:tcW w:w="6572" w:type="dxa"/>
           </w:tcPr>
           <w:p>
             <w:r>
@@ -4838,7 +4905,7 @@
         </w:trPr>
         <w:tc>
           <w:tcPr>
-            <w:tcW w:w="1296" w:type="dxa"/>
+            <w:tcW w:w="1291" w:type="dxa"/>
           </w:tcPr>
           <w:p>
             <w:r>
@@ -4851,7 +4918,7 @@
         </w:tc>
         <w:tc>
           <w:tcPr>
-            <w:tcW w:w="2880" w:type="dxa"/>
+            <w:tcW w:w="2865" w:type="dxa"/>
           </w:tcPr>
           <w:p>
             <w:r>
@@ -4864,7 +4931,7 @@
         </w:tc>
         <w:tc>
           <w:tcPr>
-            <w:tcW w:w="6624" w:type="dxa"/>
+            <w:tcW w:w="6572" w:type="dxa"/>
           </w:tcPr>
           <w:p>
             <w:r>
@@ -4882,7 +4949,7 @@
         </w:trPr>
         <w:tc>
           <w:tcPr>
-            <w:tcW w:w="1296" w:type="dxa"/>
+            <w:tcW w:w="1291" w:type="dxa"/>
           </w:tcPr>
           <w:p>
             <w:r>
@@ -4895,7 +4962,7 @@
         </w:tc>
         <w:tc>
           <w:tcPr>
-            <w:tcW w:w="2880" w:type="dxa"/>
+            <w:tcW w:w="2865" w:type="dxa"/>
           </w:tcPr>
           <w:p>
             <w:r>
@@ -4908,7 +4975,7 @@
         </w:tc>
         <w:tc>
           <w:tcPr>
-            <w:tcW w:w="6624" w:type="dxa"/>
+            <w:tcW w:w="6572" w:type="dxa"/>
           </w:tcPr>
           <w:p>
             <w:r>
@@ -4926,7 +4993,7 @@
         </w:trPr>
         <w:tc>
           <w:tcPr>
-            <w:tcW w:w="1296" w:type="dxa"/>
+            <w:tcW w:w="1291" w:type="dxa"/>
           </w:tcPr>
           <w:p>
             <w:r>
@@ -4939,7 +5006,7 @@
         </w:tc>
         <w:tc>
           <w:tcPr>
-            <w:tcW w:w="2880" w:type="dxa"/>
+            <w:tcW w:w="2865" w:type="dxa"/>
           </w:tcPr>
           <w:p>
             <w:r>
@@ -4952,7 +5019,7 @@
         </w:tc>
         <w:tc>
           <w:tcPr>
-            <w:tcW w:w="6624" w:type="dxa"/>
+            <w:tcW w:w="6572" w:type="dxa"/>
           </w:tcPr>
           <w:p>
             <w:r>
@@ -4970,7 +5037,7 @@
         </w:trPr>
         <w:tc>
           <w:tcPr>
-            <w:tcW w:w="1296" w:type="dxa"/>
+            <w:tcW w:w="1291" w:type="dxa"/>
           </w:tcPr>
           <w:p>
             <w:r>
@@ -4983,7 +5050,7 @@
         </w:tc>
         <w:tc>
           <w:tcPr>
-            <w:tcW w:w="2880" w:type="dxa"/>
+            <w:tcW w:w="2865" w:type="dxa"/>
           </w:tcPr>
           <w:p>
             <w:r>
@@ -4996,7 +5063,7 @@
         </w:tc>
         <w:tc>
           <w:tcPr>
-            <w:tcW w:w="6624" w:type="dxa"/>
+            <w:tcW w:w="6572" w:type="dxa"/>
           </w:tcPr>
           <w:p>
             <w:r>
@@ -5014,7 +5081,7 @@
         </w:trPr>
         <w:tc>
           <w:tcPr>
-            <w:tcW w:w="1296" w:type="dxa"/>
+            <w:tcW w:w="1291" w:type="dxa"/>
           </w:tcPr>
           <w:p>
             <w:r>
@@ -5027,7 +5094,7 @@
         </w:tc>
         <w:tc>
           <w:tcPr>
-            <w:tcW w:w="2880" w:type="dxa"/>
+            <w:tcW w:w="2865" w:type="dxa"/>
           </w:tcPr>
           <w:p>
             <w:r>
@@ -5040,7 +5107,7 @@
         </w:tc>
         <w:tc>
           <w:tcPr>
-            <w:tcW w:w="6624" w:type="dxa"/>
+            <w:tcW w:w="6572" w:type="dxa"/>
           </w:tcPr>
           <w:p>
             <w:r>
@@ -5058,7 +5125,7 @@
         </w:trPr>
         <w:tc>
           <w:tcPr>
-            <w:tcW w:w="1296" w:type="dxa"/>
+            <w:tcW w:w="1291" w:type="dxa"/>
           </w:tcPr>
           <w:p>
             <w:r>
@@ -5071,7 +5138,7 @@
         </w:tc>
         <w:tc>
           <w:tcPr>
-            <w:tcW w:w="2880" w:type="dxa"/>
+            <w:tcW w:w="2865" w:type="dxa"/>
           </w:tcPr>
           <w:p>
             <w:r>
@@ -5084,7 +5151,7 @@
         </w:tc>
         <w:tc>
           <w:tcPr>
-            <w:tcW w:w="6624" w:type="dxa"/>
+            <w:tcW w:w="6572" w:type="dxa"/>
           </w:tcPr>
           <w:p>
             <w:r>
@@ -5102,7 +5169,7 @@
         </w:trPr>
         <w:tc>
           <w:tcPr>
-            <w:tcW w:w="1296" w:type="dxa"/>
+            <w:tcW w:w="1291" w:type="dxa"/>
           </w:tcPr>
           <w:p>
             <w:r>
@@ -5115,7 +5182,7 @@
         </w:tc>
         <w:tc>
           <w:tcPr>
-            <w:tcW w:w="2880" w:type="dxa"/>
+            <w:tcW w:w="2865" w:type="dxa"/>
           </w:tcPr>
           <w:p>
             <w:r>
@@ -5128,7 +5195,7 @@
         </w:tc>
         <w:tc>
           <w:tcPr>
-            <w:tcW w:w="6624" w:type="dxa"/>
+            <w:tcW w:w="6572" w:type="dxa"/>
           </w:tcPr>
           <w:p>
             <w:r>
@@ -5146,7 +5213,7 @@
         </w:trPr>
         <w:tc>
           <w:tcPr>
-            <w:tcW w:w="1296" w:type="dxa"/>
+            <w:tcW w:w="1291" w:type="dxa"/>
           </w:tcPr>
           <w:p>
             <w:r>
@@ -5159,7 +5226,7 @@
         </w:tc>
         <w:tc>
           <w:tcPr>
-            <w:tcW w:w="2880" w:type="dxa"/>
+            <w:tcW w:w="2865" w:type="dxa"/>
           </w:tcPr>
           <w:p>
             <w:r>
@@ -5172,7 +5239,7 @@
         </w:tc>
         <w:tc>
           <w:tcPr>
-            <w:tcW w:w="6624" w:type="dxa"/>
+            <w:tcW w:w="6572" w:type="dxa"/>
           </w:tcPr>
           <w:p>
             <w:r>
@@ -5190,7 +5257,7 @@
         </w:trPr>
         <w:tc>
           <w:tcPr>
-            <w:tcW w:w="1296" w:type="dxa"/>
+            <w:tcW w:w="1291" w:type="dxa"/>
           </w:tcPr>
           <w:p>
             <w:r>
@@ -5203,7 +5270,7 @@
         </w:tc>
         <w:tc>
           <w:tcPr>
-            <w:tcW w:w="2880" w:type="dxa"/>
+            <w:tcW w:w="2865" w:type="dxa"/>
           </w:tcPr>
           <w:p>
             <w:r>
@@ -5216,7 +5283,7 @@
         </w:tc>
         <w:tc>
           <w:tcPr>
-            <w:tcW w:w="6624" w:type="dxa"/>
+            <w:tcW w:w="6572" w:type="dxa"/>
           </w:tcPr>
           <w:p>
             <w:r>
@@ -5234,7 +5301,7 @@
         </w:trPr>
         <w:tc>
           <w:tcPr>
-            <w:tcW w:w="1296" w:type="dxa"/>
+            <w:tcW w:w="1291" w:type="dxa"/>
           </w:tcPr>
           <w:p>
             <w:r>
@@ -5247,7 +5314,7 @@
         </w:tc>
         <w:tc>
           <w:tcPr>
-            <w:tcW w:w="2880" w:type="dxa"/>
+            <w:tcW w:w="2865" w:type="dxa"/>
           </w:tcPr>
           <w:p>
             <w:r>
@@ -5260,7 +5327,7 @@
         </w:tc>
         <w:tc>
           <w:tcPr>
-            <w:tcW w:w="6624" w:type="dxa"/>
+            <w:tcW w:w="6572" w:type="dxa"/>
           </w:tcPr>
           <w:p>
             <w:r>
@@ -5278,7 +5345,7 @@
         </w:trPr>
         <w:tc>
           <w:tcPr>
-            <w:tcW w:w="1296" w:type="dxa"/>
+            <w:tcW w:w="1291" w:type="dxa"/>
           </w:tcPr>
           <w:p>
             <w:r>
@@ -5286,33 +5353,30 @@
                 <w:sz w:val="16"/>
               </w:rPr>
               <w:lastRenderedPageBreak/>
-              <w:t>GPIO12</w:t>
-            </w:r>
-          </w:p>
-        </w:tc>
-        <w:tc>
-          <w:tcPr>
-            <w:tcW w:w="2880" w:type="dxa"/>
-          </w:tcPr>
-          <w:p>
-            <w:r>
-              <w:rPr>
-                <w:sz w:val="16"/>
-              </w:rPr>
-              <w:t>AUX_22_EN</w:t>
-            </w:r>
-          </w:p>
-        </w:tc>
-        <w:tc>
-          <w:tcPr>
-            <w:tcW w:w="6624" w:type="dxa"/>
-          </w:tcPr>
-          <w:p>
-            <w:r>
-              <w:rPr>
-                <w:sz w:val="16"/>
-              </w:rPr>
-              <w:t>Native output -&gt; buffer -&gt; E-stop gate -&gt; aux switch/driver</w:t>
+              <w:t>GPIO13</w:t>
+            </w:r>
+          </w:p>
+        </w:tc>
+        <w:tc>
+          <w:tcPr>
+            <w:tcW w:w="2865" w:type="dxa"/>
+          </w:tcPr>
+          <w:p>
+            <w:r>
+              <w:rPr>
+                <w:sz w:val="16"/>
+              </w:rPr>
+              <w:t>E_STOP_STATUS</w:t>
+            </w:r>
+          </w:p>
+        </w:tc>
+        <w:tc>
+          <w:tcPr>
+            <w:tcW w:w="6572" w:type="dxa"/>
+          </w:tcPr>
+          <w:p>
+            <w:r>
+              <w:t>ESTOP GPIO Monitor</w:t>
             </w:r>
           </w:p>
         </w:tc>
@@ -5323,48 +5387,32 @@
         </w:trPr>
         <w:tc>
           <w:tcPr>
-            <w:tcW w:w="1296" w:type="dxa"/>
-          </w:tcPr>
-          <w:p>
-            <w:r>
-              <w:rPr>
-                <w:sz w:val="16"/>
-              </w:rPr>
-              <w:t>GPIO13</w:t>
-            </w:r>
-          </w:p>
-        </w:tc>
-        <w:tc>
-          <w:tcPr>
-            <w:tcW w:w="2880" w:type="dxa"/>
-          </w:tcPr>
-          <w:p>
-            <w:r>
-              <w:rPr>
-                <w:sz w:val="16"/>
-              </w:rPr>
-              <w:t>SPARE_EN</w:t>
-            </w:r>
-            <w:r>
-              <w:rPr>
-                <w:sz w:val="16"/>
-              </w:rPr>
-              <w:t xml:space="preserve"> (NOT NEEDED)</w:t>
-            </w:r>
-          </w:p>
-        </w:tc>
-        <w:tc>
-          <w:tcPr>
-            <w:tcW w:w="6624" w:type="dxa"/>
-          </w:tcPr>
-          <w:p>
-            <w:r>
-              <w:rPr>
-                <w:sz w:val="16"/>
-              </w:rPr>
-              <w:t>Buffered spare output; route to test pad or spare gate channel</w:t>
-            </w:r>
-          </w:p>
+            <w:tcW w:w="1291" w:type="dxa"/>
+          </w:tcPr>
+          <w:p>
+            <w:r>
+              <w:rPr>
+                <w:sz w:val="16"/>
+              </w:rPr>
+              <w:t>GPIO14</w:t>
+            </w:r>
+          </w:p>
+        </w:tc>
+        <w:tc>
+          <w:tcPr>
+            <w:tcW w:w="2865" w:type="dxa"/>
+          </w:tcPr>
+          <w:p>
+            <w:r>
+              <w:t>Broken out on DF11 Header</w:t>
+            </w:r>
+          </w:p>
+        </w:tc>
+        <w:tc>
+          <w:tcPr>
+            <w:tcW w:w="6572" w:type="dxa"/>
+          </w:tcPr>
+          <w:p/>
         </w:tc>
       </w:tr>
       <w:tr>
@@ -5373,42 +5421,32 @@
         </w:trPr>
         <w:tc>
           <w:tcPr>
-            <w:tcW w:w="1296" w:type="dxa"/>
-          </w:tcPr>
-          <w:p>
-            <w:r>
-              <w:rPr>
-                <w:sz w:val="16"/>
-              </w:rPr>
-              <w:t>GPIO14</w:t>
-            </w:r>
-          </w:p>
-        </w:tc>
-        <w:tc>
-          <w:tcPr>
-            <w:tcW w:w="2880" w:type="dxa"/>
-          </w:tcPr>
-          <w:p>
-            <w:r>
-              <w:rPr>
-                <w:sz w:val="16"/>
-              </w:rPr>
-              <w:t>E_STOP_STATUS</w:t>
-            </w:r>
-          </w:p>
-        </w:tc>
-        <w:tc>
-          <w:tcPr>
-            <w:tcW w:w="6624" w:type="dxa"/>
-          </w:tcPr>
-          <w:p>
-            <w:r>
-              <w:rPr>
-                <w:sz w:val="16"/>
-              </w:rPr>
-              <w:t>Input from E_STOP_NODE / E_STOP_OK conditioning</w:t>
-            </w:r>
-          </w:p>
+            <w:tcW w:w="1291" w:type="dxa"/>
+          </w:tcPr>
+          <w:p>
+            <w:r>
+              <w:rPr>
+                <w:sz w:val="16"/>
+              </w:rPr>
+              <w:t>GPIO15</w:t>
+            </w:r>
+          </w:p>
+        </w:tc>
+        <w:tc>
+          <w:tcPr>
+            <w:tcW w:w="2865" w:type="dxa"/>
+          </w:tcPr>
+          <w:p>
+            <w:r>
+              <w:t>Broken out on DF11 Header</w:t>
+            </w:r>
+          </w:p>
+        </w:tc>
+        <w:tc>
+          <w:tcPr>
+            <w:tcW w:w="6572" w:type="dxa"/>
+          </w:tcPr>
+          <w:p/>
         </w:tc>
       </w:tr>
       <w:tr>
@@ -5417,42 +5455,32 @@
         </w:trPr>
         <w:tc>
           <w:tcPr>
-            <w:tcW w:w="1296" w:type="dxa"/>
-          </w:tcPr>
-          <w:p>
-            <w:r>
-              <w:rPr>
-                <w:sz w:val="16"/>
-              </w:rPr>
-              <w:t>GPIO15</w:t>
-            </w:r>
-          </w:p>
-        </w:tc>
-        <w:tc>
-          <w:tcPr>
-            <w:tcW w:w="2880" w:type="dxa"/>
-          </w:tcPr>
-          <w:p>
-            <w:r>
-              <w:rPr>
-                <w:sz w:val="16"/>
-              </w:rPr>
-              <w:t>PDB_FAULT_OUT</w:t>
-            </w:r>
-          </w:p>
-        </w:tc>
-        <w:tc>
-          <w:tcPr>
-            <w:tcW w:w="6624" w:type="dxa"/>
-          </w:tcPr>
-          <w:p>
-            <w:r>
-              <w:rPr>
-                <w:sz w:val="16"/>
-              </w:rPr>
-              <w:t>Output to Jetson or external fault indicator</w:t>
-            </w:r>
-          </w:p>
+            <w:tcW w:w="1291" w:type="dxa"/>
+          </w:tcPr>
+          <w:p>
+            <w:r>
+              <w:rPr>
+                <w:sz w:val="16"/>
+              </w:rPr>
+              <w:t>GPIO16</w:t>
+            </w:r>
+          </w:p>
+        </w:tc>
+        <w:tc>
+          <w:tcPr>
+            <w:tcW w:w="2865" w:type="dxa"/>
+          </w:tcPr>
+          <w:p>
+            <w:r>
+              <w:t>Broken out on DF11 Header</w:t>
+            </w:r>
+          </w:p>
+        </w:tc>
+        <w:tc>
+          <w:tcPr>
+            <w:tcW w:w="6572" w:type="dxa"/>
+          </w:tcPr>
+          <w:p/>
         </w:tc>
       </w:tr>
       <w:tr>
@@ -5461,42 +5489,32 @@
         </w:trPr>
         <w:tc>
           <w:tcPr>
-            <w:tcW w:w="1296" w:type="dxa"/>
-          </w:tcPr>
-          <w:p>
-            <w:r>
-              <w:rPr>
-                <w:sz w:val="16"/>
-              </w:rPr>
-              <w:t>GPIO16</w:t>
-            </w:r>
-          </w:p>
-        </w:tc>
-        <w:tc>
-          <w:tcPr>
-            <w:tcW w:w="2880" w:type="dxa"/>
-          </w:tcPr>
-          <w:p>
-            <w:r>
-              <w:rPr>
-                <w:sz w:val="16"/>
-              </w:rPr>
-              <w:t>JETSON_HEARTBEAT_IN</w:t>
-            </w:r>
-          </w:p>
-        </w:tc>
-        <w:tc>
-          <w:tcPr>
-            <w:tcW w:w="6624" w:type="dxa"/>
-          </w:tcPr>
-          <w:p>
-            <w:r>
-              <w:rPr>
-                <w:sz w:val="16"/>
-              </w:rPr>
-              <w:t>Optional input from Jetson</w:t>
-            </w:r>
-          </w:p>
+            <w:tcW w:w="1291" w:type="dxa"/>
+          </w:tcPr>
+          <w:p>
+            <w:r>
+              <w:rPr>
+                <w:sz w:val="16"/>
+              </w:rPr>
+              <w:t>GPIO17</w:t>
+            </w:r>
+          </w:p>
+        </w:tc>
+        <w:tc>
+          <w:tcPr>
+            <w:tcW w:w="2865" w:type="dxa"/>
+          </w:tcPr>
+          <w:p>
+            <w:r>
+              <w:t>Broken out on DF11 Header</w:t>
+            </w:r>
+          </w:p>
+        </w:tc>
+        <w:tc>
+          <w:tcPr>
+            <w:tcW w:w="6572" w:type="dxa"/>
+          </w:tcPr>
+          <w:p/>
         </w:tc>
       </w:tr>
       <w:tr>
@@ -5505,42 +5523,32 @@
         </w:trPr>
         <w:tc>
           <w:tcPr>
-            <w:tcW w:w="1296" w:type="dxa"/>
-          </w:tcPr>
-          <w:p>
-            <w:r>
-              <w:rPr>
-                <w:sz w:val="16"/>
-              </w:rPr>
-              <w:t>GPIO17</w:t>
-            </w:r>
-          </w:p>
-        </w:tc>
-        <w:tc>
-          <w:tcPr>
-            <w:tcW w:w="2880" w:type="dxa"/>
-          </w:tcPr>
-          <w:p>
-            <w:r>
-              <w:rPr>
-                <w:sz w:val="16"/>
-              </w:rPr>
-              <w:t>TCA4307_I2C0_EN</w:t>
-            </w:r>
-          </w:p>
-        </w:tc>
-        <w:tc>
-          <w:tcPr>
-            <w:tcW w:w="6624" w:type="dxa"/>
-          </w:tcPr>
-          <w:p>
-            <w:r>
-              <w:rPr>
-                <w:sz w:val="16"/>
-              </w:rPr>
-              <w:t>Optional enable/reset for I2C0 buffer</w:t>
-            </w:r>
-          </w:p>
+            <w:tcW w:w="1291" w:type="dxa"/>
+          </w:tcPr>
+          <w:p>
+            <w:r>
+              <w:rPr>
+                <w:sz w:val="16"/>
+              </w:rPr>
+              <w:t>GPIO18</w:t>
+            </w:r>
+          </w:p>
+        </w:tc>
+        <w:tc>
+          <w:tcPr>
+            <w:tcW w:w="2865" w:type="dxa"/>
+          </w:tcPr>
+          <w:p>
+            <w:r>
+              <w:t>Broken out on DF11 Header</w:t>
+            </w:r>
+          </w:p>
+        </w:tc>
+        <w:tc>
+          <w:tcPr>
+            <w:tcW w:w="6572" w:type="dxa"/>
+          </w:tcPr>
+          <w:p/>
         </w:tc>
       </w:tr>
       <w:tr>
@@ -5549,42 +5557,32 @@
         </w:trPr>
         <w:tc>
           <w:tcPr>
-            <w:tcW w:w="1296" w:type="dxa"/>
-          </w:tcPr>
-          <w:p>
-            <w:r>
-              <w:rPr>
-                <w:sz w:val="16"/>
-              </w:rPr>
-              <w:t>GPIO18</w:t>
-            </w:r>
-          </w:p>
-        </w:tc>
-        <w:tc>
-          <w:tcPr>
-            <w:tcW w:w="2880" w:type="dxa"/>
-          </w:tcPr>
-          <w:p>
-            <w:r>
-              <w:rPr>
-                <w:sz w:val="16"/>
-              </w:rPr>
-              <w:t>TCA4307_I2C1_EN</w:t>
-            </w:r>
-          </w:p>
-        </w:tc>
-        <w:tc>
-          <w:tcPr>
-            <w:tcW w:w="6624" w:type="dxa"/>
-          </w:tcPr>
-          <w:p>
-            <w:r>
-              <w:rPr>
-                <w:sz w:val="16"/>
-              </w:rPr>
-              <w:t>Optional enable/reset for I2C1 buffer</w:t>
-            </w:r>
-          </w:p>
+            <w:tcW w:w="1291" w:type="dxa"/>
+          </w:tcPr>
+          <w:p>
+            <w:r>
+              <w:rPr>
+                <w:sz w:val="16"/>
+              </w:rPr>
+              <w:t>GPIO19</w:t>
+            </w:r>
+          </w:p>
+        </w:tc>
+        <w:tc>
+          <w:tcPr>
+            <w:tcW w:w="2865" w:type="dxa"/>
+          </w:tcPr>
+          <w:p>
+            <w:r>
+              <w:t>Broken out on DF11 Header</w:t>
+            </w:r>
+          </w:p>
+        </w:tc>
+        <w:tc>
+          <w:tcPr>
+            <w:tcW w:w="6572" w:type="dxa"/>
+          </w:tcPr>
+          <w:p/>
         </w:tc>
       </w:tr>
       <w:tr>
@@ -5593,42 +5591,32 @@
         </w:trPr>
         <w:tc>
           <w:tcPr>
-            <w:tcW w:w="1296" w:type="dxa"/>
-          </w:tcPr>
-          <w:p>
-            <w:r>
-              <w:rPr>
-                <w:sz w:val="16"/>
-              </w:rPr>
-              <w:t>GPIO19</w:t>
-            </w:r>
-          </w:p>
-        </w:tc>
-        <w:tc>
-          <w:tcPr>
-            <w:tcW w:w="2880" w:type="dxa"/>
-          </w:tcPr>
-          <w:p>
-            <w:r>
-              <w:rPr>
-                <w:sz w:val="16"/>
-              </w:rPr>
-              <w:t>STATUS_LED</w:t>
-            </w:r>
-          </w:p>
-        </w:tc>
-        <w:tc>
-          <w:tcPr>
-            <w:tcW w:w="6624" w:type="dxa"/>
-          </w:tcPr>
-          <w:p>
-            <w:r>
-              <w:rPr>
-                <w:sz w:val="16"/>
-              </w:rPr>
-              <w:t>Controller heartbeat LED</w:t>
-            </w:r>
-          </w:p>
+            <w:tcW w:w="1291" w:type="dxa"/>
+          </w:tcPr>
+          <w:p>
+            <w:r>
+              <w:rPr>
+                <w:sz w:val="16"/>
+              </w:rPr>
+              <w:t>GPIO20</w:t>
+            </w:r>
+          </w:p>
+        </w:tc>
+        <w:tc>
+          <w:tcPr>
+            <w:tcW w:w="2865" w:type="dxa"/>
+          </w:tcPr>
+          <w:p>
+            <w:r>
+              <w:t>Broken out on DF11 Header</w:t>
+            </w:r>
+          </w:p>
+        </w:tc>
+        <w:tc>
+          <w:tcPr>
+            <w:tcW w:w="6572" w:type="dxa"/>
+          </w:tcPr>
+          <w:p/>
         </w:tc>
       </w:tr>
       <w:tr>
@@ -5637,42 +5625,32 @@
         </w:trPr>
         <w:tc>
           <w:tcPr>
-            <w:tcW w:w="1296" w:type="dxa"/>
-          </w:tcPr>
-          <w:p>
-            <w:r>
-              <w:rPr>
-                <w:sz w:val="16"/>
-              </w:rPr>
-              <w:t>GPIO20</w:t>
-            </w:r>
-          </w:p>
-        </w:tc>
-        <w:tc>
-          <w:tcPr>
-            <w:tcW w:w="2880" w:type="dxa"/>
-          </w:tcPr>
-          <w:p>
-            <w:r>
-              <w:rPr>
-                <w:sz w:val="16"/>
-              </w:rPr>
-              <w:t>FAULT_LED</w:t>
-            </w:r>
-          </w:p>
-        </w:tc>
-        <w:tc>
-          <w:tcPr>
-            <w:tcW w:w="6624" w:type="dxa"/>
-          </w:tcPr>
-          <w:p>
-            <w:r>
-              <w:rPr>
-                <w:sz w:val="16"/>
-              </w:rPr>
-              <w:t>Fault/status LED</w:t>
-            </w:r>
-          </w:p>
+            <w:tcW w:w="1291" w:type="dxa"/>
+          </w:tcPr>
+          <w:p>
+            <w:r>
+              <w:rPr>
+                <w:sz w:val="16"/>
+              </w:rPr>
+              <w:t>GPIO21</w:t>
+            </w:r>
+          </w:p>
+        </w:tc>
+        <w:tc>
+          <w:tcPr>
+            <w:tcW w:w="2865" w:type="dxa"/>
+          </w:tcPr>
+          <w:p>
+            <w:r>
+              <w:t>Broken out on DF11 Header</w:t>
+            </w:r>
+          </w:p>
+        </w:tc>
+        <w:tc>
+          <w:tcPr>
+            <w:tcW w:w="6572" w:type="dxa"/>
+          </w:tcPr>
+          <w:p/>
         </w:tc>
       </w:tr>
       <w:tr>
@@ -5681,42 +5659,32 @@
         </w:trPr>
         <w:tc>
           <w:tcPr>
-            <w:tcW w:w="1296" w:type="dxa"/>
-          </w:tcPr>
-          <w:p>
-            <w:r>
-              <w:rPr>
-                <w:sz w:val="16"/>
-              </w:rPr>
-              <w:t>GPIO21</w:t>
-            </w:r>
-          </w:p>
-        </w:tc>
-        <w:tc>
-          <w:tcPr>
-            <w:tcW w:w="2880" w:type="dxa"/>
-          </w:tcPr>
-          <w:p>
-            <w:r>
-              <w:rPr>
-                <w:sz w:val="16"/>
-              </w:rPr>
-              <w:t>DEBUG_UART_TX</w:t>
-            </w:r>
-          </w:p>
-        </w:tc>
-        <w:tc>
-          <w:tcPr>
-            <w:tcW w:w="6624" w:type="dxa"/>
-          </w:tcPr>
-          <w:p>
-            <w:r>
-              <w:rPr>
-                <w:sz w:val="16"/>
-              </w:rPr>
-              <w:t>Optional debug UART</w:t>
-            </w:r>
-          </w:p>
+            <w:tcW w:w="1291" w:type="dxa"/>
+          </w:tcPr>
+          <w:p>
+            <w:r>
+              <w:rPr>
+                <w:sz w:val="16"/>
+              </w:rPr>
+              <w:t>GPIO22</w:t>
+            </w:r>
+          </w:p>
+        </w:tc>
+        <w:tc>
+          <w:tcPr>
+            <w:tcW w:w="2865" w:type="dxa"/>
+          </w:tcPr>
+          <w:p>
+            <w:r>
+              <w:t>Broken out on DF11 Header</w:t>
+            </w:r>
+          </w:p>
+        </w:tc>
+        <w:tc>
+          <w:tcPr>
+            <w:tcW w:w="6572" w:type="dxa"/>
+          </w:tcPr>
+          <w:p/>
         </w:tc>
       </w:tr>
       <w:tr>
@@ -5725,42 +5693,32 @@
         </w:trPr>
         <w:tc>
           <w:tcPr>
-            <w:tcW w:w="1296" w:type="dxa"/>
-          </w:tcPr>
-          <w:p>
-            <w:r>
-              <w:rPr>
-                <w:sz w:val="16"/>
-              </w:rPr>
-              <w:t>GPIO22</w:t>
-            </w:r>
-          </w:p>
-        </w:tc>
-        <w:tc>
-          <w:tcPr>
-            <w:tcW w:w="2880" w:type="dxa"/>
-          </w:tcPr>
-          <w:p>
-            <w:r>
-              <w:rPr>
-                <w:sz w:val="16"/>
-              </w:rPr>
-              <w:t>DEBUG_UART_RX</w:t>
-            </w:r>
-          </w:p>
-        </w:tc>
-        <w:tc>
-          <w:tcPr>
-            <w:tcW w:w="6624" w:type="dxa"/>
-          </w:tcPr>
-          <w:p>
-            <w:r>
-              <w:rPr>
-                <w:sz w:val="16"/>
-              </w:rPr>
-              <w:t>Optional debug UART</w:t>
-            </w:r>
-          </w:p>
+            <w:tcW w:w="1291" w:type="dxa"/>
+          </w:tcPr>
+          <w:p>
+            <w:r>
+              <w:rPr>
+                <w:sz w:val="16"/>
+              </w:rPr>
+              <w:t>GPIO23</w:t>
+            </w:r>
+          </w:p>
+        </w:tc>
+        <w:tc>
+          <w:tcPr>
+            <w:tcW w:w="2865" w:type="dxa"/>
+          </w:tcPr>
+          <w:p>
+            <w:r>
+              <w:t>Broken out on DF11 Header</w:t>
+            </w:r>
+          </w:p>
+        </w:tc>
+        <w:tc>
+          <w:tcPr>
+            <w:tcW w:w="6572" w:type="dxa"/>
+          </w:tcPr>
+          <w:p/>
         </w:tc>
       </w:tr>
       <w:tr>
@@ -5769,42 +5727,32 @@
         </w:trPr>
         <w:tc>
           <w:tcPr>
-            <w:tcW w:w="1296" w:type="dxa"/>
-          </w:tcPr>
-          <w:p>
-            <w:r>
-              <w:rPr>
-                <w:sz w:val="16"/>
-              </w:rPr>
-              <w:t>GPIO23</w:t>
-            </w:r>
-          </w:p>
-        </w:tc>
-        <w:tc>
-          <w:tcPr>
-            <w:tcW w:w="2880" w:type="dxa"/>
-          </w:tcPr>
-          <w:p>
-            <w:r>
-              <w:rPr>
-                <w:sz w:val="16"/>
-              </w:rPr>
-              <w:t>DRIVE_FAULT_SUM_IN</w:t>
-            </w:r>
-          </w:p>
-        </w:tc>
-        <w:tc>
-          <w:tcPr>
-            <w:tcW w:w="6624" w:type="dxa"/>
-          </w:tcPr>
-          <w:p>
-            <w:r>
-              <w:rPr>
-                <w:sz w:val="16"/>
-              </w:rPr>
-              <w:t>Optional wired/fault summary input</w:t>
-            </w:r>
-          </w:p>
+            <w:tcW w:w="1291" w:type="dxa"/>
+          </w:tcPr>
+          <w:p>
+            <w:r>
+              <w:rPr>
+                <w:sz w:val="16"/>
+              </w:rPr>
+              <w:t>GPIO24</w:t>
+            </w:r>
+          </w:p>
+        </w:tc>
+        <w:tc>
+          <w:tcPr>
+            <w:tcW w:w="2865" w:type="dxa"/>
+          </w:tcPr>
+          <w:p>
+            <w:r>
+              <w:t>Broken out on DF11 Header</w:t>
+            </w:r>
+          </w:p>
+        </w:tc>
+        <w:tc>
+          <w:tcPr>
+            <w:tcW w:w="6572" w:type="dxa"/>
+          </w:tcPr>
+          <w:p/>
         </w:tc>
       </w:tr>
       <w:tr>
@@ -5813,42 +5761,32 @@
         </w:trPr>
         <w:tc>
           <w:tcPr>
-            <w:tcW w:w="1296" w:type="dxa"/>
-          </w:tcPr>
-          <w:p>
-            <w:r>
-              <w:rPr>
-                <w:sz w:val="16"/>
-              </w:rPr>
-              <w:t>GPIO24</w:t>
-            </w:r>
-          </w:p>
-        </w:tc>
-        <w:tc>
-          <w:tcPr>
-            <w:tcW w:w="2880" w:type="dxa"/>
-          </w:tcPr>
-          <w:p>
-            <w:r>
-              <w:rPr>
-                <w:sz w:val="16"/>
-              </w:rPr>
-              <w:t>ARM_SCI_FAULT_SUM_IN</w:t>
-            </w:r>
-          </w:p>
-        </w:tc>
-        <w:tc>
-          <w:tcPr>
-            <w:tcW w:w="6624" w:type="dxa"/>
-          </w:tcPr>
-          <w:p>
-            <w:r>
-              <w:rPr>
-                <w:sz w:val="16"/>
-              </w:rPr>
-              <w:t>Optional wired/fault summary input</w:t>
-            </w:r>
-          </w:p>
+            <w:tcW w:w="1291" w:type="dxa"/>
+          </w:tcPr>
+          <w:p>
+            <w:r>
+              <w:rPr>
+                <w:sz w:val="16"/>
+              </w:rPr>
+              <w:t>GPIO25</w:t>
+            </w:r>
+          </w:p>
+        </w:tc>
+        <w:tc>
+          <w:tcPr>
+            <w:tcW w:w="2865" w:type="dxa"/>
+          </w:tcPr>
+          <w:p>
+            <w:r>
+              <w:t>Broken out on DF11 Header</w:t>
+            </w:r>
+          </w:p>
+        </w:tc>
+        <w:tc>
+          <w:tcPr>
+            <w:tcW w:w="6572" w:type="dxa"/>
+          </w:tcPr>
+          <w:p/>
         </w:tc>
       </w:tr>
       <w:tr>
@@ -5857,42 +5795,32 @@
         </w:trPr>
         <w:tc>
           <w:tcPr>
-            <w:tcW w:w="1296" w:type="dxa"/>
-          </w:tcPr>
-          <w:p>
-            <w:r>
-              <w:rPr>
-                <w:sz w:val="16"/>
-              </w:rPr>
-              <w:t>GPIO25</w:t>
-            </w:r>
-          </w:p>
-        </w:tc>
-        <w:tc>
-          <w:tcPr>
-            <w:tcW w:w="2880" w:type="dxa"/>
-          </w:tcPr>
-          <w:p>
-            <w:r>
-              <w:rPr>
-                <w:sz w:val="16"/>
-              </w:rPr>
-              <w:t>LOGIC_FAULT_IN</w:t>
-            </w:r>
-          </w:p>
-        </w:tc>
-        <w:tc>
-          <w:tcPr>
-            <w:tcW w:w="6624" w:type="dxa"/>
-          </w:tcPr>
-          <w:p>
-            <w:r>
-              <w:rPr>
-                <w:sz w:val="16"/>
-              </w:rPr>
-              <w:t>Optional logic-domain fault input</w:t>
-            </w:r>
-          </w:p>
+            <w:tcW w:w="1291" w:type="dxa"/>
+          </w:tcPr>
+          <w:p>
+            <w:r>
+              <w:rPr>
+                <w:sz w:val="16"/>
+              </w:rPr>
+              <w:t>GPIO26</w:t>
+            </w:r>
+          </w:p>
+        </w:tc>
+        <w:tc>
+          <w:tcPr>
+            <w:tcW w:w="2865" w:type="dxa"/>
+          </w:tcPr>
+          <w:p>
+            <w:r>
+              <w:t>Broken out on DF11 Header</w:t>
+            </w:r>
+          </w:p>
+        </w:tc>
+        <w:tc>
+          <w:tcPr>
+            <w:tcW w:w="6572" w:type="dxa"/>
+          </w:tcPr>
+          <w:p/>
         </w:tc>
       </w:tr>
       <w:tr>
@@ -5901,42 +5829,32 @@
         </w:trPr>
         <w:tc>
           <w:tcPr>
-            <w:tcW w:w="1296" w:type="dxa"/>
-          </w:tcPr>
-          <w:p>
-            <w:r>
-              <w:rPr>
-                <w:sz w:val="16"/>
-              </w:rPr>
-              <w:t>GPIO26</w:t>
-            </w:r>
-          </w:p>
-        </w:tc>
-        <w:tc>
-          <w:tcPr>
-            <w:tcW w:w="2880" w:type="dxa"/>
-          </w:tcPr>
-          <w:p>
-            <w:r>
-              <w:rPr>
-                <w:sz w:val="16"/>
-              </w:rPr>
-              <w:t>VLOGIC_ADC_SPARE</w:t>
-            </w:r>
-          </w:p>
-        </w:tc>
-        <w:tc>
-          <w:tcPr>
-            <w:tcW w:w="6624" w:type="dxa"/>
-          </w:tcPr>
-          <w:p>
-            <w:r>
-              <w:rPr>
-                <w:sz w:val="16"/>
-              </w:rPr>
-              <w:t>Optional ADC sanity check / spare</w:t>
-            </w:r>
-          </w:p>
+            <w:tcW w:w="1291" w:type="dxa"/>
+          </w:tcPr>
+          <w:p>
+            <w:r>
+              <w:rPr>
+                <w:sz w:val="16"/>
+              </w:rPr>
+              <w:t>GPIO27</w:t>
+            </w:r>
+          </w:p>
+        </w:tc>
+        <w:tc>
+          <w:tcPr>
+            <w:tcW w:w="2865" w:type="dxa"/>
+          </w:tcPr>
+          <w:p>
+            <w:r>
+              <w:t>Broken out on DF11 Header</w:t>
+            </w:r>
+          </w:p>
+        </w:tc>
+        <w:tc>
+          <w:tcPr>
+            <w:tcW w:w="6572" w:type="dxa"/>
+          </w:tcPr>
+          <w:p/>
         </w:tc>
       </w:tr>
       <w:tr>
@@ -5945,42 +5863,28 @@
         </w:trPr>
         <w:tc>
           <w:tcPr>
-            <w:tcW w:w="1296" w:type="dxa"/>
-          </w:tcPr>
-          <w:p>
-            <w:r>
-              <w:rPr>
-                <w:sz w:val="16"/>
-              </w:rPr>
-              <w:t>GPIO27</w:t>
-            </w:r>
-          </w:p>
-        </w:tc>
-        <w:tc>
-          <w:tcPr>
-            <w:tcW w:w="2880" w:type="dxa"/>
-          </w:tcPr>
-          <w:p>
-            <w:r>
-              <w:rPr>
-                <w:sz w:val="16"/>
-              </w:rPr>
-              <w:t>VDRIVE_ADC_SPARE</w:t>
-            </w:r>
-          </w:p>
-        </w:tc>
-        <w:tc>
-          <w:tcPr>
-            <w:tcW w:w="6624" w:type="dxa"/>
-          </w:tcPr>
-          <w:p>
-            <w:r>
-              <w:rPr>
-                <w:sz w:val="16"/>
-              </w:rPr>
-              <w:t>Optional ADC sanity check / spare</w:t>
-            </w:r>
-          </w:p>
+            <w:tcW w:w="1291" w:type="dxa"/>
+          </w:tcPr>
+          <w:p>
+            <w:r>
+              <w:rPr>
+                <w:sz w:val="16"/>
+              </w:rPr>
+              <w:t>GPIO28</w:t>
+            </w:r>
+          </w:p>
+        </w:tc>
+        <w:tc>
+          <w:tcPr>
+            <w:tcW w:w="2865" w:type="dxa"/>
+          </w:tcPr>
+          <w:p/>
+        </w:tc>
+        <w:tc>
+          <w:tcPr>
+            <w:tcW w:w="6572" w:type="dxa"/>
+          </w:tcPr>
+          <w:p/>
         </w:tc>
       </w:tr>
       <w:tr>
@@ -5989,51 +5893,7 @@
         </w:trPr>
         <w:tc>
           <w:tcPr>
-            <w:tcW w:w="1296" w:type="dxa"/>
-          </w:tcPr>
-          <w:p>
-            <w:r>
-              <w:rPr>
-                <w:sz w:val="16"/>
-              </w:rPr>
-              <w:t>GPIO28</w:t>
-            </w:r>
-          </w:p>
-        </w:tc>
-        <w:tc>
-          <w:tcPr>
-            <w:tcW w:w="2880" w:type="dxa"/>
-          </w:tcPr>
-          <w:p>
-            <w:r>
-              <w:rPr>
-                <w:sz w:val="16"/>
-              </w:rPr>
-              <w:t>VARM_SCI_ADC_SPARE</w:t>
-            </w:r>
-          </w:p>
-        </w:tc>
-        <w:tc>
-          <w:tcPr>
-            <w:tcW w:w="6624" w:type="dxa"/>
-          </w:tcPr>
-          <w:p>
-            <w:r>
-              <w:rPr>
-                <w:sz w:val="16"/>
-              </w:rPr>
-              <w:t>Optional ADC sanity check / spare</w:t>
-            </w:r>
-          </w:p>
-        </w:tc>
-      </w:tr>
-      <w:tr>
-        <w:trPr>
-          <w:jc w:val="center"/>
-        </w:trPr>
-        <w:tc>
-          <w:tcPr>
-            <w:tcW w:w="1296" w:type="dxa"/>
+            <w:tcW w:w="1291" w:type="dxa"/>
           </w:tcPr>
           <w:p>
             <w:r>
@@ -6046,29 +5906,15 @@
         </w:tc>
         <w:tc>
           <w:tcPr>
-            <w:tcW w:w="2880" w:type="dxa"/>
-          </w:tcPr>
-          <w:p>
-            <w:r>
-              <w:rPr>
-                <w:sz w:val="16"/>
-              </w:rPr>
-              <w:t>SPARE_ADC_OR_BUTTON</w:t>
-            </w:r>
-          </w:p>
-        </w:tc>
-        <w:tc>
-          <w:tcPr>
-            <w:tcW w:w="6624" w:type="dxa"/>
-          </w:tcPr>
-          <w:p>
-            <w:r>
-              <w:rPr>
-                <w:sz w:val="16"/>
-              </w:rPr>
-              <w:t>Spare ADC or user/service button</w:t>
-            </w:r>
-          </w:p>
+            <w:tcW w:w="2865" w:type="dxa"/>
+          </w:tcPr>
+          <w:p/>
+        </w:tc>
+        <w:tc>
+          <w:tcPr>
+            <w:tcW w:w="6572" w:type="dxa"/>
+          </w:tcPr>
+          <w:p/>
         </w:tc>
       </w:tr>
     </w:tbl>
@@ -6083,7 +5929,15 @@
         <w:spacing w:before="160" w:after="80"/>
       </w:pPr>
       <w:r>
-        <w:t>6.3 Buffer and AND Gate Channel Use</w:t>
+        <w:t xml:space="preserve">6.3 Buffer and </w:t>
+      </w:r>
+      <w:proofErr w:type="spellStart"/>
+      <w:r>
+        <w:t>AND</w:t>
+      </w:r>
+      <w:proofErr w:type="spellEnd"/>
+      <w:r>
+        <w:t xml:space="preserve"> Gate Channel Use</w:t>
       </w:r>
     </w:p>
     <w:tbl>
@@ -6846,22 +6700,53 @@
       </w:r>
       <w:r>
         <w:br/>
-        <w:t xml:space="preserve">  temp_logic     @ 0x18</w:t>
+        <w:t xml:space="preserve">  </w:t>
+      </w:r>
+      <w:proofErr w:type="spellStart"/>
+      <w:r>
+        <w:t>temp_logic</w:t>
+      </w:r>
+      <w:proofErr w:type="spellEnd"/>
+      <w:r>
+        <w:t xml:space="preserve">     @ 0x18</w:t>
       </w:r>
       <w:r>
         <w:br/>
-        <w:t xml:space="preserve">  temp_drive     @ 0x19</w:t>
+        <w:t xml:space="preserve">  </w:t>
+      </w:r>
+      <w:proofErr w:type="spellStart"/>
+      <w:r>
+        <w:t>temp_drive</w:t>
+      </w:r>
+      <w:proofErr w:type="spellEnd"/>
+      <w:r>
+        <w:t xml:space="preserve">     @ 0x19</w:t>
       </w:r>
       <w:r>
         <w:br/>
-        <w:t xml:space="preserve">  temp_arm_sci   @ 0x1A</w:t>
+        <w:t xml:space="preserve">  </w:t>
+      </w:r>
+      <w:proofErr w:type="spellStart"/>
+      <w:r>
+        <w:t>temp_arm_sci</w:t>
+      </w:r>
+      <w:proofErr w:type="spellEnd"/>
+      <w:r>
+        <w:t xml:space="preserve">   @ 0x1A</w:t>
       </w:r>
       <w:r>
         <w:br/>
       </w:r>
       <w:r>
         <w:br/>
-        <w:t>gpio outputs:</w:t>
+      </w:r>
+      <w:proofErr w:type="spellStart"/>
+      <w:r>
+        <w:t>gpio</w:t>
+      </w:r>
+      <w:proofErr w:type="spellEnd"/>
+      <w:r>
+        <w:t xml:space="preserve"> outputs:</w:t>
       </w:r>
       <w:r>
         <w:br/>
@@ -6869,57 +6754,48 @@
       </w:r>
       <w:r>
         <w:br/>
-        <w:t xml:space="preserve">  arm_en</w:t>
-      </w:r>
+        <w:t xml:space="preserve">  </w:t>
+      </w:r>
+      <w:proofErr w:type="spellStart"/>
+      <w:r>
+        <w:t>arm_en</w:t>
+      </w:r>
+      <w:proofErr w:type="spellEnd"/>
       <w:r>
         <w:br/>
-        <w:t xml:space="preserve">  science_en</w:t>
-      </w:r>
+        <w:t xml:space="preserve">  </w:t>
+      </w:r>
+      <w:proofErr w:type="spellStart"/>
+      <w:r>
+        <w:t>science_en</w:t>
+      </w:r>
+      <w:proofErr w:type="spellEnd"/>
       <w:r>
         <w:br/>
-        <w:t xml:space="preserve">  aux_22_en</w:t>
-      </w:r>
-      <w:r>
+      </w:r>
+      <w:r>
+        <w:lastRenderedPageBreak/>
         <w:br/>
       </w:r>
-      <w:r>
-        <w:lastRenderedPageBreak/>
-        <w:t xml:space="preserve">  pdb_fault_out</w:t>
+      <w:proofErr w:type="spellStart"/>
+      <w:r>
+        <w:t>gpio</w:t>
+      </w:r>
+      <w:proofErr w:type="spellEnd"/>
+      <w:r>
+        <w:t xml:space="preserve"> inputs:</w:t>
       </w:r>
       <w:r>
         <w:br/>
-        <w:t xml:space="preserve">  tca4307_i2c0_en</w:t>
-      </w:r>
+        <w:t xml:space="preserve">  </w:t>
+      </w:r>
+      <w:proofErr w:type="spellStart"/>
+      <w:r>
+        <w:t>e_stop_status</w:t>
+      </w:r>
+      <w:proofErr w:type="spellEnd"/>
       <w:r>
         <w:br/>
-        <w:t xml:space="preserve">  tca4307_i2c1_en</w:t>
-      </w:r>
-      <w:r>
-        <w:br/>
-      </w:r>
-      <w:r>
-        <w:br/>
-        <w:t>gpio inputs:</w:t>
-      </w:r>
-      <w:r>
-        <w:br/>
-        <w:t xml:space="preserve">  e_stop_status</w:t>
-      </w:r>
-      <w:r>
-        <w:br/>
-        <w:t xml:space="preserve">  jetson_heartbeat_in</w:t>
-      </w:r>
-      <w:r>
-        <w:br/>
-        <w:t xml:space="preserve">  drive_fault_sum_in</w:t>
-      </w:r>
-      <w:r>
-        <w:br/>
-        <w:t xml:space="preserve">  arm_sci_fault_sum_in</w:t>
-      </w:r>
-      <w:r>
-        <w:br/>
-        <w:t xml:space="preserve">  logic_fault_in</w:t>
       </w:r>
     </w:p>
     <w:p>
@@ -7187,8 +7063,13 @@
         <w:spacing w:before="160" w:after="80"/>
       </w:pPr>
       <w:r>
-        <w:t>7.2 Recommended Stackup</w:t>
-      </w:r>
+        <w:t xml:space="preserve">7.2 Recommended </w:t>
+      </w:r>
+      <w:proofErr w:type="spellStart"/>
+      <w:r>
+        <w:t>Stackup</w:t>
+      </w:r>
+      <w:proofErr w:type="spellEnd"/>
     </w:p>
     <w:p>
       <w:pPr>
@@ -7627,8 +7508,15 @@
         <w:spacing w:before="160" w:after="80"/>
       </w:pPr>
       <w:r>
-        <w:lastRenderedPageBreak/>
-        <w:t>8. KiCad Schematic Sheet Plan</w:t>
+        <w:t xml:space="preserve">8. </w:t>
+      </w:r>
+      <w:proofErr w:type="spellStart"/>
+      <w:r>
+        <w:t>KiCad</w:t>
+      </w:r>
+      <w:proofErr w:type="spellEnd"/>
+      <w:r>
+        <w:t xml:space="preserve"> Schematic Sheet Plan</w:t>
       </w:r>
     </w:p>
     <w:tbl>
@@ -7743,7 +7631,14 @@
               <w:rPr>
                 <w:sz w:val="16"/>
               </w:rPr>
-              <w:t>Three XT60 battery inputs, E-stop screw terminal, E_STOP_NODE conditioning, full-system disconnect interface, input TVS/protection.</w:t>
+              <w:t xml:space="preserve">Three XT60 battery inputs, E-stop screw terminal, E_STOP_NODE conditioning, full-system disconnect interface, </w:t>
+            </w:r>
+            <w:r>
+              <w:rPr>
+                <w:sz w:val="16"/>
+              </w:rPr>
+              <w:lastRenderedPageBreak/>
+              <w:t>input TVS/protection.</w:t>
             </w:r>
           </w:p>
         </w:tc>
@@ -7761,6 +7656,7 @@
               <w:rPr>
                 <w:sz w:val="16"/>
               </w:rPr>
+              <w:lastRenderedPageBreak/>
               <w:t>02_RP2350_CONTROLLER</w:t>
             </w:r>
           </w:p>
@@ -8469,64 +8365,102 @@
       </w:r>
       <w:r>
         <w:br/>
-        <w:t>faults</w:t>
-      </w:r>
+        <w:t xml:space="preserve">rail drive1 </w:t>
+      </w:r>
+      <w:proofErr w:type="spellStart"/>
+      <w:r>
+        <w:t>on|off</w:t>
+      </w:r>
+      <w:proofErr w:type="spellEnd"/>
       <w:r>
         <w:br/>
-        <w:t>faults clear</w:t>
-      </w:r>
+        <w:t xml:space="preserve">rail drive2 </w:t>
+      </w:r>
+      <w:proofErr w:type="spellStart"/>
+      <w:r>
+        <w:t>on|off</w:t>
+      </w:r>
+      <w:proofErr w:type="spellEnd"/>
       <w:r>
         <w:br/>
-        <w:t>rail drive1 on|off</w:t>
-      </w:r>
+        <w:t xml:space="preserve">rail drive3 </w:t>
+      </w:r>
+      <w:proofErr w:type="spellStart"/>
+      <w:r>
+        <w:t>on|off</w:t>
+      </w:r>
+      <w:proofErr w:type="spellEnd"/>
       <w:r>
         <w:br/>
-        <w:t>rail drive2 on|off</w:t>
-      </w:r>
+        <w:t xml:space="preserve">rail drive4 </w:t>
+      </w:r>
+      <w:proofErr w:type="spellStart"/>
+      <w:r>
+        <w:t>on|off</w:t>
+      </w:r>
+      <w:proofErr w:type="spellEnd"/>
       <w:r>
         <w:br/>
-        <w:t>rail drive3 on|off</w:t>
-      </w:r>
+        <w:t xml:space="preserve">rail drive5 </w:t>
+      </w:r>
+      <w:proofErr w:type="spellStart"/>
+      <w:r>
+        <w:t>on|off</w:t>
+      </w:r>
+      <w:proofErr w:type="spellEnd"/>
       <w:r>
         <w:br/>
-        <w:t>rail drive4 on|off</w:t>
-      </w:r>
+        <w:t xml:space="preserve">rail drive6 </w:t>
+      </w:r>
+      <w:proofErr w:type="spellStart"/>
+      <w:r>
+        <w:t>on|off</w:t>
+      </w:r>
+      <w:proofErr w:type="spellEnd"/>
       <w:r>
         <w:br/>
-        <w:t>rail drive5 on|off</w:t>
-      </w:r>
+        <w:t xml:space="preserve">rail </w:t>
+      </w:r>
+      <w:proofErr w:type="spellStart"/>
+      <w:r>
+        <w:t>drive_all</w:t>
+      </w:r>
+      <w:proofErr w:type="spellEnd"/>
+      <w:r>
+        <w:t xml:space="preserve"> </w:t>
+      </w:r>
+      <w:proofErr w:type="spellStart"/>
+      <w:r>
+        <w:t>on|off</w:t>
+      </w:r>
+      <w:proofErr w:type="spellEnd"/>
       <w:r>
         <w:br/>
-        <w:t>rail drive6 on|off</w:t>
-      </w:r>
+        <w:t xml:space="preserve">rail arm </w:t>
+      </w:r>
+      <w:proofErr w:type="spellStart"/>
+      <w:r>
+        <w:t>on|off</w:t>
+      </w:r>
+      <w:proofErr w:type="spellEnd"/>
       <w:r>
         <w:br/>
-        <w:t>rail drive_all on|off</w:t>
-      </w:r>
+        <w:t xml:space="preserve">rail science </w:t>
+      </w:r>
+      <w:proofErr w:type="spellStart"/>
+      <w:r>
+        <w:t>on|off</w:t>
+      </w:r>
+      <w:proofErr w:type="spellEnd"/>
       <w:r>
         <w:br/>
-        <w:t>rail arm on|off</w:t>
-      </w:r>
-      <w:r>
-        <w:br/>
-        <w:t>rail science on|off</w:t>
-      </w:r>
-      <w:r>
-        <w:br/>
-        <w:t>rail aux22 on|off</w:t>
-      </w:r>
-      <w:r>
-        <w:br/>
-        <w:t>high_power disable</w:t>
-      </w:r>
-      <w:r>
-        <w:br/>
-        <w:t>heartbeat</w:t>
-      </w:r>
-      <w:r>
-        <w:br/>
-        <w:t>reboot_controller</w:t>
-      </w:r>
+        <w:t xml:space="preserve">rail aux22 </w:t>
+      </w:r>
+      <w:proofErr w:type="spellStart"/>
+      <w:r>
+        <w:t>on|off</w:t>
+      </w:r>
+      <w:proofErr w:type="spellEnd"/>
     </w:p>
     <w:p>
       <w:pPr>
@@ -8534,7 +8468,6 @@
         <w:spacing w:before="160" w:after="80"/>
       </w:pPr>
       <w:r>
-        <w:lastRenderedPageBreak/>
         <w:t>10. Validation and Bring-Up Plan</w:t>
       </w:r>
     </w:p>
@@ -8571,7 +8504,15 @@
         <w:spacing w:after="60"/>
       </w:pPr>
       <w:r>
-        <w:t>Run GPIO self-test into buffers and AND gates with no power stages populated if possible.</w:t>
+        <w:t xml:space="preserve">Run GPIO self-test into buffers and </w:t>
+      </w:r>
+      <w:proofErr w:type="spellStart"/>
+      <w:r>
+        <w:t>AND</w:t>
+      </w:r>
+      <w:proofErr w:type="spellEnd"/>
+      <w:r>
+        <w:t xml:space="preserve"> gates with no power stages populated if possible.</w:t>
       </w:r>
     </w:p>
     <w:p>
@@ -8598,6 +8539,7 @@
         <w:spacing w:after="60"/>
       </w:pPr>
       <w:r>
+        <w:lastRenderedPageBreak/>
         <w:t>Bring up I2C0 with no high-current load. Probe all INA780x addresses.</w:t>
       </w:r>
     </w:p>
@@ -8715,7 +8657,15 @@
         <w:spacing w:after="60"/>
       </w:pPr>
       <w:r>
-        <w:t>Every symbol exists in KiCad and matches the datasheet pinout.</w:t>
+        <w:t xml:space="preserve">Every symbol exists in </w:t>
+      </w:r>
+      <w:proofErr w:type="spellStart"/>
+      <w:r>
+        <w:t>KiCad</w:t>
+      </w:r>
+      <w:proofErr w:type="spellEnd"/>
+      <w:r>
+        <w:t xml:space="preserve"> and matches the datasheet pinout.</w:t>
       </w:r>
     </w:p>
     <w:p>
@@ -8724,7 +8674,15 @@
         <w:spacing w:after="60"/>
       </w:pPr>
       <w:r>
-        <w:t>Every footprint exists in KiCad and matches the manufacturer land pattern.</w:t>
+        <w:t xml:space="preserve">Every footprint exists in </w:t>
+      </w:r>
+      <w:proofErr w:type="spellStart"/>
+      <w:r>
+        <w:t>KiCad</w:t>
+      </w:r>
+      <w:proofErr w:type="spellEnd"/>
+      <w:r>
+        <w:t xml:space="preserve"> and matches the manufacturer land pattern.</w:t>
       </w:r>
     </w:p>
     <w:p>
@@ -8958,7 +8916,6 @@
         <w:spacing w:after="60"/>
       </w:pPr>
       <w:r>
-        <w:lastRenderedPageBreak/>
         <w:t>Firmware refuses to enable outputs when E-stop is asserted.</w:t>
       </w:r>
     </w:p>
@@ -8986,7 +8943,15 @@
         <w:spacing w:after="60"/>
       </w:pPr>
       <w:r>
-        <w:t>Firmware implements high_power disable command.</w:t>
+        <w:t xml:space="preserve">Firmware implements </w:t>
+      </w:r>
+      <w:proofErr w:type="spellStart"/>
+      <w:r>
+        <w:t>high_power</w:t>
+      </w:r>
+      <w:proofErr w:type="spellEnd"/>
+      <w:r>
+        <w:t xml:space="preserve"> disable command.</w:t>
       </w:r>
     </w:p>
     <w:p>
@@ -9004,6 +8969,7 @@
         <w:spacing w:before="160" w:after="80"/>
       </w:pPr>
       <w:r>
+        <w:lastRenderedPageBreak/>
         <w:t>12. Open Verification Items</w:t>
       </w:r>
     </w:p>
@@ -9209,7 +9175,15 @@
           </w:tcPr>
           <w:p>
             <w:r>
-              <w:t>Compare final controller sheet against Raspberry Pi official minimal design and the Bronco Space Lab BLVLink hardware v2.0 reference design before PCB routing.</w:t>
+              <w:t xml:space="preserve">Compare final controller sheet against Raspberry Pi official minimal design and the Bronco Space Lab </w:t>
+            </w:r>
+            <w:proofErr w:type="spellStart"/>
+            <w:r>
+              <w:t>BLVLink</w:t>
+            </w:r>
+            <w:proofErr w:type="spellEnd"/>
+            <w:r>
+              <w:t xml:space="preserve"> hardware v2.0 reference design before PCB routing.</w:t>
             </w:r>
           </w:p>
         </w:tc>
@@ -9386,7 +9360,23 @@
                   <w:color w:val="0563C1"/>
                   <w:u w:val="single"/>
                 </w:rPr>
-                <w:t>Bronco Space Lab BLVLink hardware v2.0 GitHub repository</w:t>
+                <w:t xml:space="preserve">Bronco Space Lab </w:t>
+              </w:r>
+              <w:proofErr w:type="spellStart"/>
+              <w:r>
+                <w:rPr>
+                  <w:color w:val="0563C1"/>
+                  <w:u w:val="single"/>
+                </w:rPr>
+                <w:t>BLVLink</w:t>
+              </w:r>
+              <w:proofErr w:type="spellEnd"/>
+              <w:r>
+                <w:rPr>
+                  <w:color w:val="0563C1"/>
+                  <w:u w:val="single"/>
+                </w:rPr>
+                <w:t xml:space="preserve"> hardware v2.0 GitHub repository</w:t>
               </w:r>
             </w:hyperlink>
           </w:p>
@@ -9397,7 +9387,15 @@
           </w:tcPr>
           <w:p>
             <w:r>
-              <w:t>RP2350 reference design cross-check. Use this repository to compare the custom controller sheet against known RP2350 support circuitry, including MCU schematic structure, USB, flash, crystal, SWD, BOOTSEL/RUN, and KiCad project organization before PCB routing.</w:t>
+              <w:t xml:space="preserve">RP2350 reference design cross-check. Use this repository to compare the custom controller sheet against known RP2350 support circuitry, including MCU schematic structure, USB, flash, crystal, SWD, BOOTSEL/RUN, and </w:t>
+            </w:r>
+            <w:proofErr w:type="spellStart"/>
+            <w:r>
+              <w:t>KiCad</w:t>
+            </w:r>
+            <w:proofErr w:type="spellEnd"/>
+            <w:r>
+              <w:t xml:space="preserve"> project organization before PCB routing.</w:t>
             </w:r>
           </w:p>
         </w:tc>
@@ -9628,8 +9626,13 @@
             <w:tcW w:w="5256" w:type="dxa"/>
           </w:tcPr>
           <w:p>
-            <w:r>
-              <w:t>Abracon ABM8-272-T3 listing</w:t>
+            <w:proofErr w:type="spellStart"/>
+            <w:r>
+              <w:t>Abracon</w:t>
+            </w:r>
+            <w:proofErr w:type="spellEnd"/>
+            <w:r>
+              <w:t xml:space="preserve"> ABM8-272-T3 listing</w:t>
             </w:r>
           </w:p>
         </w:tc>
@@ -10539,6 +10542,7 @@
   <w:style w:type="character" w:default="1" w:styleId="DefaultParagraphFont">
     <w:name w:val="Default Paragraph Font"/>
     <w:uiPriority w:val="1"/>
+    <w:semiHidden/>
     <w:unhideWhenUsed/>
   </w:style>
   <w:style w:type="table" w:default="1" w:styleId="TableNormal">

--- a/BILLEE_Rover_Control_Module_V1/PDB_Engineering_Requirements_and_Design_Guide_Rev_G.docx
+++ b/BILLEE_Rover_Control_Module_V1/PDB_Engineering_Requirements_and_Design_Guide_Rev_G.docx
@@ -129,21 +129,7 @@
               <w:rPr>
                 <w:sz w:val="16"/>
               </w:rPr>
-              <w:t xml:space="preserve">Replaced onboard RP2040/Pico concept with bare RP2350A baseline controller. Updated GPIO allocation, I2C topology, Zephyr bindings, </w:t>
-            </w:r>
-            <w:proofErr w:type="spellStart"/>
-            <w:r>
-              <w:rPr>
-                <w:sz w:val="16"/>
-              </w:rPr>
-              <w:t>KiCad</w:t>
-            </w:r>
-            <w:proofErr w:type="spellEnd"/>
-            <w:r>
-              <w:rPr>
-                <w:sz w:val="16"/>
-              </w:rPr>
-              <w:t xml:space="preserve"> sheet plan, and LCSC part list. Kept six drivetrain MOSFET branches and split ARM/SCIENCE rails. Removed MCP23017 from baseline.</w:t>
+              <w:t>Replaced onboard RP2040/Pico concept with bare RP2350A baseline controller. Updated GPIO allocation, I2C topology, Zephyr bindings, KiCad sheet plan, and LCSC part list. Kept six drivetrain MOSFET branches and split ARM/SCIENCE rails. Removed MCP23017 from baseline.</w:t>
             </w:r>
           </w:p>
         </w:tc>
@@ -232,15 +218,7 @@
         <w:spacing w:after="60"/>
       </w:pPr>
       <w:r>
-        <w:t xml:space="preserve">8. </w:t>
-      </w:r>
-      <w:proofErr w:type="spellStart"/>
-      <w:r>
-        <w:t>KiCad</w:t>
-      </w:r>
-      <w:proofErr w:type="spellEnd"/>
-      <w:r>
-        <w:t xml:space="preserve"> Schematic Sheet Plan</w:t>
+        <w:t>8. KiCad Schematic Sheet Plan</w:t>
       </w:r>
     </w:p>
     <w:p>
@@ -303,15 +281,7 @@
         <w:spacing w:after="60"/>
       </w:pPr>
       <w:r>
-        <w:t xml:space="preserve">Use Sections 2 and 3 to teach the architecture before opening </w:t>
-      </w:r>
-      <w:proofErr w:type="spellStart"/>
-      <w:r>
-        <w:t>KiCad</w:t>
-      </w:r>
-      <w:proofErr w:type="spellEnd"/>
-      <w:r>
-        <w:t>.</w:t>
+        <w:t>Use Sections 2 and 3 to teach the architecture before opening KiCad.</w:t>
       </w:r>
     </w:p>
     <w:p>
@@ -419,15 +389,7 @@
         <w:spacing w:after="60"/>
       </w:pPr>
       <w:r>
-        <w:t xml:space="preserve">The schematic shall follow the Raspberry Pi RP2350 hardware design guide and the Bronco Space Lab </w:t>
-      </w:r>
-      <w:proofErr w:type="spellStart"/>
-      <w:r>
-        <w:t>BLVLink</w:t>
-      </w:r>
-      <w:proofErr w:type="spellEnd"/>
-      <w:r>
-        <w:t xml:space="preserve"> hardware v2.0 reference design for RP2350 support circuitry.</w:t>
+        <w:t>The schematic shall follow the Raspberry Pi RP2350 hardware design guide and the Bronco Space Lab BLVLink hardware v2.0 reference design for RP2350 support circuitry.</w:t>
       </w:r>
     </w:p>
     <w:p>
@@ -837,15 +799,7 @@
         <w:spacing w:after="60"/>
       </w:pPr>
       <w:r>
-        <w:t xml:space="preserve">Each drivetrain branch shall have one dedicated native RP2350 </w:t>
-      </w:r>
-      <w:proofErr w:type="spellStart"/>
-      <w:r>
-        <w:t>DRIVE_EN_x</w:t>
-      </w:r>
-      <w:proofErr w:type="spellEnd"/>
-      <w:r>
-        <w:t xml:space="preserve"> GPIO.</w:t>
+        <w:t>Each drivetrain branch shall have one dedicated native RP2350 DRIVE_EN_x GPIO.</w:t>
       </w:r>
     </w:p>
     <w:p>
@@ -854,15 +808,7 @@
         <w:spacing w:after="60"/>
       </w:pPr>
       <w:r>
-        <w:t xml:space="preserve">Each </w:t>
-      </w:r>
-      <w:proofErr w:type="spellStart"/>
-      <w:r>
-        <w:t>DRIVE_EN_x</w:t>
-      </w:r>
-      <w:proofErr w:type="spellEnd"/>
-      <w:r>
-        <w:t xml:space="preserve"> signal shall pass through the GPIO buffer and E-stop gate before reaching the gate-driver input.</w:t>
+        <w:t>Each DRIVE_EN_x signal shall pass through the GPIO buffer and E-stop gate before reaching the gate-driver input.</w:t>
       </w:r>
     </w:p>
     <w:p>
@@ -1078,15 +1024,7 @@
         <w:spacing w:after="60"/>
       </w:pPr>
       <w:r>
-        <w:t xml:space="preserve">The GPIO buffer and </w:t>
-      </w:r>
-      <w:proofErr w:type="spellStart"/>
-      <w:r>
-        <w:t>AND</w:t>
-      </w:r>
-      <w:proofErr w:type="spellEnd"/>
-      <w:r>
-        <w:t xml:space="preserve"> gates shall be powered from the 3.3 V housekeeping rail.</w:t>
+        <w:t>The GPIO buffer and AND gates shall be powered from the 3.3 V housekeeping rail.</w:t>
       </w:r>
     </w:p>
     <w:p>
@@ -1323,20 +1261,20 @@
       </w:r>
       <w:r>
         <w:br/>
-        <w:t xml:space="preserve">RP2350 </w:t>
-      </w:r>
-      <w:proofErr w:type="spellStart"/>
-      <w:r>
-        <w:t>DRIVE_EN_x</w:t>
-      </w:r>
-      <w:proofErr w:type="spellEnd"/>
+        <w:t>RP2350 DRIVE_EN_x</w:t>
+      </w:r>
       <w:r>
         <w:br/>
         <w:t xml:space="preserve">   |</w:t>
       </w:r>
       <w:r>
         <w:br/>
-        <w:t>SN74LVC244APWR GPIO buffer</w:t>
+      </w:r>
+      <w:r>
+        <w:t>TXS0108EPWR</w:t>
+      </w:r>
+      <w:r>
+        <w:t xml:space="preserve"> GPIO buffer</w:t>
       </w:r>
       <w:r>
         <w:br/>
@@ -2176,10 +2114,7 @@
           </w:tcPr>
           <w:p>
             <w:r>
-              <w:rPr>
-                <w:sz w:val="16"/>
-              </w:rPr>
-              <w:t>SN74LVC244APWR</w:t>
+              <w:t>TXS0108EPWR</w:t>
             </w:r>
           </w:p>
         </w:tc>
@@ -2192,7 +2127,7 @@
               <w:rPr>
                 <w:sz w:val="16"/>
               </w:rPr>
-              <w:t>C7668</w:t>
+              <w:t>C17206</w:t>
             </w:r>
           </w:p>
         </w:tc>
@@ -2215,10 +2150,7 @@
           </w:tcPr>
           <w:p>
             <w:r>
-              <w:rPr>
-                <w:sz w:val="16"/>
-              </w:rPr>
-              <w:t>2</w:t>
+              <w:t>1</w:t>
             </w:r>
           </w:p>
         </w:tc>
@@ -2231,7 +2163,19 @@
               <w:rPr>
                 <w:sz w:val="16"/>
               </w:rPr>
-              <w:t>Buffers all RP2350-controlled enable outputs. 16 total buffer channels.</w:t>
+              <w:t xml:space="preserve">Buffers all RP2350-controlled enable outputs. </w:t>
+            </w:r>
+            <w:r>
+              <w:rPr>
+                <w:sz w:val="16"/>
+              </w:rPr>
+              <w:t>1</w:t>
+            </w:r>
+            <w:r>
+              <w:rPr>
+                <w:sz w:val="16"/>
+              </w:rPr>
+              <w:t xml:space="preserve"> total buffer channels.</w:t>
             </w:r>
           </w:p>
         </w:tc>
@@ -2450,27 +2394,11 @@
             </w:r>
             <w:r>
               <w:br/>
-              <w:t xml:space="preserve">Since this </w:t>
-            </w:r>
-            <w:proofErr w:type="spellStart"/>
-            <w:r>
-              <w:t>mosfet</w:t>
-            </w:r>
-            <w:proofErr w:type="spellEnd"/>
-            <w:r>
-              <w:t xml:space="preserve"> after about ~8v reaches its </w:t>
+              <w:t xml:space="preserve">Since this mosfet after about ~8v reaches its </w:t>
             </w:r>
             <w:r>
               <w:lastRenderedPageBreak/>
-              <w:t xml:space="preserve">“peak” current capabilities, you can set the </w:t>
-            </w:r>
-            <w:proofErr w:type="spellStart"/>
-            <w:r>
-              <w:t>vcc</w:t>
-            </w:r>
-            <w:proofErr w:type="spellEnd"/>
-            <w:r>
-              <w:t xml:space="preserve"> of this to be on the 12v rail output</w:t>
+              <w:t>“peak” current capabilities, you can set the vcc of this to be on the 12v rail output</w:t>
             </w:r>
           </w:p>
         </w:tc>
@@ -2974,15 +2902,7 @@
               <w:br/>
             </w:r>
             <w:r>
-              <w:t xml:space="preserve">Jetson power + </w:t>
-            </w:r>
-            <w:proofErr w:type="spellStart"/>
-            <w:r>
-              <w:t>networkswitch</w:t>
-            </w:r>
-            <w:proofErr w:type="spellEnd"/>
-            <w:r>
-              <w:t xml:space="preserve"> + POE will use screw terminal blocks</w:t>
+              <w:t>Jetson power + networkswitch + POE will use screw terminal blocks</w:t>
             </w:r>
           </w:p>
         </w:tc>
@@ -5929,15 +5849,7 @@
         <w:spacing w:before="160" w:after="80"/>
       </w:pPr>
       <w:r>
-        <w:t xml:space="preserve">6.3 Buffer and </w:t>
-      </w:r>
-      <w:proofErr w:type="spellStart"/>
-      <w:r>
-        <w:t>AND</w:t>
-      </w:r>
-      <w:proofErr w:type="spellEnd"/>
-      <w:r>
-        <w:t xml:space="preserve"> Gate Channel Use</w:t>
+        <w:t>6.3 Buffer and AND Gate Channel Use</w:t>
       </w:r>
     </w:p>
     <w:tbl>
@@ -6700,53 +6612,22 @@
       </w:r>
       <w:r>
         <w:br/>
-        <w:t xml:space="preserve">  </w:t>
-      </w:r>
-      <w:proofErr w:type="spellStart"/>
-      <w:r>
-        <w:t>temp_logic</w:t>
-      </w:r>
-      <w:proofErr w:type="spellEnd"/>
-      <w:r>
-        <w:t xml:space="preserve">     @ 0x18</w:t>
+        <w:t xml:space="preserve">  temp_logic     @ 0x18</w:t>
       </w:r>
       <w:r>
         <w:br/>
-        <w:t xml:space="preserve">  </w:t>
-      </w:r>
-      <w:proofErr w:type="spellStart"/>
-      <w:r>
-        <w:t>temp_drive</w:t>
-      </w:r>
-      <w:proofErr w:type="spellEnd"/>
-      <w:r>
-        <w:t xml:space="preserve">     @ 0x19</w:t>
+        <w:t xml:space="preserve">  temp_drive     @ 0x19</w:t>
       </w:r>
       <w:r>
         <w:br/>
-        <w:t xml:space="preserve">  </w:t>
-      </w:r>
-      <w:proofErr w:type="spellStart"/>
-      <w:r>
-        <w:t>temp_arm_sci</w:t>
-      </w:r>
-      <w:proofErr w:type="spellEnd"/>
-      <w:r>
-        <w:t xml:space="preserve">   @ 0x1A</w:t>
+        <w:t xml:space="preserve">  temp_arm_sci   @ 0x1A</w:t>
       </w:r>
       <w:r>
         <w:br/>
       </w:r>
       <w:r>
         <w:br/>
-      </w:r>
-      <w:proofErr w:type="spellStart"/>
-      <w:r>
-        <w:t>gpio</w:t>
-      </w:r>
-      <w:proofErr w:type="spellEnd"/>
-      <w:r>
-        <w:t xml:space="preserve"> outputs:</w:t>
+        <w:t>gpio outputs:</w:t>
       </w:r>
       <w:r>
         <w:br/>
@@ -6754,46 +6635,24 @@
       </w:r>
       <w:r>
         <w:br/>
-        <w:t xml:space="preserve">  </w:t>
-      </w:r>
-      <w:proofErr w:type="spellStart"/>
-      <w:r>
-        <w:t>arm_en</w:t>
-      </w:r>
-      <w:proofErr w:type="spellEnd"/>
+        <w:t xml:space="preserve">  arm_en</w:t>
+      </w:r>
       <w:r>
         <w:br/>
-        <w:t xml:space="preserve">  </w:t>
-      </w:r>
-      <w:proofErr w:type="spellStart"/>
-      <w:r>
-        <w:t>science_en</w:t>
-      </w:r>
-      <w:proofErr w:type="spellEnd"/>
+        <w:t xml:space="preserve">  science_en</w:t>
+      </w:r>
       <w:r>
         <w:br/>
       </w:r>
       <w:r>
         <w:lastRenderedPageBreak/>
         <w:br/>
-      </w:r>
-      <w:proofErr w:type="spellStart"/>
-      <w:r>
-        <w:t>gpio</w:t>
-      </w:r>
-      <w:proofErr w:type="spellEnd"/>
-      <w:r>
-        <w:t xml:space="preserve"> inputs:</w:t>
+        <w:t>gpio inputs:</w:t>
       </w:r>
       <w:r>
         <w:br/>
-        <w:t xml:space="preserve">  </w:t>
-      </w:r>
-      <w:proofErr w:type="spellStart"/>
-      <w:r>
-        <w:t>e_stop_status</w:t>
-      </w:r>
-      <w:proofErr w:type="spellEnd"/>
+        <w:t xml:space="preserve">  e_stop_status</w:t>
+      </w:r>
       <w:r>
         <w:br/>
       </w:r>
@@ -7063,13 +6922,8 @@
         <w:spacing w:before="160" w:after="80"/>
       </w:pPr>
       <w:r>
-        <w:t xml:space="preserve">7.2 Recommended </w:t>
-      </w:r>
-      <w:proofErr w:type="spellStart"/>
-      <w:r>
-        <w:t>Stackup</w:t>
-      </w:r>
-      <w:proofErr w:type="spellEnd"/>
+        <w:t>7.2 Recommended Stackup</w:t>
+      </w:r>
     </w:p>
     <w:p>
       <w:pPr>
@@ -7508,15 +7362,7 @@
         <w:spacing w:before="160" w:after="80"/>
       </w:pPr>
       <w:r>
-        <w:t xml:space="preserve">8. </w:t>
-      </w:r>
-      <w:proofErr w:type="spellStart"/>
-      <w:r>
-        <w:t>KiCad</w:t>
-      </w:r>
-      <w:proofErr w:type="spellEnd"/>
-      <w:r>
-        <w:t xml:space="preserve"> Schematic Sheet Plan</w:t>
+        <w:t>8. KiCad Schematic Sheet Plan</w:t>
       </w:r>
     </w:p>
     <w:tbl>
@@ -8365,102 +8211,44 @@
       </w:r>
       <w:r>
         <w:br/>
-        <w:t xml:space="preserve">rail drive1 </w:t>
-      </w:r>
-      <w:proofErr w:type="spellStart"/>
-      <w:r>
-        <w:t>on|off</w:t>
-      </w:r>
-      <w:proofErr w:type="spellEnd"/>
+        <w:t>rail drive1 on|off</w:t>
+      </w:r>
       <w:r>
         <w:br/>
-        <w:t xml:space="preserve">rail drive2 </w:t>
-      </w:r>
-      <w:proofErr w:type="spellStart"/>
-      <w:r>
-        <w:t>on|off</w:t>
-      </w:r>
-      <w:proofErr w:type="spellEnd"/>
+        <w:t>rail drive2 on|off</w:t>
+      </w:r>
       <w:r>
         <w:br/>
-        <w:t xml:space="preserve">rail drive3 </w:t>
-      </w:r>
-      <w:proofErr w:type="spellStart"/>
-      <w:r>
-        <w:t>on|off</w:t>
-      </w:r>
-      <w:proofErr w:type="spellEnd"/>
+        <w:t>rail drive3 on|off</w:t>
+      </w:r>
       <w:r>
         <w:br/>
-        <w:t xml:space="preserve">rail drive4 </w:t>
-      </w:r>
-      <w:proofErr w:type="spellStart"/>
-      <w:r>
-        <w:t>on|off</w:t>
-      </w:r>
-      <w:proofErr w:type="spellEnd"/>
+        <w:t>rail drive4 on|off</w:t>
+      </w:r>
       <w:r>
         <w:br/>
-        <w:t xml:space="preserve">rail drive5 </w:t>
-      </w:r>
-      <w:proofErr w:type="spellStart"/>
-      <w:r>
-        <w:t>on|off</w:t>
-      </w:r>
-      <w:proofErr w:type="spellEnd"/>
+        <w:t>rail drive5 on|off</w:t>
+      </w:r>
       <w:r>
         <w:br/>
-        <w:t xml:space="preserve">rail drive6 </w:t>
-      </w:r>
-      <w:proofErr w:type="spellStart"/>
-      <w:r>
-        <w:t>on|off</w:t>
-      </w:r>
-      <w:proofErr w:type="spellEnd"/>
+        <w:t>rail drive6 on|off</w:t>
+      </w:r>
       <w:r>
         <w:br/>
-        <w:t xml:space="preserve">rail </w:t>
-      </w:r>
-      <w:proofErr w:type="spellStart"/>
-      <w:r>
-        <w:t>drive_all</w:t>
-      </w:r>
-      <w:proofErr w:type="spellEnd"/>
-      <w:r>
-        <w:t xml:space="preserve"> </w:t>
-      </w:r>
-      <w:proofErr w:type="spellStart"/>
-      <w:r>
-        <w:t>on|off</w:t>
-      </w:r>
-      <w:proofErr w:type="spellEnd"/>
+        <w:t>rail drive_all on|off</w:t>
+      </w:r>
       <w:r>
         <w:br/>
-        <w:t xml:space="preserve">rail arm </w:t>
-      </w:r>
-      <w:proofErr w:type="spellStart"/>
-      <w:r>
-        <w:t>on|off</w:t>
-      </w:r>
-      <w:proofErr w:type="spellEnd"/>
+        <w:t>rail arm on|off</w:t>
+      </w:r>
       <w:r>
         <w:br/>
-        <w:t xml:space="preserve">rail science </w:t>
-      </w:r>
-      <w:proofErr w:type="spellStart"/>
-      <w:r>
-        <w:t>on|off</w:t>
-      </w:r>
-      <w:proofErr w:type="spellEnd"/>
+        <w:t>rail science on|off</w:t>
+      </w:r>
       <w:r>
         <w:br/>
-        <w:t xml:space="preserve">rail aux22 </w:t>
-      </w:r>
-      <w:proofErr w:type="spellStart"/>
-      <w:r>
-        <w:t>on|off</w:t>
-      </w:r>
-      <w:proofErr w:type="spellEnd"/>
+        <w:t>rail aux22 on|off</w:t>
+      </w:r>
     </w:p>
     <w:p>
       <w:pPr>
@@ -8504,15 +8292,7 @@
         <w:spacing w:after="60"/>
       </w:pPr>
       <w:r>
-        <w:t xml:space="preserve">Run GPIO self-test into buffers and </w:t>
-      </w:r>
-      <w:proofErr w:type="spellStart"/>
-      <w:r>
-        <w:t>AND</w:t>
-      </w:r>
-      <w:proofErr w:type="spellEnd"/>
-      <w:r>
-        <w:t xml:space="preserve"> gates with no power stages populated if possible.</w:t>
+        <w:t>Run GPIO self-test into buffers and AND gates with no power stages populated if possible.</w:t>
       </w:r>
     </w:p>
     <w:p>
@@ -8657,15 +8437,7 @@
         <w:spacing w:after="60"/>
       </w:pPr>
       <w:r>
-        <w:t xml:space="preserve">Every symbol exists in </w:t>
-      </w:r>
-      <w:proofErr w:type="spellStart"/>
-      <w:r>
-        <w:t>KiCad</w:t>
-      </w:r>
-      <w:proofErr w:type="spellEnd"/>
-      <w:r>
-        <w:t xml:space="preserve"> and matches the datasheet pinout.</w:t>
+        <w:t>Every symbol exists in KiCad and matches the datasheet pinout.</w:t>
       </w:r>
     </w:p>
     <w:p>
@@ -8674,15 +8446,7 @@
         <w:spacing w:after="60"/>
       </w:pPr>
       <w:r>
-        <w:t xml:space="preserve">Every footprint exists in </w:t>
-      </w:r>
-      <w:proofErr w:type="spellStart"/>
-      <w:r>
-        <w:t>KiCad</w:t>
-      </w:r>
-      <w:proofErr w:type="spellEnd"/>
-      <w:r>
-        <w:t xml:space="preserve"> and matches the manufacturer land pattern.</w:t>
+        <w:t>Every footprint exists in KiCad and matches the manufacturer land pattern.</w:t>
       </w:r>
     </w:p>
     <w:p>
@@ -8943,15 +8707,7 @@
         <w:spacing w:after="60"/>
       </w:pPr>
       <w:r>
-        <w:t xml:space="preserve">Firmware implements </w:t>
-      </w:r>
-      <w:proofErr w:type="spellStart"/>
-      <w:r>
-        <w:t>high_power</w:t>
-      </w:r>
-      <w:proofErr w:type="spellEnd"/>
-      <w:r>
-        <w:t xml:space="preserve"> disable command.</w:t>
+        <w:t>Firmware implements high_power disable command.</w:t>
       </w:r>
     </w:p>
     <w:p>
@@ -9175,15 +8931,7 @@
           </w:tcPr>
           <w:p>
             <w:r>
-              <w:t xml:space="preserve">Compare final controller sheet against Raspberry Pi official minimal design and the Bronco Space Lab </w:t>
-            </w:r>
-            <w:proofErr w:type="spellStart"/>
-            <w:r>
-              <w:t>BLVLink</w:t>
-            </w:r>
-            <w:proofErr w:type="spellEnd"/>
-            <w:r>
-              <w:t xml:space="preserve"> hardware v2.0 reference design before PCB routing.</w:t>
+              <w:t>Compare final controller sheet against Raspberry Pi official minimal design and the Bronco Space Lab BLVLink hardware v2.0 reference design before PCB routing.</w:t>
             </w:r>
           </w:p>
         </w:tc>
@@ -9360,23 +9108,7 @@
                   <w:color w:val="0563C1"/>
                   <w:u w:val="single"/>
                 </w:rPr>
-                <w:t xml:space="preserve">Bronco Space Lab </w:t>
-              </w:r>
-              <w:proofErr w:type="spellStart"/>
-              <w:r>
-                <w:rPr>
-                  <w:color w:val="0563C1"/>
-                  <w:u w:val="single"/>
-                </w:rPr>
-                <w:t>BLVLink</w:t>
-              </w:r>
-              <w:proofErr w:type="spellEnd"/>
-              <w:r>
-                <w:rPr>
-                  <w:color w:val="0563C1"/>
-                  <w:u w:val="single"/>
-                </w:rPr>
-                <w:t xml:space="preserve"> hardware v2.0 GitHub repository</w:t>
+                <w:t>Bronco Space Lab BLVLink hardware v2.0 GitHub repository</w:t>
               </w:r>
             </w:hyperlink>
           </w:p>
@@ -9387,15 +9119,7 @@
           </w:tcPr>
           <w:p>
             <w:r>
-              <w:t xml:space="preserve">RP2350 reference design cross-check. Use this repository to compare the custom controller sheet against known RP2350 support circuitry, including MCU schematic structure, USB, flash, crystal, SWD, BOOTSEL/RUN, and </w:t>
-            </w:r>
-            <w:proofErr w:type="spellStart"/>
-            <w:r>
-              <w:t>KiCad</w:t>
-            </w:r>
-            <w:proofErr w:type="spellEnd"/>
-            <w:r>
-              <w:t xml:space="preserve"> project organization before PCB routing.</w:t>
+              <w:t>RP2350 reference design cross-check. Use this repository to compare the custom controller sheet against known RP2350 support circuitry, including MCU schematic structure, USB, flash, crystal, SWD, BOOTSEL/RUN, and KiCad project organization before PCB routing.</w:t>
             </w:r>
           </w:p>
         </w:tc>
@@ -9626,13 +9350,8 @@
             <w:tcW w:w="5256" w:type="dxa"/>
           </w:tcPr>
           <w:p>
-            <w:proofErr w:type="spellStart"/>
-            <w:r>
-              <w:t>Abracon</w:t>
-            </w:r>
-            <w:proofErr w:type="spellEnd"/>
-            <w:r>
-              <w:t xml:space="preserve"> ABM8-272-T3 listing</w:t>
+            <w:r>
+              <w:t>Abracon ABM8-272-T3 listing</w:t>
             </w:r>
           </w:p>
         </w:tc>
